--- a/uploads/Sr.DevOps resume.docx
+++ b/uploads/Sr.DevOps resume.docx
@@ -246,7 +246,7 @@
           </mc:Choice>
           <mc:Fallback>
             <w:pict>
-              <v:rect w14:anchorId="02EBCEAE" id="Rectangle 1" o:spid="_x0000_s1026" style="position:absolute;margin-left:351.5pt;margin-top:-1pt;width:233pt;height:66pt;z-index:251659264;visibility:visible;mso-wrap-style:square;mso-wrap-distance-left:9pt;mso-wrap-distance-top:0;mso-wrap-distance-right:9pt;mso-wrap-distance-bottom:0;mso-position-horizontal:absolute;mso-position-horizontal-relative:text;mso-position-vertical:absolute;mso-position-vertical-relative:text;v-text-anchor:middle" o:gfxdata="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" filled="f" stroked="f" strokeweight="1pt">
+              <v:rect w14:anchorId="02EBCEAE" id="Rectangle 1" o:spid="_x0000_s1026" style="position:absolute;left:0;text-align:left;margin-left:351.5pt;margin-top:-1pt;width:233pt;height:66pt;z-index:251659264;visibility:visible;mso-wrap-style:square;mso-wrap-distance-left:9pt;mso-wrap-distance-top:0;mso-wrap-distance-right:9pt;mso-wrap-distance-bottom:0;mso-position-horizontal:absolute;mso-position-horizontal-relative:text;mso-position-vertical:absolute;mso-position-vertical-relative:text;v-text-anchor:middle" o:gfxdata="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" filled="f" stroked="f" strokeweight="1pt">
                 <v:textbox>
                   <w:txbxContent>
                     <w:p>
@@ -276,7 +276,7 @@
                                     </pic:cNvPicPr>
                                   </pic:nvPicPr>
                                   <pic:blipFill>
-                                    <a:blip r:embed="rId10" cstate="print"/>
+                                    <a:blip r:embed="rId7" cstate="print"/>
                                     <a:srcRect/>
                                     <a:stretch>
                                       <a:fillRect/>
@@ -327,7 +327,7 @@
                                     </pic:cNvPicPr>
                                   </pic:nvPicPr>
                                   <pic:blipFill>
-                                    <a:blip r:embed="rId11" cstate="print"/>
+                                    <a:blip r:embed="rId8" cstate="print"/>
                                     <a:srcRect/>
                                     <a:stretch>
                                       <a:fillRect/>
@@ -378,7 +378,7 @@
                                     </pic:cNvPicPr>
                                   </pic:nvPicPr>
                                   <pic:blipFill>
-                                    <a:blip r:embed="rId12" cstate="print"/>
+                                    <a:blip r:embed="rId9" cstate="print"/>
                                     <a:srcRect/>
                                     <a:stretch>
                                       <a:fillRect/>
@@ -422,6 +422,7 @@
         <w:t xml:space="preserve"> </w:t>
       </w:r>
       <w:proofErr w:type="spellStart"/>
+      <w:proofErr w:type="gramStart"/>
       <w:r>
         <w:rPr>
           <w:rFonts w:ascii="Tenorite" w:hAnsi="Tenorite"/>
@@ -443,6 +444,7 @@
         <w:t>DevOps</w:t>
       </w:r>
       <w:proofErr w:type="spellEnd"/>
+      <w:proofErr w:type="gramEnd"/>
       <w:r>
         <w:rPr>
           <w:rFonts w:ascii="Tenorite" w:hAnsi="Tenorite"/>
@@ -560,7 +562,7 @@
         </w:rPr>
         <w:t xml:space="preserve"> </w:t>
       </w:r>
-      <w:hyperlink r:id="rId13" w:history="1">
+      <w:hyperlink r:id="rId10" w:history="1">
         <w:r>
           <w:rPr>
             <w:rStyle w:val="Hyperlink"/>
@@ -589,7 +591,7 @@
         </w:rPr>
         <w:t xml:space="preserve">LinkedIn: </w:t>
       </w:r>
-      <w:hyperlink r:id="rId14" w:history="1">
+      <w:hyperlink r:id="rId11" w:history="1">
         <w:r>
           <w:rPr>
             <w:rStyle w:val="Hyperlink"/>
@@ -679,41 +681,496 @@
           <w:szCs w:val="18"/>
           <w:shd w:val="clear" w:color="auto" w:fill="FFFFFF"/>
         </w:rPr>
-        <w:t>+</w:t>
-      </w:r>
-      <w:r>
-        <w:rPr>
-          <w:rFonts w:ascii="Tenorite" w:hAnsi="Tenorite" w:cstheme="minorHAnsi"/>
-          <w:color w:val="000000" w:themeColor="text1"/>
-          <w:sz w:val="18"/>
-          <w:szCs w:val="18"/>
-          <w:shd w:val="clear" w:color="auto" w:fill="FFFFFF"/>
-        </w:rPr>
-        <w:t xml:space="preserve"> years of comprehensive experience in the areas of DevOps, AWS Cloud, CI/CD pipeline, Configuration Management Build/Release Management and Linux/Windows Administration.</w:t>
-      </w:r>
-    </w:p>
-    <w:p>
-      <w:pPr>
-        <w:pStyle w:val="ListParagraph"/>
-        <w:numPr>
-          <w:ilvl w:val="0"/>
-          <w:numId w:val="7"/>
-        </w:numPr>
-        <w:spacing w:line="276" w:lineRule="auto"/>
-        <w:rPr>
-          <w:rFonts w:ascii="Tenorite" w:eastAsia="Verdana" w:hAnsi="Tenorite" w:cstheme="minorHAnsi"/>
+        <w:t xml:space="preserve"> </w:t>
+      </w:r>
+      <w:r>
+        <w:rPr>
+          <w:rFonts w:ascii="Tenorite" w:hAnsi="Tenorite" w:cstheme="minorHAnsi"/>
+          <w:color w:val="000000" w:themeColor="text1"/>
+          <w:sz w:val="18"/>
+          <w:szCs w:val="18"/>
+          <w:shd w:val="clear" w:color="auto" w:fill="FFFFFF"/>
+        </w:rPr>
+        <w:t xml:space="preserve">years of comprehensive experience in the areas of DevOps, </w:t>
+      </w:r>
+      <w:r>
+        <w:rPr>
+          <w:rFonts w:ascii="Tenorite" w:hAnsi="Tenorite" w:cstheme="minorHAnsi"/>
+          <w:color w:val="000000" w:themeColor="text1"/>
+          <w:sz w:val="18"/>
+          <w:szCs w:val="18"/>
+          <w:shd w:val="clear" w:color="auto" w:fill="FFFFFF"/>
+        </w:rPr>
+        <w:t xml:space="preserve">Java EE, </w:t>
+      </w:r>
+      <w:r>
+        <w:rPr>
+          <w:rFonts w:ascii="Tenorite" w:hAnsi="Tenorite" w:cstheme="minorHAnsi"/>
+          <w:color w:val="000000" w:themeColor="text1"/>
+          <w:sz w:val="18"/>
+          <w:szCs w:val="18"/>
+          <w:shd w:val="clear" w:color="auto" w:fill="FFFFFF"/>
+        </w:rPr>
+        <w:t>GCP</w:t>
+      </w:r>
+      <w:r>
+        <w:rPr>
+          <w:rFonts w:ascii="Tenorite" w:hAnsi="Tenorite" w:cstheme="minorHAnsi"/>
+          <w:color w:val="000000" w:themeColor="text1"/>
+          <w:sz w:val="18"/>
+          <w:szCs w:val="18"/>
+          <w:shd w:val="clear" w:color="auto" w:fill="FFFFFF"/>
+        </w:rPr>
+        <w:t xml:space="preserve"> Cloud, CI/CD pipeline, Configuration Management Build/Release Management and Linux/Windows Administration</w:t>
+      </w:r>
+      <w:r>
+        <w:rPr>
+          <w:rFonts w:ascii="Tenorite" w:hAnsi="Tenorite" w:cstheme="minorHAnsi"/>
+          <w:color w:val="000000" w:themeColor="text1"/>
+          <w:sz w:val="18"/>
+          <w:szCs w:val="18"/>
+          <w:shd w:val="clear" w:color="auto" w:fill="FFFFFF"/>
+        </w:rPr>
+        <w:t>.</w:t>
+      </w:r>
+    </w:p>
+    <w:p>
+      <w:pPr>
+        <w:pStyle w:val="ListParagraph"/>
+        <w:numPr>
+          <w:ilvl w:val="0"/>
+          <w:numId w:val="7"/>
+        </w:numPr>
+        <w:spacing w:line="276" w:lineRule="auto"/>
+        <w:rPr>
+          <w:rFonts w:ascii="Tenorite" w:hAnsi="Tenorite" w:cstheme="minorHAnsi"/>
+          <w:color w:val="000000" w:themeColor="text1"/>
+          <w:sz w:val="18"/>
+          <w:szCs w:val="18"/>
+          <w:shd w:val="clear" w:color="auto" w:fill="FFFFFF"/>
+        </w:rPr>
+      </w:pPr>
+      <w:r>
+        <w:rPr>
+          <w:rFonts w:ascii="Tenorite" w:hAnsi="Tenorite" w:cstheme="minorHAnsi"/>
+          <w:color w:val="000000" w:themeColor="text1"/>
+          <w:sz w:val="18"/>
+          <w:szCs w:val="18"/>
+          <w:shd w:val="clear" w:color="auto" w:fill="FFFFFF"/>
+        </w:rPr>
+        <w:t>Experience working with SIP protocol and VoIP infrastructure including troubleshooting SIP signaling, call flows, and media routing.</w:t>
+      </w:r>
+    </w:p>
+    <w:p>
+      <w:pPr>
+        <w:pStyle w:val="ListParagraph"/>
+        <w:numPr>
+          <w:ilvl w:val="0"/>
+          <w:numId w:val="7"/>
+        </w:numPr>
+        <w:spacing w:line="276" w:lineRule="auto"/>
+        <w:rPr>
+          <w:rFonts w:ascii="Tenorite" w:hAnsi="Tenorite" w:cstheme="minorHAnsi"/>
+          <w:color w:val="000000" w:themeColor="text1"/>
+          <w:sz w:val="18"/>
+          <w:szCs w:val="18"/>
+          <w:shd w:val="clear" w:color="auto" w:fill="FFFFFF"/>
+        </w:rPr>
+      </w:pPr>
+      <w:r>
+        <w:rPr>
+          <w:rFonts w:ascii="Tenorite" w:hAnsi="Tenorite" w:cstheme="minorHAnsi"/>
+          <w:color w:val="000000" w:themeColor="text1"/>
+          <w:sz w:val="18"/>
+          <w:szCs w:val="18"/>
+          <w:shd w:val="clear" w:color="auto" w:fill="FFFFFF"/>
+        </w:rPr>
+        <w:t>Familiar with SIP ladder analysis, CDR monitoring, and voice system performance monitoring using Splunk.</w:t>
+      </w:r>
+    </w:p>
+    <w:p>
+      <w:pPr>
+        <w:pStyle w:val="ListParagraph"/>
+        <w:numPr>
+          <w:ilvl w:val="0"/>
+          <w:numId w:val="7"/>
+        </w:numPr>
+        <w:spacing w:line="276" w:lineRule="auto"/>
+        <w:rPr>
+          <w:rFonts w:ascii="Tenorite" w:hAnsi="Tenorite" w:cstheme="minorHAnsi"/>
+          <w:color w:val="000000" w:themeColor="text1"/>
+          <w:sz w:val="18"/>
+          <w:szCs w:val="18"/>
+          <w:shd w:val="clear" w:color="auto" w:fill="FFFFFF"/>
+        </w:rPr>
+      </w:pPr>
+      <w:r>
+        <w:rPr>
+          <w:rFonts w:ascii="Tenorite" w:hAnsi="Tenorite" w:cstheme="minorHAnsi"/>
+          <w:color w:val="000000" w:themeColor="text1"/>
+          <w:sz w:val="18"/>
+          <w:szCs w:val="18"/>
+          <w:shd w:val="clear" w:color="auto" w:fill="FFFFFF"/>
+        </w:rPr>
+        <w:t>Experience supporting voice communication services deployed in cloud environments using Docker containers and automation tools.</w:t>
+      </w:r>
+    </w:p>
+    <w:p>
+      <w:pPr>
+        <w:pStyle w:val="ListParagraph"/>
+        <w:numPr>
+          <w:ilvl w:val="0"/>
+          <w:numId w:val="7"/>
+        </w:numPr>
+        <w:spacing w:line="276" w:lineRule="auto"/>
+        <w:rPr>
+          <w:rFonts w:ascii="Tenorite" w:hAnsi="Tenorite" w:cstheme="minorHAnsi"/>
+          <w:color w:val="000000" w:themeColor="text1"/>
+          <w:sz w:val="18"/>
+          <w:szCs w:val="18"/>
+          <w:shd w:val="clear" w:color="auto" w:fill="FFFFFF"/>
+        </w:rPr>
+      </w:pPr>
+      <w:r>
+        <w:rPr>
+          <w:rFonts w:ascii="Tenorite" w:hAnsi="Tenorite" w:cstheme="minorHAnsi"/>
+          <w:color w:val="000000" w:themeColor="text1"/>
+          <w:sz w:val="18"/>
+          <w:szCs w:val="18"/>
+          <w:shd w:val="clear" w:color="auto" w:fill="FFFFFF"/>
+        </w:rPr>
+        <w:t>Worked with SBC, proxy routing, and API integrations for communication platforms.</w:t>
+      </w:r>
+    </w:p>
+    <w:p>
+      <w:pPr>
+        <w:pStyle w:val="ListParagraph"/>
+        <w:numPr>
+          <w:ilvl w:val="0"/>
+          <w:numId w:val="7"/>
+        </w:numPr>
+        <w:spacing w:line="276" w:lineRule="auto"/>
+        <w:rPr>
+          <w:rFonts w:ascii="Tenorite" w:hAnsi="Tenorite" w:cstheme="minorHAnsi"/>
+          <w:color w:val="000000" w:themeColor="text1"/>
+          <w:sz w:val="18"/>
+          <w:szCs w:val="18"/>
+          <w:shd w:val="clear" w:color="auto" w:fill="FFFFFF"/>
+        </w:rPr>
+      </w:pPr>
+      <w:r>
+        <w:rPr>
+          <w:rFonts w:ascii="Tenorite" w:hAnsi="Tenorite" w:cstheme="minorHAnsi"/>
+          <w:color w:val="000000" w:themeColor="text1"/>
+          <w:sz w:val="18"/>
+          <w:szCs w:val="18"/>
+          <w:shd w:val="clear" w:color="auto" w:fill="FFFFFF"/>
+        </w:rPr>
+        <w:t>Experienced in supporting Lenel OnGuard and Genetec Security Center platforms in enterprise environments, ensuring high availability and performance.</w:t>
+      </w:r>
+    </w:p>
+    <w:p>
+      <w:pPr>
+        <w:pStyle w:val="ListParagraph"/>
+        <w:numPr>
+          <w:ilvl w:val="0"/>
+          <w:numId w:val="7"/>
+        </w:numPr>
+        <w:spacing w:line="276" w:lineRule="auto"/>
+        <w:rPr>
+          <w:rFonts w:ascii="Tenorite" w:hAnsi="Tenorite" w:cstheme="minorHAnsi"/>
+          <w:color w:val="000000" w:themeColor="text1"/>
+          <w:sz w:val="18"/>
+          <w:szCs w:val="18"/>
+          <w:shd w:val="clear" w:color="auto" w:fill="FFFFFF"/>
+        </w:rPr>
+      </w:pPr>
+      <w:proofErr w:type="gramStart"/>
+      <w:r>
+        <w:rPr>
+          <w:rFonts w:ascii="Tenorite" w:hAnsi="Tenorite" w:cstheme="minorHAnsi"/>
+          <w:color w:val="000000" w:themeColor="text1"/>
+          <w:sz w:val="18"/>
+          <w:szCs w:val="18"/>
+          <w:shd w:val="clear" w:color="auto" w:fill="FFFFFF"/>
+        </w:rPr>
+        <w:t>Skilled</w:t>
+      </w:r>
+      <w:proofErr w:type="gramEnd"/>
+      <w:r>
+        <w:rPr>
+          <w:rFonts w:ascii="Tenorite" w:hAnsi="Tenorite" w:cstheme="minorHAnsi"/>
+          <w:color w:val="000000" w:themeColor="text1"/>
+          <w:sz w:val="18"/>
+          <w:szCs w:val="18"/>
+          <w:shd w:val="clear" w:color="auto" w:fill="FFFFFF"/>
+        </w:rPr>
+        <w:t xml:space="preserve"> in automation, monitoring, and troubleshooting using tools like PowerShell, Ansible, Splunk, and Grafana.</w:t>
+      </w:r>
+    </w:p>
+    <w:p>
+      <w:pPr>
+        <w:pStyle w:val="ListParagraph"/>
+        <w:numPr>
+          <w:ilvl w:val="0"/>
+          <w:numId w:val="7"/>
+        </w:numPr>
+        <w:spacing w:line="276" w:lineRule="auto"/>
+        <w:rPr>
+          <w:rFonts w:ascii="Tenorite" w:hAnsi="Tenorite" w:cstheme="minorHAnsi"/>
+          <w:color w:val="000000" w:themeColor="text1"/>
+          <w:sz w:val="18"/>
+          <w:szCs w:val="18"/>
+          <w:shd w:val="clear" w:color="auto" w:fill="FFFFFF"/>
+        </w:rPr>
+      </w:pPr>
+      <w:r>
+        <w:rPr>
+          <w:rFonts w:ascii="Tenorite" w:hAnsi="Tenorite" w:cstheme="minorHAnsi"/>
+          <w:color w:val="000000" w:themeColor="text1"/>
+          <w:sz w:val="18"/>
+          <w:szCs w:val="18"/>
+          <w:shd w:val="clear" w:color="auto" w:fill="FFFFFF"/>
+        </w:rPr>
+        <w:t>Strong background in Windows/Linux infrastructure, virtualization, and security system integrations.</w:t>
+      </w:r>
+    </w:p>
+    <w:p>
+      <w:pPr>
+        <w:pStyle w:val="ListParagraph"/>
+        <w:numPr>
+          <w:ilvl w:val="0"/>
+          <w:numId w:val="7"/>
+        </w:numPr>
+        <w:spacing w:line="276" w:lineRule="auto"/>
+        <w:rPr>
+          <w:rFonts w:ascii="Tenorite" w:hAnsi="Tenorite" w:cstheme="minorHAnsi"/>
+          <w:color w:val="000000" w:themeColor="text1"/>
+          <w:sz w:val="18"/>
+          <w:szCs w:val="18"/>
+          <w:shd w:val="clear" w:color="auto" w:fill="FFFFFF"/>
+        </w:rPr>
+      </w:pPr>
+      <w:r>
+        <w:rPr>
+          <w:rFonts w:ascii="Tenorite" w:hAnsi="Tenorite" w:cstheme="minorHAnsi"/>
+          <w:color w:val="000000" w:themeColor="text1"/>
+          <w:sz w:val="18"/>
+          <w:szCs w:val="18"/>
+          <w:shd w:val="clear" w:color="auto" w:fill="FFFFFF"/>
+        </w:rPr>
+        <w:t>Strong experience developing Python automation scripts for CI/CD pipelines, cloud provisioning, system monitoring, and release workflows.</w:t>
+      </w:r>
+    </w:p>
+    <w:p>
+      <w:pPr>
+        <w:pStyle w:val="ListParagraph"/>
+        <w:numPr>
+          <w:ilvl w:val="0"/>
+          <w:numId w:val="7"/>
+        </w:numPr>
+        <w:spacing w:line="276" w:lineRule="auto"/>
+        <w:rPr>
+          <w:rFonts w:ascii="Tenorite" w:hAnsi="Tenorite" w:cstheme="minorHAnsi"/>
+          <w:color w:val="000000" w:themeColor="text1"/>
+          <w:sz w:val="18"/>
+          <w:szCs w:val="18"/>
+          <w:shd w:val="clear" w:color="auto" w:fill="FFFFFF"/>
+        </w:rPr>
+      </w:pPr>
+      <w:r>
+        <w:rPr>
+          <w:rFonts w:ascii="Tenorite" w:hAnsi="Tenorite" w:cstheme="minorHAnsi"/>
+          <w:color w:val="000000" w:themeColor="text1"/>
+          <w:sz w:val="18"/>
+          <w:szCs w:val="18"/>
+          <w:shd w:val="clear" w:color="auto" w:fill="FFFFFF"/>
+        </w:rPr>
+        <w:t>Supported Databricks-based data platforms and integrated CI/CD workflows for data engineering pipelines.</w:t>
+      </w:r>
+    </w:p>
+    <w:p>
+      <w:pPr>
+        <w:pStyle w:val="ListParagraph"/>
+        <w:numPr>
+          <w:ilvl w:val="0"/>
+          <w:numId w:val="7"/>
+        </w:numPr>
+        <w:spacing w:line="276" w:lineRule="auto"/>
+        <w:rPr>
+          <w:rFonts w:ascii="Tenorite" w:hAnsi="Tenorite" w:cstheme="minorHAnsi"/>
+          <w:color w:val="000000" w:themeColor="text1"/>
+          <w:sz w:val="18"/>
+          <w:szCs w:val="18"/>
+          <w:shd w:val="clear" w:color="auto" w:fill="FFFFFF"/>
+        </w:rPr>
+      </w:pPr>
+      <w:proofErr w:type="gramStart"/>
+      <w:r>
+        <w:rPr>
+          <w:rFonts w:ascii="Tenorite" w:hAnsi="Tenorite" w:cstheme="minorHAnsi"/>
+          <w:color w:val="000000" w:themeColor="text1"/>
+          <w:sz w:val="18"/>
+          <w:szCs w:val="18"/>
+          <w:shd w:val="clear" w:color="auto" w:fill="FFFFFF"/>
+        </w:rPr>
+        <w:t>Skilled</w:t>
+      </w:r>
+      <w:proofErr w:type="gramEnd"/>
+      <w:r>
+        <w:rPr>
+          <w:rFonts w:ascii="Tenorite" w:hAnsi="Tenorite" w:cstheme="minorHAnsi"/>
+          <w:color w:val="000000" w:themeColor="text1"/>
+          <w:sz w:val="18"/>
+          <w:szCs w:val="18"/>
+          <w:shd w:val="clear" w:color="auto" w:fill="FFFFFF"/>
+        </w:rPr>
+        <w:t xml:space="preserve"> in Jenkins, AWS CodePipeline, Docker, Kubernetes, and Databricks-based data platform environments.</w:t>
+      </w:r>
+    </w:p>
+    <w:p>
+      <w:pPr>
+        <w:pStyle w:val="ListParagraph"/>
+        <w:numPr>
+          <w:ilvl w:val="0"/>
+          <w:numId w:val="7"/>
+        </w:numPr>
+        <w:spacing w:line="276" w:lineRule="auto"/>
+        <w:rPr>
+          <w:rFonts w:ascii="Tenorite" w:hAnsi="Tenorite" w:cstheme="minorHAnsi"/>
+          <w:color w:val="000000" w:themeColor="text1"/>
+          <w:sz w:val="18"/>
+          <w:szCs w:val="18"/>
+          <w:shd w:val="clear" w:color="auto" w:fill="FFFFFF"/>
+        </w:rPr>
+      </w:pPr>
+      <w:r>
+        <w:rPr>
+          <w:rFonts w:ascii="Tenorite" w:hAnsi="Tenorite" w:cstheme="minorHAnsi"/>
+          <w:color w:val="000000" w:themeColor="text1"/>
+          <w:sz w:val="18"/>
+          <w:szCs w:val="18"/>
+          <w:shd w:val="clear" w:color="auto" w:fill="FFFFFF"/>
+        </w:rPr>
+        <w:t>Proven ability to optimize cloud performance, troubleshoot complex infrastructure issues, and deliver reliable DevOps solutions.</w:t>
+      </w:r>
+    </w:p>
+    <w:p>
+      <w:pPr>
+        <w:pStyle w:val="ListParagraph"/>
+        <w:numPr>
+          <w:ilvl w:val="0"/>
+          <w:numId w:val="7"/>
+        </w:numPr>
+        <w:spacing w:line="276" w:lineRule="auto"/>
+        <w:rPr>
+          <w:rFonts w:ascii="Tenorite" w:hAnsi="Tenorite" w:cstheme="minorHAnsi"/>
+          <w:color w:val="000000" w:themeColor="text1"/>
+          <w:sz w:val="18"/>
+          <w:szCs w:val="18"/>
+          <w:shd w:val="clear" w:color="auto" w:fill="FFFFFF"/>
+        </w:rPr>
+      </w:pPr>
+      <w:r>
+        <w:rPr>
+          <w:rFonts w:ascii="Tenorite" w:hAnsi="Tenorite" w:cstheme="minorHAnsi"/>
+          <w:color w:val="000000" w:themeColor="text1"/>
+          <w:sz w:val="18"/>
+          <w:szCs w:val="18"/>
+          <w:shd w:val="clear" w:color="auto" w:fill="FFFFFF"/>
+        </w:rPr>
+        <w:t>Built Python-based tooling to integrate DevOps pipelines with cloud services, PAM systems, and monitoring platforms.</w:t>
+      </w:r>
+    </w:p>
+    <w:p>
+      <w:pPr>
+        <w:pStyle w:val="ListParagraph"/>
+        <w:numPr>
+          <w:ilvl w:val="0"/>
+          <w:numId w:val="7"/>
+        </w:numPr>
+        <w:spacing w:line="276" w:lineRule="auto"/>
+        <w:rPr>
+          <w:rFonts w:ascii="Tenorite" w:hAnsi="Tenorite" w:cstheme="minorHAnsi"/>
+          <w:color w:val="000000" w:themeColor="text1"/>
+          <w:sz w:val="18"/>
+          <w:szCs w:val="18"/>
+          <w:shd w:val="clear" w:color="auto" w:fill="FFFFFF"/>
+        </w:rPr>
+      </w:pPr>
+      <w:r>
+        <w:rPr>
+          <w:rFonts w:ascii="Tenorite" w:hAnsi="Tenorite" w:cstheme="minorHAnsi"/>
+          <w:sz w:val="18"/>
+          <w:szCs w:val="18"/>
+        </w:rPr>
+        <w:t>Proven expertise in Site Reliability Engineering with a strong background in software engineering, infrastructure, and operations</w:t>
+      </w:r>
+      <w:r>
+        <w:rPr>
+          <w:rFonts w:ascii="Tenorite" w:hAnsi="Tenorite" w:cstheme="minorHAnsi"/>
+          <w:sz w:val="18"/>
+          <w:szCs w:val="18"/>
+        </w:rPr>
+        <w:t>.</w:t>
+      </w:r>
+    </w:p>
+    <w:p>
+      <w:pPr>
+        <w:pStyle w:val="ListParagraph"/>
+        <w:numPr>
+          <w:ilvl w:val="0"/>
+          <w:numId w:val="7"/>
+        </w:numPr>
+        <w:spacing w:line="276" w:lineRule="auto"/>
+        <w:rPr>
+          <w:rFonts w:ascii="Tenorite" w:hAnsi="Tenorite" w:cstheme="minorHAnsi"/>
+          <w:color w:val="000000" w:themeColor="text1"/>
+          <w:sz w:val="18"/>
+          <w:szCs w:val="18"/>
+          <w:shd w:val="clear" w:color="auto" w:fill="FFFFFF"/>
+        </w:rPr>
+      </w:pPr>
+      <w:r>
+        <w:rPr>
+          <w:rFonts w:ascii="Tenorite" w:hAnsi="Tenorite" w:cstheme="minorHAnsi"/>
+          <w:sz w:val="18"/>
+          <w:szCs w:val="18"/>
+        </w:rPr>
+        <w:t>Experience in architecting and Configuring public/private cloud infrastructures utilizing Amazon Web Services (</w:t>
+      </w:r>
+      <w:r>
+        <w:rPr>
+          <w:rFonts w:ascii="Tenorite" w:hAnsi="Tenorite" w:cstheme="minorHAnsi"/>
+          <w:sz w:val="18"/>
+          <w:szCs w:val="18"/>
+        </w:rPr>
+        <w:t>GCP</w:t>
+      </w:r>
+      <w:r>
+        <w:rPr>
+          <w:rFonts w:ascii="Tenorite" w:hAnsi="Tenorite" w:cstheme="minorHAnsi"/>
+          <w:sz w:val="18"/>
+          <w:szCs w:val="18"/>
+        </w:rPr>
+        <w:t xml:space="preserve">) including EC2, Elastic Load-balancers, Elastic Container Service (Docker Containers), S3, CloudFront, </w:t>
+      </w:r>
+      <w:r>
+        <w:rPr>
+          <w:rFonts w:ascii="Tenorite" w:hAnsi="Tenorite" w:cstheme="minorHAnsi"/>
           <w:bCs/>
           <w:sz w:val="18"/>
           <w:szCs w:val="18"/>
         </w:rPr>
-      </w:pPr>
-      <w:r>
-        <w:rPr>
-          <w:rFonts w:ascii="Tenorite" w:hAnsi="Tenorite" w:cstheme="minorHAnsi"/>
-          <w:sz w:val="18"/>
-          <w:szCs w:val="18"/>
-        </w:rPr>
-        <w:t xml:space="preserve">Experience in Cloud implementations </w:t>
+        <w:t>RDS</w:t>
+      </w:r>
+      <w:r>
+        <w:rPr>
+          <w:rFonts w:ascii="Tenorite" w:hAnsi="Tenorite" w:cstheme="minorHAnsi"/>
+          <w:sz w:val="18"/>
+          <w:szCs w:val="18"/>
+        </w:rPr>
+        <w:t xml:space="preserve">, </w:t>
       </w:r>
       <w:r>
         <w:rPr>
@@ -722,15 +1179,15 @@
           <w:sz w:val="18"/>
           <w:szCs w:val="18"/>
         </w:rPr>
-        <w:t>[AWS, Azure]</w:t>
-      </w:r>
-      <w:r>
-        <w:rPr>
-          <w:rFonts w:ascii="Tenorite" w:hAnsi="Tenorite" w:cstheme="minorHAnsi"/>
-          <w:sz w:val="18"/>
-          <w:szCs w:val="18"/>
-        </w:rPr>
-        <w:t xml:space="preserve"> involving extensive work towards code compilation, packaging, building, debugging, automating, managing, tuning and deploying code across multiple environments yet flexible in multitasking when necessary. Proficiency in writing automation scripts to support infrastructure as code in </w:t>
+        <w:t>DynamoDB</w:t>
+      </w:r>
+      <w:r>
+        <w:rPr>
+          <w:rFonts w:ascii="Tenorite" w:hAnsi="Tenorite" w:cstheme="minorHAnsi"/>
+          <w:sz w:val="18"/>
+          <w:szCs w:val="18"/>
+        </w:rPr>
+        <w:t xml:space="preserve">, </w:t>
       </w:r>
       <w:r>
         <w:rPr>
@@ -738,69 +1195,33 @@
           <w:bCs/>
           <w:sz w:val="18"/>
           <w:szCs w:val="18"/>
-          <w:shd w:val="clear" w:color="auto" w:fill="FFFFFF"/>
-        </w:rPr>
-        <w:t>AWS/Azure and Linux/Windows Administration.</w:t>
-      </w:r>
-    </w:p>
-    <w:p>
-      <w:pPr>
-        <w:pStyle w:val="ListParagraph"/>
-        <w:numPr>
-          <w:ilvl w:val="0"/>
-          <w:numId w:val="7"/>
-        </w:numPr>
-        <w:spacing w:line="276" w:lineRule="auto"/>
-        <w:rPr>
-          <w:rFonts w:ascii="Tenorite" w:hAnsi="Tenorite" w:cstheme="minorHAnsi"/>
-          <w:color w:val="000000" w:themeColor="text1"/>
-          <w:sz w:val="18"/>
-          <w:szCs w:val="18"/>
-          <w:shd w:val="clear" w:color="auto" w:fill="FFFFFF"/>
-        </w:rPr>
-      </w:pPr>
-      <w:r>
-        <w:rPr>
-          <w:rFonts w:ascii="Tenorite" w:hAnsi="Tenorite" w:cstheme="minorHAnsi"/>
-          <w:sz w:val="18"/>
-          <w:szCs w:val="18"/>
-        </w:rPr>
-        <w:t xml:space="preserve">Experience in architecting and Configuring public/private cloud infrastructures utilizing Amazon Web Services (AWS) including EC2, Elastic Load-balancers, Elastic Container Service (Docker Containers), S3, CloudFront, </w:t>
-      </w:r>
+          <w:lang w:val="fr-FR"/>
+        </w:rPr>
+        <w:t>VPC, Direct-</w:t>
+      </w:r>
+      <w:proofErr w:type="spellStart"/>
       <w:r>
         <w:rPr>
           <w:rFonts w:ascii="Tenorite" w:hAnsi="Tenorite" w:cstheme="minorHAnsi"/>
           <w:bCs/>
           <w:sz w:val="18"/>
           <w:szCs w:val="18"/>
-        </w:rPr>
-        <w:t>RDS</w:t>
-      </w:r>
-      <w:r>
-        <w:rPr>
-          <w:rFonts w:ascii="Tenorite" w:hAnsi="Tenorite" w:cstheme="minorHAnsi"/>
-          <w:sz w:val="18"/>
-          <w:szCs w:val="18"/>
-        </w:rPr>
-        <w:t xml:space="preserve">, </w:t>
-      </w:r>
+          <w:lang w:val="fr-FR"/>
+        </w:rPr>
+        <w:t>Connect</w:t>
+      </w:r>
+      <w:proofErr w:type="spellEnd"/>
       <w:r>
         <w:rPr>
           <w:rFonts w:ascii="Tenorite" w:hAnsi="Tenorite" w:cstheme="minorHAnsi"/>
           <w:bCs/>
           <w:sz w:val="18"/>
           <w:szCs w:val="18"/>
-        </w:rPr>
-        <w:t>DynamoDB</w:t>
-      </w:r>
-      <w:r>
-        <w:rPr>
-          <w:rFonts w:ascii="Tenorite" w:hAnsi="Tenorite" w:cstheme="minorHAnsi"/>
-          <w:sz w:val="18"/>
-          <w:szCs w:val="18"/>
-        </w:rPr>
-        <w:t xml:space="preserve">, </w:t>
-      </w:r>
+          <w:lang w:val="fr-FR"/>
+        </w:rPr>
+        <w:t xml:space="preserve">, Route53, Cloud Watch, </w:t>
+      </w:r>
+      <w:proofErr w:type="spellStart"/>
       <w:r>
         <w:rPr>
           <w:rFonts w:ascii="Tenorite" w:hAnsi="Tenorite" w:cstheme="minorHAnsi"/>
@@ -809,979 +1230,1177 @@
           <w:szCs w:val="18"/>
           <w:lang w:val="fr-FR"/>
         </w:rPr>
-        <w:t>VPC, Direct-</w:t>
+        <w:t>Kinesis</w:t>
+      </w:r>
+      <w:proofErr w:type="spellEnd"/>
+      <w:r>
+        <w:rPr>
+          <w:rFonts w:ascii="Tenorite" w:hAnsi="Tenorite" w:cstheme="minorHAnsi"/>
+          <w:bCs/>
+          <w:sz w:val="18"/>
+          <w:szCs w:val="18"/>
+          <w:lang w:val="fr-FR"/>
+        </w:rPr>
+        <w:t>, Cloud Formation, IAM</w:t>
+      </w:r>
+    </w:p>
+    <w:p>
+      <w:pPr>
+        <w:pStyle w:val="ListParagraph"/>
+        <w:numPr>
+          <w:ilvl w:val="0"/>
+          <w:numId w:val="7"/>
+        </w:numPr>
+        <w:spacing w:line="276" w:lineRule="auto"/>
+        <w:rPr>
+          <w:rFonts w:ascii="Tenorite" w:hAnsi="Tenorite" w:cstheme="minorHAnsi"/>
+          <w:color w:val="000000" w:themeColor="text1"/>
+          <w:sz w:val="18"/>
+          <w:szCs w:val="18"/>
+          <w:shd w:val="clear" w:color="auto" w:fill="FFFFFF"/>
+        </w:rPr>
+      </w:pPr>
+      <w:r>
+        <w:rPr>
+          <w:rFonts w:ascii="Tenorite" w:hAnsi="Tenorite" w:cstheme="minorHAnsi"/>
+          <w:color w:val="000000" w:themeColor="text1"/>
+          <w:sz w:val="18"/>
+          <w:szCs w:val="18"/>
+          <w:shd w:val="clear" w:color="auto" w:fill="FFFFFF"/>
+        </w:rPr>
+        <w:t>Proficient in scripting and automation using Python, Go, and Bash for system automation, infrastructure tasks, and reliability improvements.</w:t>
+      </w:r>
+    </w:p>
+    <w:p>
+      <w:pPr>
+        <w:pStyle w:val="ListParagraph"/>
+        <w:numPr>
+          <w:ilvl w:val="0"/>
+          <w:numId w:val="7"/>
+        </w:numPr>
+        <w:spacing w:line="276" w:lineRule="auto"/>
+        <w:rPr>
+          <w:rFonts w:ascii="Tenorite" w:hAnsi="Tenorite" w:cstheme="minorHAnsi"/>
+          <w:color w:val="000000" w:themeColor="text1"/>
+          <w:sz w:val="18"/>
+          <w:szCs w:val="18"/>
+          <w:u w:val="single"/>
+        </w:rPr>
+      </w:pPr>
+      <w:r>
+        <w:rPr>
+          <w:rFonts w:ascii="Tenorite" w:hAnsi="Tenorite" w:cstheme="minorHAnsi"/>
+          <w:color w:val="000000" w:themeColor="text1"/>
+          <w:sz w:val="18"/>
+          <w:szCs w:val="18"/>
+          <w:shd w:val="clear" w:color="auto" w:fill="FFFFFF"/>
+        </w:rPr>
+        <w:t>Strong understanding of networking and storage technologies such as NFS, SAN, and NAS.</w:t>
+      </w:r>
+    </w:p>
+    <w:p>
+      <w:pPr>
+        <w:pStyle w:val="ListParagraph"/>
+        <w:numPr>
+          <w:ilvl w:val="0"/>
+          <w:numId w:val="7"/>
+        </w:numPr>
+        <w:spacing w:line="276" w:lineRule="auto"/>
+        <w:rPr>
+          <w:rFonts w:ascii="Tenorite" w:hAnsi="Tenorite" w:cstheme="minorHAnsi"/>
+          <w:color w:val="000000" w:themeColor="text1"/>
+          <w:sz w:val="18"/>
+          <w:szCs w:val="18"/>
+          <w:u w:val="single"/>
+        </w:rPr>
+      </w:pPr>
+      <w:r>
+        <w:rPr>
+          <w:rFonts w:ascii="Tenorite" w:hAnsi="Tenorite" w:cstheme="minorHAnsi"/>
+          <w:color w:val="000000" w:themeColor="text1"/>
+          <w:sz w:val="18"/>
+          <w:szCs w:val="18"/>
+          <w:shd w:val="clear" w:color="auto" w:fill="FFFFFF"/>
+        </w:rPr>
+        <w:t>Extensive experience in Unix/Linux environments, including Unix/Bash scripting (5+ years) to support deployment, monitoring, and system automation.</w:t>
+      </w:r>
+    </w:p>
+    <w:p>
+      <w:pPr>
+        <w:pStyle w:val="ListParagraph"/>
+        <w:numPr>
+          <w:ilvl w:val="0"/>
+          <w:numId w:val="7"/>
+        </w:numPr>
+        <w:spacing w:line="276" w:lineRule="auto"/>
+        <w:rPr>
+          <w:rFonts w:ascii="Tenorite" w:hAnsi="Tenorite" w:cstheme="minorHAnsi"/>
+          <w:color w:val="000000" w:themeColor="text1"/>
+          <w:sz w:val="18"/>
+          <w:szCs w:val="18"/>
+          <w:u w:val="single"/>
+        </w:rPr>
+      </w:pPr>
+      <w:r>
+        <w:rPr>
+          <w:rFonts w:ascii="Tenorite" w:hAnsi="Tenorite" w:cstheme="minorHAnsi"/>
+          <w:color w:val="000000" w:themeColor="text1"/>
+          <w:sz w:val="18"/>
+          <w:szCs w:val="18"/>
+          <w:shd w:val="clear" w:color="auto" w:fill="FFFFFF"/>
+        </w:rPr>
+        <w:t xml:space="preserve">Highly motivated and committed DevOps Engineer experienced in Automating, configuring and deploying instances on </w:t>
+      </w:r>
+      <w:r>
+        <w:rPr>
+          <w:rFonts w:ascii="Tenorite" w:hAnsi="Tenorite" w:cstheme="minorHAnsi"/>
+          <w:color w:val="000000" w:themeColor="text1"/>
+          <w:sz w:val="18"/>
+          <w:szCs w:val="18"/>
+          <w:shd w:val="clear" w:color="auto" w:fill="FFFFFF"/>
+        </w:rPr>
+        <w:t>GCP</w:t>
+      </w:r>
+      <w:r>
+        <w:rPr>
+          <w:rFonts w:ascii="Tenorite" w:hAnsi="Tenorite" w:cstheme="minorHAnsi"/>
+          <w:color w:val="000000" w:themeColor="text1"/>
+          <w:sz w:val="18"/>
+          <w:szCs w:val="18"/>
+          <w:shd w:val="clear" w:color="auto" w:fill="FFFFFF"/>
+        </w:rPr>
+        <w:t xml:space="preserve">, Microsoft </w:t>
+      </w:r>
+      <w:r>
+        <w:rPr>
+          <w:rFonts w:ascii="Tenorite" w:hAnsi="Tenorite" w:cstheme="minorHAnsi"/>
+          <w:color w:val="000000" w:themeColor="text1"/>
+          <w:sz w:val="18"/>
+          <w:szCs w:val="18"/>
+          <w:shd w:val="clear" w:color="auto" w:fill="FFFFFF"/>
+        </w:rPr>
+        <w:t>GCP</w:t>
+      </w:r>
+      <w:r>
+        <w:rPr>
+          <w:rFonts w:ascii="Tenorite" w:hAnsi="Tenorite" w:cstheme="minorHAnsi"/>
+          <w:color w:val="000000" w:themeColor="text1"/>
+          <w:sz w:val="18"/>
+          <w:szCs w:val="18"/>
+          <w:shd w:val="clear" w:color="auto" w:fill="FFFFFF"/>
+        </w:rPr>
+        <w:t xml:space="preserve"> and Rackspace cloud environments and Data centers. </w:t>
+      </w:r>
+    </w:p>
+    <w:p>
+      <w:pPr>
+        <w:pStyle w:val="ListParagraph"/>
+        <w:numPr>
+          <w:ilvl w:val="0"/>
+          <w:numId w:val="7"/>
+        </w:numPr>
+        <w:spacing w:line="276" w:lineRule="auto"/>
+        <w:rPr>
+          <w:rFonts w:ascii="Tenorite" w:hAnsi="Tenorite" w:cstheme="minorHAnsi"/>
+          <w:color w:val="000000" w:themeColor="text1"/>
+          <w:sz w:val="18"/>
+          <w:szCs w:val="18"/>
+          <w:u w:val="single"/>
+        </w:rPr>
+      </w:pPr>
+      <w:r>
+        <w:rPr>
+          <w:rFonts w:ascii="Tenorite" w:hAnsi="Tenorite" w:cstheme="minorHAnsi"/>
+          <w:color w:val="000000" w:themeColor="text1"/>
+          <w:sz w:val="18"/>
+          <w:szCs w:val="18"/>
+          <w:shd w:val="clear" w:color="auto" w:fill="FFFFFF"/>
+        </w:rPr>
+        <w:t xml:space="preserve">Build and configure a virtual data center in the </w:t>
+      </w:r>
+      <w:r>
+        <w:rPr>
+          <w:rFonts w:ascii="Tenorite" w:hAnsi="Tenorite" w:cstheme="minorHAnsi"/>
+          <w:color w:val="000000" w:themeColor="text1"/>
+          <w:sz w:val="18"/>
+          <w:szCs w:val="18"/>
+          <w:shd w:val="clear" w:color="auto" w:fill="FFFFFF"/>
+        </w:rPr>
+        <w:t>GCP</w:t>
+      </w:r>
+      <w:r>
+        <w:rPr>
+          <w:rFonts w:ascii="Tenorite" w:hAnsi="Tenorite" w:cstheme="minorHAnsi"/>
+          <w:color w:val="000000" w:themeColor="text1"/>
+          <w:sz w:val="18"/>
+          <w:szCs w:val="18"/>
+          <w:shd w:val="clear" w:color="auto" w:fill="FFFFFF"/>
+        </w:rPr>
+        <w:t xml:space="preserve"> cloud to support Enterprise Data Warehouse hosting including Virtual Private Cloud (VPC), Public and Private Subnets, Security Groups, Route Tables, Elastic Load Balancer (ELB). </w:t>
+      </w:r>
+    </w:p>
+    <w:p>
+      <w:pPr>
+        <w:pStyle w:val="ListParagraph"/>
+        <w:numPr>
+          <w:ilvl w:val="0"/>
+          <w:numId w:val="7"/>
+        </w:numPr>
+        <w:spacing w:line="276" w:lineRule="auto"/>
+        <w:rPr>
+          <w:rFonts w:ascii="Tenorite" w:hAnsi="Tenorite" w:cstheme="minorHAnsi"/>
+          <w:color w:val="000000" w:themeColor="text1"/>
+          <w:sz w:val="18"/>
+          <w:szCs w:val="18"/>
+          <w:u w:val="single"/>
+        </w:rPr>
+      </w:pPr>
+      <w:r>
+        <w:rPr>
+          <w:rFonts w:ascii="Tenorite" w:hAnsi="Tenorite" w:cstheme="minorHAnsi"/>
+          <w:color w:val="000000" w:themeColor="text1"/>
+          <w:sz w:val="18"/>
+          <w:szCs w:val="18"/>
+          <w:shd w:val="clear" w:color="auto" w:fill="FFFFFF"/>
+        </w:rPr>
+        <w:t xml:space="preserve">Transfer data from Datacenters to cloud using </w:t>
+      </w:r>
+      <w:r>
+        <w:rPr>
+          <w:rFonts w:ascii="Tenorite" w:hAnsi="Tenorite" w:cstheme="minorHAnsi"/>
+          <w:color w:val="000000" w:themeColor="text1"/>
+          <w:sz w:val="18"/>
+          <w:szCs w:val="18"/>
+          <w:shd w:val="clear" w:color="auto" w:fill="FFFFFF"/>
+        </w:rPr>
+        <w:t>GCP</w:t>
+      </w:r>
+      <w:r>
+        <w:rPr>
+          <w:rFonts w:ascii="Tenorite" w:hAnsi="Tenorite" w:cstheme="minorHAnsi"/>
+          <w:color w:val="000000" w:themeColor="text1"/>
+          <w:sz w:val="18"/>
+          <w:szCs w:val="18"/>
+          <w:shd w:val="clear" w:color="auto" w:fill="FFFFFF"/>
+        </w:rPr>
+        <w:t xml:space="preserve"> Import/Export Snowball service.</w:t>
+      </w:r>
+    </w:p>
+    <w:p>
+      <w:pPr>
+        <w:pStyle w:val="ListParagraph"/>
+        <w:numPr>
+          <w:ilvl w:val="0"/>
+          <w:numId w:val="7"/>
+        </w:numPr>
+        <w:spacing w:line="276" w:lineRule="auto"/>
+        <w:rPr>
+          <w:rFonts w:ascii="Tenorite" w:hAnsi="Tenorite" w:cstheme="minorHAnsi"/>
+          <w:color w:val="000000" w:themeColor="text1"/>
+          <w:sz w:val="18"/>
+          <w:szCs w:val="18"/>
+          <w:u w:val="single"/>
+        </w:rPr>
+      </w:pPr>
+      <w:r>
+        <w:rPr>
+          <w:rFonts w:ascii="Tenorite" w:hAnsi="Tenorite" w:cstheme="minorHAnsi"/>
+          <w:color w:val="000000" w:themeColor="text1"/>
+          <w:sz w:val="18"/>
+          <w:szCs w:val="18"/>
+          <w:shd w:val="clear" w:color="auto" w:fill="FFFFFF"/>
+        </w:rPr>
+        <w:t xml:space="preserve">Automate deployment for SaaS </w:t>
+      </w:r>
+      <w:proofErr w:type="gramStart"/>
+      <w:r>
+        <w:rPr>
+          <w:rFonts w:ascii="Tenorite" w:hAnsi="Tenorite" w:cstheme="minorHAnsi"/>
+          <w:color w:val="000000" w:themeColor="text1"/>
+          <w:sz w:val="18"/>
+          <w:szCs w:val="18"/>
+          <w:shd w:val="clear" w:color="auto" w:fill="FFFFFF"/>
+        </w:rPr>
+        <w:t>based application</w:t>
+      </w:r>
+      <w:proofErr w:type="gramEnd"/>
+      <w:r>
+        <w:rPr>
+          <w:rFonts w:ascii="Tenorite" w:hAnsi="Tenorite" w:cstheme="minorHAnsi"/>
+          <w:color w:val="000000" w:themeColor="text1"/>
+          <w:sz w:val="18"/>
+          <w:szCs w:val="18"/>
+          <w:shd w:val="clear" w:color="auto" w:fill="FFFFFF"/>
+        </w:rPr>
+        <w:t xml:space="preserve"> on cloud using Chef Enterprise, Pivotal Cloud Foundry and </w:t>
+      </w:r>
+      <w:r>
+        <w:rPr>
+          <w:rFonts w:ascii="Tenorite" w:hAnsi="Tenorite" w:cstheme="minorHAnsi"/>
+          <w:color w:val="000000" w:themeColor="text1"/>
+          <w:sz w:val="18"/>
+          <w:szCs w:val="18"/>
+          <w:shd w:val="clear" w:color="auto" w:fill="FFFFFF"/>
+        </w:rPr>
+        <w:t>GCP</w:t>
+      </w:r>
+      <w:r>
+        <w:rPr>
+          <w:rFonts w:ascii="Tenorite" w:hAnsi="Tenorite" w:cstheme="minorHAnsi"/>
+          <w:color w:val="000000" w:themeColor="text1"/>
+          <w:sz w:val="18"/>
+          <w:szCs w:val="18"/>
+          <w:shd w:val="clear" w:color="auto" w:fill="FFFFFF"/>
+        </w:rPr>
+        <w:t>.</w:t>
+      </w:r>
+    </w:p>
+    <w:p>
+      <w:pPr>
+        <w:pStyle w:val="ListParagraph"/>
+        <w:numPr>
+          <w:ilvl w:val="0"/>
+          <w:numId w:val="7"/>
+        </w:numPr>
+        <w:spacing w:line="276" w:lineRule="auto"/>
+        <w:rPr>
+          <w:rFonts w:ascii="Tenorite" w:hAnsi="Tenorite" w:cstheme="minorHAnsi"/>
+          <w:color w:val="000000" w:themeColor="text1"/>
+          <w:sz w:val="18"/>
+          <w:szCs w:val="18"/>
+          <w:u w:val="single"/>
+        </w:rPr>
+      </w:pPr>
+      <w:r>
+        <w:rPr>
+          <w:rFonts w:ascii="Tenorite" w:hAnsi="Tenorite" w:cstheme="minorHAnsi"/>
+          <w:color w:val="000000" w:themeColor="text1"/>
+          <w:sz w:val="18"/>
+          <w:szCs w:val="18"/>
+          <w:shd w:val="clear" w:color="auto" w:fill="FFFFFF"/>
+        </w:rPr>
+        <w:t>Manage Amazon Redshift clusters such as launching the cluster and specifying the node type as well. </w:t>
+      </w:r>
+    </w:p>
+    <w:p>
+      <w:pPr>
+        <w:pStyle w:val="ListParagraph"/>
+        <w:numPr>
+          <w:ilvl w:val="0"/>
+          <w:numId w:val="7"/>
+        </w:numPr>
+        <w:spacing w:line="276" w:lineRule="auto"/>
+        <w:rPr>
+          <w:rFonts w:ascii="Tenorite" w:hAnsi="Tenorite" w:cstheme="minorHAnsi"/>
+          <w:color w:val="000000" w:themeColor="text1"/>
+          <w:sz w:val="18"/>
+          <w:szCs w:val="18"/>
+          <w:u w:val="single"/>
+        </w:rPr>
+      </w:pPr>
+      <w:proofErr w:type="gramStart"/>
+      <w:r>
+        <w:rPr>
+          <w:rFonts w:ascii="Tenorite" w:hAnsi="Tenorite" w:cstheme="minorHAnsi"/>
+          <w:color w:val="000000" w:themeColor="text1"/>
+          <w:sz w:val="18"/>
+          <w:szCs w:val="18"/>
+          <w:shd w:val="clear" w:color="auto" w:fill="FFFFFF"/>
+        </w:rPr>
+        <w:t>Setup</w:t>
+      </w:r>
+      <w:proofErr w:type="gramEnd"/>
+      <w:r>
+        <w:rPr>
+          <w:rFonts w:ascii="Tenorite" w:hAnsi="Tenorite" w:cstheme="minorHAnsi"/>
+          <w:color w:val="000000" w:themeColor="text1"/>
+          <w:sz w:val="18"/>
+          <w:szCs w:val="18"/>
+          <w:shd w:val="clear" w:color="auto" w:fill="FFFFFF"/>
+        </w:rPr>
+        <w:t xml:space="preserve"> and build </w:t>
+      </w:r>
+      <w:r>
+        <w:rPr>
+          <w:rFonts w:ascii="Tenorite" w:hAnsi="Tenorite" w:cstheme="minorHAnsi"/>
+          <w:color w:val="000000" w:themeColor="text1"/>
+          <w:sz w:val="18"/>
+          <w:szCs w:val="18"/>
+          <w:shd w:val="clear" w:color="auto" w:fill="FFFFFF"/>
+        </w:rPr>
+        <w:t>GCP</w:t>
+      </w:r>
+      <w:r>
+        <w:rPr>
+          <w:rFonts w:ascii="Tenorite" w:hAnsi="Tenorite" w:cstheme="minorHAnsi"/>
+          <w:color w:val="000000" w:themeColor="text1"/>
+          <w:sz w:val="18"/>
+          <w:szCs w:val="18"/>
+          <w:shd w:val="clear" w:color="auto" w:fill="FFFFFF"/>
+        </w:rPr>
+        <w:t xml:space="preserve"> infrastructure using various resources, VPC EC2, RDB, S3, IAM, EBS, Security Group, Auto Scaling, SES, SNS and RDS in Cloud Formation JSON templates, Route53, Lambda.</w:t>
+      </w:r>
+    </w:p>
+    <w:p>
+      <w:pPr>
+        <w:pStyle w:val="ListParagraph"/>
+        <w:numPr>
+          <w:ilvl w:val="0"/>
+          <w:numId w:val="7"/>
+        </w:numPr>
+        <w:spacing w:line="276" w:lineRule="auto"/>
+        <w:rPr>
+          <w:rFonts w:ascii="Tenorite" w:hAnsi="Tenorite" w:cstheme="minorHAnsi"/>
+          <w:color w:val="000000" w:themeColor="text1"/>
+          <w:sz w:val="18"/>
+          <w:szCs w:val="18"/>
+          <w:u w:val="single"/>
+        </w:rPr>
+      </w:pPr>
+      <w:r>
+        <w:rPr>
+          <w:rFonts w:ascii="Tenorite" w:hAnsi="Tenorite" w:cstheme="minorHAnsi"/>
+          <w:color w:val="000000" w:themeColor="text1"/>
+          <w:sz w:val="18"/>
+          <w:szCs w:val="18"/>
+          <w:shd w:val="clear" w:color="auto" w:fill="FFFFFF"/>
+        </w:rPr>
+        <w:t>Create and deploy applications, manage domains, control access to our OpenShift applications, and give you complete control of your cloud environment.</w:t>
+      </w:r>
+    </w:p>
+    <w:p>
+      <w:pPr>
+        <w:pStyle w:val="ListParagraph"/>
+        <w:numPr>
+          <w:ilvl w:val="0"/>
+          <w:numId w:val="7"/>
+        </w:numPr>
+        <w:spacing w:line="276" w:lineRule="auto"/>
+        <w:rPr>
+          <w:rFonts w:ascii="Tenorite" w:hAnsi="Tenorite" w:cstheme="minorHAnsi"/>
+          <w:color w:val="000000" w:themeColor="text1"/>
+          <w:sz w:val="18"/>
+          <w:szCs w:val="18"/>
+          <w:u w:val="single"/>
+        </w:rPr>
+      </w:pPr>
+      <w:r>
+        <w:rPr>
+          <w:rFonts w:ascii="Tenorite" w:hAnsi="Tenorite" w:cstheme="minorHAnsi"/>
+          <w:color w:val="000000" w:themeColor="text1"/>
+          <w:sz w:val="18"/>
+          <w:szCs w:val="18"/>
+          <w:shd w:val="clear" w:color="auto" w:fill="FFFFFF"/>
+        </w:rPr>
+        <w:t xml:space="preserve">Worked on </w:t>
+      </w:r>
+      <w:r>
+        <w:rPr>
+          <w:rFonts w:ascii="Tenorite" w:hAnsi="Tenorite" w:cstheme="minorHAnsi"/>
+          <w:color w:val="000000" w:themeColor="text1"/>
+          <w:sz w:val="18"/>
+          <w:szCs w:val="18"/>
+          <w:shd w:val="clear" w:color="auto" w:fill="FFFFFF"/>
+        </w:rPr>
+        <w:t>GCP</w:t>
+      </w:r>
+      <w:r>
+        <w:rPr>
+          <w:rFonts w:ascii="Tenorite" w:hAnsi="Tenorite" w:cstheme="minorHAnsi"/>
+          <w:color w:val="000000" w:themeColor="text1"/>
+          <w:sz w:val="18"/>
+          <w:szCs w:val="18"/>
+          <w:shd w:val="clear" w:color="auto" w:fill="FFFFFF"/>
+        </w:rPr>
+        <w:t xml:space="preserve"> for deploying EC2 instances consisting of various flavors viz., Oracle Linux, RHEL, CentOS, Ubuntu and Solaris in both Linux and Windows.</w:t>
+      </w:r>
+    </w:p>
+    <w:p>
+      <w:pPr>
+        <w:pStyle w:val="ListParagraph"/>
+        <w:numPr>
+          <w:ilvl w:val="0"/>
+          <w:numId w:val="7"/>
+        </w:numPr>
+        <w:spacing w:line="276" w:lineRule="auto"/>
+        <w:rPr>
+          <w:rFonts w:ascii="Tenorite" w:hAnsi="Tenorite" w:cstheme="minorHAnsi"/>
+          <w:color w:val="000000" w:themeColor="text1"/>
+          <w:sz w:val="18"/>
+          <w:szCs w:val="18"/>
+          <w:u w:val="single"/>
+        </w:rPr>
+      </w:pPr>
+      <w:r>
+        <w:rPr>
+          <w:rFonts w:ascii="Tenorite" w:hAnsi="Tenorite" w:cstheme="minorHAnsi"/>
+          <w:color w:val="000000" w:themeColor="text1"/>
+          <w:sz w:val="18"/>
+          <w:szCs w:val="18"/>
+          <w:shd w:val="clear" w:color="auto" w:fill="FFFFFF"/>
+        </w:rPr>
+        <w:t xml:space="preserve">Created and deployed VMs on the Microsoft cloud service </w:t>
+      </w:r>
+      <w:r>
+        <w:rPr>
+          <w:rFonts w:ascii="Tenorite" w:hAnsi="Tenorite" w:cstheme="minorHAnsi"/>
+          <w:color w:val="000000" w:themeColor="text1"/>
+          <w:sz w:val="18"/>
+          <w:szCs w:val="18"/>
+          <w:shd w:val="clear" w:color="auto" w:fill="FFFFFF"/>
+        </w:rPr>
+        <w:t>GCP</w:t>
+      </w:r>
+      <w:r>
+        <w:rPr>
+          <w:rFonts w:ascii="Tenorite" w:hAnsi="Tenorite" w:cstheme="minorHAnsi"/>
+          <w:color w:val="000000" w:themeColor="text1"/>
+          <w:sz w:val="18"/>
+          <w:szCs w:val="18"/>
+          <w:shd w:val="clear" w:color="auto" w:fill="FFFFFF"/>
+        </w:rPr>
+        <w:t xml:space="preserve">, managed the virtual networks, </w:t>
+      </w:r>
+      <w:r>
+        <w:rPr>
+          <w:rFonts w:ascii="Tenorite" w:hAnsi="Tenorite" w:cstheme="minorHAnsi"/>
+          <w:color w:val="000000" w:themeColor="text1"/>
+          <w:sz w:val="18"/>
+          <w:szCs w:val="18"/>
+          <w:shd w:val="clear" w:color="auto" w:fill="FFFFFF"/>
+        </w:rPr>
+        <w:t>GCP</w:t>
+      </w:r>
+      <w:r>
+        <w:rPr>
+          <w:rFonts w:ascii="Tenorite" w:hAnsi="Tenorite" w:cstheme="minorHAnsi"/>
+          <w:color w:val="000000" w:themeColor="text1"/>
+          <w:sz w:val="18"/>
+          <w:szCs w:val="18"/>
+          <w:shd w:val="clear" w:color="auto" w:fill="FFFFFF"/>
+        </w:rPr>
+        <w:t xml:space="preserve"> AD and SQL.</w:t>
+      </w:r>
+    </w:p>
+    <w:p>
+      <w:pPr>
+        <w:pStyle w:val="ListParagraph"/>
+        <w:numPr>
+          <w:ilvl w:val="0"/>
+          <w:numId w:val="7"/>
+        </w:numPr>
+        <w:spacing w:line="276" w:lineRule="auto"/>
+        <w:rPr>
+          <w:rFonts w:ascii="Tenorite" w:hAnsi="Tenorite" w:cstheme="minorHAnsi"/>
+          <w:color w:val="000000" w:themeColor="text1"/>
+          <w:sz w:val="18"/>
+          <w:szCs w:val="18"/>
+          <w:u w:val="single"/>
+        </w:rPr>
+      </w:pPr>
+      <w:r>
+        <w:rPr>
+          <w:rFonts w:ascii="Tenorite" w:hAnsi="Tenorite" w:cstheme="minorHAnsi"/>
+          <w:color w:val="000000" w:themeColor="text1"/>
+          <w:sz w:val="18"/>
+          <w:szCs w:val="18"/>
+          <w:shd w:val="clear" w:color="auto" w:fill="FFFFFF"/>
+        </w:rPr>
+        <w:t>Experience in maintaining Atlassian products like JIRA, Confluence, Bamboo and Bitbucket.</w:t>
+      </w:r>
+    </w:p>
+    <w:p>
+      <w:pPr>
+        <w:pStyle w:val="ListParagraph"/>
+        <w:numPr>
+          <w:ilvl w:val="0"/>
+          <w:numId w:val="7"/>
+        </w:numPr>
+        <w:spacing w:line="276" w:lineRule="auto"/>
+        <w:rPr>
+          <w:rFonts w:ascii="Tenorite" w:hAnsi="Tenorite" w:cstheme="minorHAnsi"/>
+          <w:color w:val="000000" w:themeColor="text1"/>
+          <w:sz w:val="18"/>
+          <w:szCs w:val="18"/>
+          <w:u w:val="single"/>
+        </w:rPr>
+      </w:pPr>
+      <w:r>
+        <w:rPr>
+          <w:rFonts w:ascii="Tenorite" w:hAnsi="Tenorite" w:cstheme="minorHAnsi"/>
+          <w:color w:val="000000" w:themeColor="text1"/>
+          <w:sz w:val="18"/>
+          <w:szCs w:val="18"/>
+          <w:shd w:val="clear" w:color="auto" w:fill="FFFFFF"/>
+        </w:rPr>
+        <w:t>Experience in development and deployment of applications using JBoss, IBM WebSphere Application and Apache Tomcat.</w:t>
+      </w:r>
+    </w:p>
+    <w:p>
+      <w:pPr>
+        <w:pStyle w:val="ListParagraph"/>
+        <w:numPr>
+          <w:ilvl w:val="0"/>
+          <w:numId w:val="7"/>
+        </w:numPr>
+        <w:spacing w:line="276" w:lineRule="auto"/>
+        <w:rPr>
+          <w:rFonts w:ascii="Tenorite" w:hAnsi="Tenorite" w:cstheme="minorHAnsi"/>
+          <w:color w:val="000000" w:themeColor="text1"/>
+          <w:sz w:val="18"/>
+          <w:szCs w:val="18"/>
+          <w:u w:val="single"/>
+        </w:rPr>
+      </w:pPr>
+      <w:r>
+        <w:rPr>
+          <w:rFonts w:ascii="Tenorite" w:hAnsi="Tenorite" w:cstheme="minorHAnsi"/>
+          <w:color w:val="000000" w:themeColor="text1"/>
+          <w:sz w:val="18"/>
+          <w:szCs w:val="18"/>
+          <w:shd w:val="clear" w:color="auto" w:fill="FFFFFF"/>
+        </w:rPr>
+        <w:t>Knowledge in Terraform as infrastructure providers, build images using Packer. </w:t>
+      </w:r>
+    </w:p>
+    <w:p>
+      <w:pPr>
+        <w:pStyle w:val="ListParagraph"/>
+        <w:numPr>
+          <w:ilvl w:val="0"/>
+          <w:numId w:val="7"/>
+        </w:numPr>
+        <w:spacing w:line="276" w:lineRule="auto"/>
+        <w:rPr>
+          <w:rFonts w:ascii="Tenorite" w:hAnsi="Tenorite" w:cstheme="minorHAnsi"/>
+          <w:color w:val="000000" w:themeColor="text1"/>
+          <w:sz w:val="18"/>
+          <w:szCs w:val="18"/>
+          <w:u w:val="single"/>
+        </w:rPr>
+      </w:pPr>
+      <w:r>
+        <w:rPr>
+          <w:rFonts w:ascii="Tenorite" w:hAnsi="Tenorite" w:cstheme="minorHAnsi"/>
+          <w:color w:val="000000" w:themeColor="text1"/>
+          <w:sz w:val="18"/>
+          <w:szCs w:val="18"/>
+          <w:shd w:val="clear" w:color="auto" w:fill="FFFFFF"/>
+        </w:rPr>
+        <w:t xml:space="preserve">Designed highly available, cost effective and fault tolerant systems using multiple EC2instances, Auto-Scaling, Elastic Load </w:t>
+      </w:r>
+      <w:proofErr w:type="gramStart"/>
+      <w:r>
+        <w:rPr>
+          <w:rFonts w:ascii="Tenorite" w:hAnsi="Tenorite" w:cstheme="minorHAnsi"/>
+          <w:color w:val="000000" w:themeColor="text1"/>
+          <w:sz w:val="18"/>
+          <w:szCs w:val="18"/>
+          <w:shd w:val="clear" w:color="auto" w:fill="FFFFFF"/>
+        </w:rPr>
+        <w:t>Balance(</w:t>
+      </w:r>
+      <w:proofErr w:type="gramEnd"/>
+      <w:r>
+        <w:rPr>
+          <w:rFonts w:ascii="Tenorite" w:hAnsi="Tenorite" w:cstheme="minorHAnsi"/>
+          <w:color w:val="000000" w:themeColor="text1"/>
+          <w:sz w:val="18"/>
+          <w:szCs w:val="18"/>
+          <w:shd w:val="clear" w:color="auto" w:fill="FFFFFF"/>
+        </w:rPr>
+        <w:t>ELB) and AMIs and Glacier for QA and UAT environments as well as infrastructure servers for GIT and Chef. </w:t>
+      </w:r>
+    </w:p>
+    <w:p>
+      <w:pPr>
+        <w:pStyle w:val="ListParagraph"/>
+        <w:numPr>
+          <w:ilvl w:val="0"/>
+          <w:numId w:val="7"/>
+        </w:numPr>
+        <w:spacing w:line="276" w:lineRule="auto"/>
+        <w:rPr>
+          <w:rFonts w:ascii="Tenorite" w:hAnsi="Tenorite" w:cstheme="minorHAnsi"/>
+          <w:color w:val="000000" w:themeColor="text1"/>
+          <w:sz w:val="18"/>
+          <w:szCs w:val="18"/>
+          <w:u w:val="single"/>
+        </w:rPr>
+      </w:pPr>
+      <w:r>
+        <w:rPr>
+          <w:rFonts w:ascii="Tenorite" w:hAnsi="Tenorite" w:cstheme="minorHAnsi"/>
+          <w:color w:val="000000" w:themeColor="text1"/>
+          <w:sz w:val="18"/>
+          <w:szCs w:val="18"/>
+          <w:shd w:val="clear" w:color="auto" w:fill="FFFFFF"/>
+        </w:rPr>
+        <w:t>Designed and implemented for fully implemented server build management, monitoring and deployment by using chef.</w:t>
+      </w:r>
+    </w:p>
+    <w:p>
+      <w:pPr>
+        <w:pStyle w:val="ListParagraph"/>
+        <w:numPr>
+          <w:ilvl w:val="0"/>
+          <w:numId w:val="7"/>
+        </w:numPr>
+        <w:spacing w:line="276" w:lineRule="auto"/>
+        <w:rPr>
+          <w:rFonts w:ascii="Tenorite" w:hAnsi="Tenorite" w:cstheme="minorHAnsi"/>
+          <w:color w:val="000000" w:themeColor="text1"/>
+          <w:sz w:val="18"/>
+          <w:szCs w:val="18"/>
+          <w:u w:val="single"/>
+        </w:rPr>
+      </w:pPr>
+      <w:r>
+        <w:rPr>
+          <w:rFonts w:ascii="Tenorite" w:hAnsi="Tenorite" w:cstheme="minorHAnsi"/>
+          <w:color w:val="000000" w:themeColor="text1"/>
+          <w:sz w:val="18"/>
+          <w:szCs w:val="18"/>
+          <w:shd w:val="clear" w:color="auto" w:fill="FFFFFF"/>
+        </w:rPr>
+        <w:t xml:space="preserve">Used </w:t>
+      </w:r>
+      <w:r>
+        <w:rPr>
+          <w:rFonts w:ascii="Tenorite" w:hAnsi="Tenorite" w:cstheme="minorHAnsi"/>
+          <w:color w:val="000000" w:themeColor="text1"/>
+          <w:sz w:val="18"/>
+          <w:szCs w:val="18"/>
+          <w:shd w:val="clear" w:color="auto" w:fill="FFFFFF"/>
+        </w:rPr>
+        <w:t>GCP</w:t>
+      </w:r>
+      <w:r>
+        <w:rPr>
+          <w:rFonts w:ascii="Tenorite" w:hAnsi="Tenorite" w:cstheme="minorHAnsi"/>
+          <w:color w:val="000000" w:themeColor="text1"/>
+          <w:sz w:val="18"/>
+          <w:szCs w:val="18"/>
+          <w:shd w:val="clear" w:color="auto" w:fill="FFFFFF"/>
+        </w:rPr>
+        <w:t xml:space="preserve"> Beanstalk for deploying and scaling web applications and services developed with Java, PHP, Node.js, Python, Ruby, Shell/Bash, Perl, Groovy and Docker on familiar servers like Apache.</w:t>
+      </w:r>
+    </w:p>
+    <w:p>
+      <w:pPr>
+        <w:pStyle w:val="ListParagraph"/>
+        <w:numPr>
+          <w:ilvl w:val="0"/>
+          <w:numId w:val="7"/>
+        </w:numPr>
+        <w:spacing w:line="276" w:lineRule="auto"/>
+        <w:rPr>
+          <w:rFonts w:ascii="Tenorite" w:hAnsi="Tenorite" w:cstheme="minorHAnsi"/>
+          <w:color w:val="000000" w:themeColor="text1"/>
+          <w:sz w:val="18"/>
+          <w:szCs w:val="18"/>
+          <w:u w:val="single"/>
+        </w:rPr>
+      </w:pPr>
+      <w:r>
+        <w:rPr>
+          <w:rFonts w:ascii="Tenorite" w:hAnsi="Tenorite" w:cstheme="minorHAnsi"/>
+          <w:color w:val="000000" w:themeColor="text1"/>
+          <w:sz w:val="18"/>
+          <w:szCs w:val="18"/>
+          <w:shd w:val="clear" w:color="auto" w:fill="FFFFFF"/>
+        </w:rPr>
+        <w:t>Involved in development of test environment on Docker containers and configuring the Docker containers using Kubernetes.</w:t>
+      </w:r>
+    </w:p>
+    <w:p>
+      <w:pPr>
+        <w:pStyle w:val="ListParagraph"/>
+        <w:numPr>
+          <w:ilvl w:val="0"/>
+          <w:numId w:val="7"/>
+        </w:numPr>
+        <w:spacing w:line="276" w:lineRule="auto"/>
+        <w:rPr>
+          <w:rFonts w:ascii="Tenorite" w:hAnsi="Tenorite" w:cstheme="minorHAnsi"/>
+          <w:color w:val="000000" w:themeColor="text1"/>
+          <w:sz w:val="18"/>
+          <w:szCs w:val="18"/>
+          <w:u w:val="single"/>
+        </w:rPr>
+      </w:pPr>
+      <w:r>
+        <w:rPr>
+          <w:rFonts w:ascii="Tenorite" w:hAnsi="Tenorite" w:cstheme="minorHAnsi"/>
+          <w:color w:val="000000" w:themeColor="text1"/>
+          <w:sz w:val="18"/>
+          <w:szCs w:val="18"/>
+          <w:shd w:val="clear" w:color="auto" w:fill="FFFFFF"/>
+        </w:rPr>
+        <w:t>Created and updated puppet manifests and modules, files and packages stored in GIT repository. Responsible for implementing Puppet for applications deployment.</w:t>
+      </w:r>
+    </w:p>
+    <w:p>
+      <w:pPr>
+        <w:pStyle w:val="ListParagraph"/>
+        <w:numPr>
+          <w:ilvl w:val="0"/>
+          <w:numId w:val="7"/>
+        </w:numPr>
+        <w:spacing w:line="276" w:lineRule="auto"/>
+        <w:rPr>
+          <w:rFonts w:ascii="Tenorite" w:hAnsi="Tenorite" w:cstheme="minorHAnsi"/>
+          <w:color w:val="000000" w:themeColor="text1"/>
+          <w:sz w:val="18"/>
+          <w:szCs w:val="18"/>
+        </w:rPr>
+      </w:pPr>
+      <w:r>
+        <w:rPr>
+          <w:rFonts w:ascii="Tenorite" w:eastAsia="Times New Roman" w:hAnsi="Tenorite" w:cstheme="minorHAnsi"/>
+          <w:color w:val="000000" w:themeColor="text1"/>
+          <w:sz w:val="18"/>
+          <w:szCs w:val="18"/>
+        </w:rPr>
+        <w:lastRenderedPageBreak/>
+        <w:t>Experience in Installation and Configuration of different modules of Service-Now.</w:t>
+      </w:r>
+    </w:p>
+    <w:p>
+      <w:pPr>
+        <w:pStyle w:val="ListParagraph"/>
+        <w:numPr>
+          <w:ilvl w:val="0"/>
+          <w:numId w:val="7"/>
+        </w:numPr>
+        <w:spacing w:line="276" w:lineRule="auto"/>
+        <w:rPr>
+          <w:rFonts w:ascii="Tenorite" w:hAnsi="Tenorite" w:cstheme="minorHAnsi"/>
+          <w:color w:val="000000" w:themeColor="text1"/>
+          <w:sz w:val="18"/>
+          <w:szCs w:val="18"/>
+          <w:u w:val="single"/>
+        </w:rPr>
+      </w:pPr>
+      <w:r>
+        <w:rPr>
+          <w:rFonts w:ascii="Tenorite" w:hAnsi="Tenorite" w:cstheme="minorHAnsi"/>
+          <w:color w:val="000000" w:themeColor="text1"/>
+          <w:sz w:val="18"/>
+          <w:szCs w:val="18"/>
+          <w:shd w:val="clear" w:color="auto" w:fill="FFFFFF"/>
+        </w:rPr>
+        <w:t>and deployed apps using custom Ruby modules through puppet as a CI/CD process.</w:t>
+      </w:r>
+    </w:p>
+    <w:p>
+      <w:pPr>
+        <w:pStyle w:val="ListParagraph"/>
+        <w:numPr>
+          <w:ilvl w:val="0"/>
+          <w:numId w:val="7"/>
+        </w:numPr>
+        <w:spacing w:line="276" w:lineRule="auto"/>
+        <w:rPr>
+          <w:rFonts w:ascii="Tenorite" w:hAnsi="Tenorite" w:cstheme="minorHAnsi"/>
+          <w:color w:val="000000" w:themeColor="text1"/>
+          <w:sz w:val="18"/>
+          <w:szCs w:val="18"/>
+          <w:u w:val="single"/>
+        </w:rPr>
+      </w:pPr>
+      <w:r>
+        <w:rPr>
+          <w:rFonts w:ascii="Tenorite" w:hAnsi="Tenorite" w:cstheme="minorHAnsi"/>
+          <w:color w:val="000000" w:themeColor="text1"/>
+          <w:sz w:val="18"/>
+          <w:szCs w:val="18"/>
+          <w:shd w:val="clear" w:color="auto" w:fill="FFFFFF"/>
+        </w:rPr>
+        <w:t>Worked on Jenkins jobs to new server, Jenkins pipelines, and Dockized build environments</w:t>
+      </w:r>
+    </w:p>
+    <w:p>
+      <w:pPr>
+        <w:pStyle w:val="ListParagraph"/>
+        <w:numPr>
+          <w:ilvl w:val="0"/>
+          <w:numId w:val="7"/>
+        </w:numPr>
+        <w:spacing w:line="276" w:lineRule="auto"/>
+        <w:rPr>
+          <w:rFonts w:ascii="Tenorite" w:hAnsi="Tenorite" w:cstheme="minorHAnsi"/>
+          <w:color w:val="000000" w:themeColor="text1"/>
+          <w:sz w:val="18"/>
+          <w:szCs w:val="18"/>
+          <w:u w:val="single"/>
+        </w:rPr>
+      </w:pPr>
+      <w:r>
+        <w:rPr>
+          <w:rFonts w:ascii="Tenorite" w:hAnsi="Tenorite" w:cstheme="minorHAnsi"/>
+          <w:color w:val="000000" w:themeColor="text1"/>
+          <w:sz w:val="18"/>
+          <w:szCs w:val="18"/>
+          <w:shd w:val="clear" w:color="auto" w:fill="FFFFFF"/>
+        </w:rPr>
+        <w:t>Advance troubleshooting for SSO web applications and SAML integrations Digital Key Management and Federated Identity partner integration.</w:t>
+      </w:r>
+    </w:p>
+    <w:p>
+      <w:pPr>
+        <w:pStyle w:val="ListParagraph"/>
+        <w:numPr>
+          <w:ilvl w:val="0"/>
+          <w:numId w:val="7"/>
+        </w:numPr>
+        <w:spacing w:line="276" w:lineRule="auto"/>
+        <w:rPr>
+          <w:rFonts w:ascii="Tenorite" w:hAnsi="Tenorite" w:cstheme="minorHAnsi"/>
+          <w:color w:val="000000" w:themeColor="text1"/>
+          <w:sz w:val="18"/>
+          <w:szCs w:val="18"/>
+          <w:u w:val="single"/>
+        </w:rPr>
+      </w:pPr>
+      <w:r>
+        <w:rPr>
+          <w:rFonts w:ascii="Tenorite" w:hAnsi="Tenorite" w:cstheme="minorHAnsi"/>
+          <w:color w:val="000000" w:themeColor="text1"/>
+          <w:sz w:val="18"/>
+          <w:szCs w:val="18"/>
+          <w:shd w:val="clear" w:color="auto" w:fill="FFFFFF"/>
+        </w:rPr>
+        <w:t>Worked on monitoring tools such as Nagios, Splunk, ELK Stack (Elasticsearch, Log stash, Kibana), Cloud Watch.</w:t>
+      </w:r>
+    </w:p>
+    <w:p>
+      <w:pPr>
+        <w:pStyle w:val="ListParagraph"/>
+        <w:numPr>
+          <w:ilvl w:val="0"/>
+          <w:numId w:val="7"/>
+        </w:numPr>
+        <w:spacing w:line="276" w:lineRule="auto"/>
+        <w:rPr>
+          <w:rFonts w:ascii="Tenorite" w:hAnsi="Tenorite" w:cstheme="minorHAnsi"/>
+          <w:color w:val="000000" w:themeColor="text1"/>
+          <w:sz w:val="18"/>
+          <w:szCs w:val="18"/>
+        </w:rPr>
+      </w:pPr>
+      <w:r>
+        <w:rPr>
+          <w:rFonts w:ascii="Tenorite" w:hAnsi="Tenorite" w:cstheme="minorHAnsi"/>
+          <w:color w:val="000000" w:themeColor="text1"/>
+          <w:sz w:val="18"/>
+          <w:szCs w:val="18"/>
+        </w:rPr>
+        <w:t>Experience in Installing, configuring Cloud Foundry Ops Manager, App Manager, Etc.</w:t>
+      </w:r>
+    </w:p>
+    <w:p>
+      <w:pPr>
+        <w:pStyle w:val="ListParagraph"/>
+        <w:numPr>
+          <w:ilvl w:val="0"/>
+          <w:numId w:val="7"/>
+        </w:numPr>
+        <w:spacing w:line="276" w:lineRule="auto"/>
+        <w:rPr>
+          <w:rFonts w:ascii="Tenorite" w:hAnsi="Tenorite" w:cstheme="minorHAnsi"/>
+          <w:color w:val="000000" w:themeColor="text1"/>
+          <w:sz w:val="18"/>
+          <w:szCs w:val="18"/>
+        </w:rPr>
+      </w:pPr>
+      <w:r>
+        <w:rPr>
+          <w:rFonts w:ascii="Tenorite" w:hAnsi="Tenorite" w:cstheme="minorHAnsi"/>
+          <w:color w:val="000000" w:themeColor="text1"/>
+          <w:sz w:val="18"/>
+          <w:szCs w:val="18"/>
+        </w:rPr>
+        <w:t xml:space="preserve">Configuring and installing VMware virtual center servers and VMware </w:t>
       </w:r>
       <w:proofErr w:type="spellStart"/>
       <w:r>
         <w:rPr>
           <w:rFonts w:ascii="Tenorite" w:hAnsi="Tenorite" w:cstheme="minorHAnsi"/>
+          <w:color w:val="000000" w:themeColor="text1"/>
+          <w:sz w:val="18"/>
+          <w:szCs w:val="18"/>
+        </w:rPr>
+        <w:t>Vcenter</w:t>
+      </w:r>
+      <w:proofErr w:type="spellEnd"/>
+      <w:r>
+        <w:rPr>
+          <w:rFonts w:ascii="Tenorite" w:hAnsi="Tenorite" w:cstheme="minorHAnsi"/>
+          <w:color w:val="000000" w:themeColor="text1"/>
+          <w:sz w:val="18"/>
+          <w:szCs w:val="18"/>
+        </w:rPr>
+        <w:t xml:space="preserve"> Appliance.</w:t>
+      </w:r>
+    </w:p>
+    <w:p>
+      <w:pPr>
+        <w:pStyle w:val="ListParagraph"/>
+        <w:numPr>
+          <w:ilvl w:val="0"/>
+          <w:numId w:val="7"/>
+        </w:numPr>
+        <w:spacing w:line="276" w:lineRule="auto"/>
+        <w:rPr>
+          <w:rFonts w:ascii="Tenorite" w:hAnsi="Tenorite" w:cstheme="minorHAnsi"/>
+          <w:color w:val="000000" w:themeColor="text1"/>
+          <w:sz w:val="18"/>
+          <w:szCs w:val="18"/>
+        </w:rPr>
+      </w:pPr>
+      <w:r>
+        <w:rPr>
+          <w:rFonts w:ascii="Tenorite" w:hAnsi="Tenorite" w:cstheme="minorHAnsi"/>
+          <w:color w:val="000000" w:themeColor="text1"/>
+          <w:sz w:val="18"/>
+          <w:szCs w:val="18"/>
+          <w:shd w:val="clear" w:color="auto" w:fill="FFFFFF"/>
+        </w:rPr>
+        <w:t xml:space="preserve">Managed </w:t>
+      </w:r>
+      <w:proofErr w:type="spellStart"/>
+      <w:r>
+        <w:rPr>
+          <w:rFonts w:ascii="Tenorite" w:hAnsi="Tenorite" w:cstheme="minorHAnsi"/>
+          <w:color w:val="000000" w:themeColor="text1"/>
+          <w:sz w:val="18"/>
+          <w:szCs w:val="18"/>
+          <w:shd w:val="clear" w:color="auto" w:fill="FFFFFF"/>
+        </w:rPr>
+        <w:t>VMwareESXi</w:t>
+      </w:r>
+      <w:proofErr w:type="spellEnd"/>
+      <w:r>
+        <w:rPr>
+          <w:rFonts w:ascii="Tenorite" w:hAnsi="Tenorite" w:cstheme="minorHAnsi"/>
+          <w:color w:val="000000" w:themeColor="text1"/>
+          <w:sz w:val="18"/>
+          <w:szCs w:val="18"/>
+          <w:shd w:val="clear" w:color="auto" w:fill="FFFFFF"/>
+        </w:rPr>
+        <w:t xml:space="preserve"> hosts using </w:t>
+      </w:r>
+      <w:proofErr w:type="spellStart"/>
+      <w:r>
+        <w:rPr>
+          <w:rFonts w:ascii="Tenorite" w:hAnsi="Tenorite" w:cstheme="minorHAnsi"/>
+          <w:color w:val="000000" w:themeColor="text1"/>
+          <w:sz w:val="18"/>
+          <w:szCs w:val="18"/>
+          <w:shd w:val="clear" w:color="auto" w:fill="FFFFFF"/>
+        </w:rPr>
+        <w:t>vSphereclient</w:t>
+      </w:r>
+      <w:proofErr w:type="spellEnd"/>
+      <w:r>
+        <w:rPr>
+          <w:rFonts w:ascii="Tenorite" w:hAnsi="Tenorite" w:cstheme="minorHAnsi"/>
+          <w:color w:val="000000" w:themeColor="text1"/>
+          <w:sz w:val="18"/>
+          <w:szCs w:val="18"/>
+          <w:shd w:val="clear" w:color="auto" w:fill="FFFFFF"/>
+        </w:rPr>
+        <w:t xml:space="preserve"> and Web client. Created and deployed LVM, resized the logical volume and volume group.</w:t>
+      </w:r>
+    </w:p>
+    <w:p>
+      <w:pPr>
+        <w:pStyle w:val="ListParagraph"/>
+        <w:numPr>
+          <w:ilvl w:val="0"/>
+          <w:numId w:val="7"/>
+        </w:numPr>
+        <w:spacing w:line="276" w:lineRule="auto"/>
+        <w:rPr>
+          <w:rFonts w:ascii="Tenorite" w:hAnsi="Tenorite" w:cstheme="minorHAnsi"/>
+          <w:color w:val="000000" w:themeColor="text1"/>
+          <w:sz w:val="18"/>
+          <w:szCs w:val="18"/>
+          <w:u w:val="single"/>
+        </w:rPr>
+      </w:pPr>
+      <w:r>
+        <w:rPr>
+          <w:rFonts w:ascii="Tenorite" w:hAnsi="Tenorite" w:cstheme="minorHAnsi"/>
+          <w:color w:val="000000" w:themeColor="text1"/>
+          <w:sz w:val="18"/>
+          <w:szCs w:val="18"/>
+          <w:shd w:val="clear" w:color="auto" w:fill="FFFFFF"/>
+        </w:rPr>
+        <w:t>Monitoring the servers using tools like BMC and Nagios and providing 24x7 on call support rotation basis.</w:t>
+      </w:r>
+    </w:p>
+    <w:p>
+      <w:pPr>
+        <w:pStyle w:val="ListParagraph"/>
+        <w:numPr>
+          <w:ilvl w:val="0"/>
+          <w:numId w:val="7"/>
+        </w:numPr>
+        <w:spacing w:line="276" w:lineRule="auto"/>
+        <w:rPr>
+          <w:rFonts w:ascii="Tenorite" w:hAnsi="Tenorite" w:cstheme="minorHAnsi"/>
+          <w:color w:val="000000" w:themeColor="text1"/>
+          <w:sz w:val="18"/>
+          <w:szCs w:val="18"/>
+          <w:u w:val="single"/>
+        </w:rPr>
+      </w:pPr>
+      <w:r>
+        <w:rPr>
+          <w:rFonts w:ascii="Tenorite" w:hAnsi="Tenorite" w:cstheme="minorHAnsi"/>
+          <w:color w:val="000000" w:themeColor="text1"/>
+          <w:sz w:val="18"/>
+          <w:szCs w:val="18"/>
+          <w:shd w:val="clear" w:color="auto" w:fill="FFFFFF"/>
+        </w:rPr>
+        <w:t>Expertise in Installing and Managing LDAP, NIS, NIS+, NFS, DHCP, SAMBA, DNS etc. Knowledge of using Routed Protocols like FTP, SFTP, SSH, HTTP, HTTPS and Direct connect.</w:t>
+      </w:r>
+    </w:p>
+    <w:p>
+      <w:pPr>
+        <w:spacing w:line="276" w:lineRule="auto"/>
+        <w:rPr>
+          <w:rFonts w:ascii="Tenorite" w:hAnsi="Tenorite" w:cstheme="minorHAnsi"/>
+          <w:color w:val="000000" w:themeColor="text1"/>
+          <w:sz w:val="18"/>
+          <w:szCs w:val="18"/>
+          <w:u w:val="single"/>
+        </w:rPr>
+      </w:pPr>
+    </w:p>
+    <w:p>
+      <w:pPr>
+        <w:spacing w:line="276" w:lineRule="auto"/>
+        <w:rPr>
+          <w:rFonts w:ascii="Tenorite" w:eastAsia="Cambria" w:hAnsi="Tenorite" w:cstheme="minorHAnsi"/>
+          <w:b/>
           <w:bCs/>
           <w:sz w:val="18"/>
           <w:szCs w:val="18"/>
-          <w:lang w:val="fr-FR"/>
-        </w:rPr>
-        <w:t>Connect</w:t>
-      </w:r>
-      <w:proofErr w:type="spellEnd"/>
-      <w:r>
-        <w:rPr>
-          <w:rFonts w:ascii="Tenorite" w:hAnsi="Tenorite" w:cstheme="minorHAnsi"/>
+          <w:u w:val="thick"/>
+        </w:rPr>
+      </w:pPr>
+      <w:r>
+        <w:rPr>
+          <w:rFonts w:ascii="Tenorite" w:eastAsia="Cambria" w:hAnsi="Tenorite" w:cstheme="minorHAnsi"/>
+          <w:b/>
           <w:bCs/>
           <w:sz w:val="18"/>
           <w:szCs w:val="18"/>
-          <w:lang w:val="fr-FR"/>
-        </w:rPr>
-        <w:t xml:space="preserve">, Route53, Cloud Watch, </w:t>
-      </w:r>
-      <w:proofErr w:type="spellStart"/>
-      <w:r>
-        <w:rPr>
-          <w:rFonts w:ascii="Tenorite" w:hAnsi="Tenorite" w:cstheme="minorHAnsi"/>
-          <w:bCs/>
-          <w:sz w:val="18"/>
-          <w:szCs w:val="18"/>
-          <w:lang w:val="fr-FR"/>
-        </w:rPr>
-        <w:t>Kinesis</w:t>
-      </w:r>
-      <w:proofErr w:type="spellEnd"/>
-      <w:r>
-        <w:rPr>
-          <w:rFonts w:ascii="Tenorite" w:hAnsi="Tenorite" w:cstheme="minorHAnsi"/>
-          <w:bCs/>
-          <w:sz w:val="18"/>
-          <w:szCs w:val="18"/>
-          <w:lang w:val="fr-FR"/>
-        </w:rPr>
-        <w:t>, Cloud Formation, IAM</w:t>
-      </w:r>
-    </w:p>
-    <w:p>
-      <w:pPr>
-        <w:pStyle w:val="ListParagraph"/>
-        <w:numPr>
-          <w:ilvl w:val="0"/>
-          <w:numId w:val="7"/>
-        </w:numPr>
-        <w:spacing w:line="276" w:lineRule="auto"/>
-        <w:rPr>
-          <w:rFonts w:ascii="Tenorite" w:hAnsi="Tenorite" w:cstheme="minorHAnsi"/>
-          <w:color w:val="000000" w:themeColor="text1"/>
-          <w:sz w:val="18"/>
-          <w:szCs w:val="18"/>
-          <w:shd w:val="clear" w:color="auto" w:fill="FFFFFF"/>
-        </w:rPr>
-      </w:pPr>
-      <w:r>
-        <w:rPr>
-          <w:rFonts w:ascii="Tenorite" w:hAnsi="Tenorite" w:cstheme="minorHAnsi"/>
-          <w:color w:val="000000" w:themeColor="text1"/>
-          <w:sz w:val="18"/>
-          <w:szCs w:val="18"/>
-          <w:shd w:val="clear" w:color="auto" w:fill="FFFFFF"/>
-        </w:rPr>
-        <w:t>Experience on complete software development life cycle (SDLC) with software development models like Agile, Scrum Model, JIRA, Waterfall model.</w:t>
-      </w:r>
-    </w:p>
-    <w:p>
-      <w:pPr>
-        <w:pStyle w:val="ListParagraph"/>
-        <w:numPr>
-          <w:ilvl w:val="0"/>
-          <w:numId w:val="7"/>
-        </w:numPr>
-        <w:spacing w:line="276" w:lineRule="auto"/>
-        <w:rPr>
-          <w:rFonts w:ascii="Tenorite" w:hAnsi="Tenorite" w:cstheme="minorHAnsi"/>
-          <w:color w:val="000000" w:themeColor="text1"/>
-          <w:sz w:val="18"/>
-          <w:szCs w:val="18"/>
-          <w:u w:val="single"/>
-        </w:rPr>
-      </w:pPr>
-      <w:r>
-        <w:rPr>
-          <w:rFonts w:ascii="Tenorite" w:hAnsi="Tenorite" w:cstheme="minorHAnsi"/>
-          <w:color w:val="000000" w:themeColor="text1"/>
-          <w:sz w:val="18"/>
-          <w:szCs w:val="18"/>
-          <w:shd w:val="clear" w:color="auto" w:fill="FFFFFF"/>
-        </w:rPr>
-        <w:t>Highly motivated and committed DevOps Engineer experienced in Automating, configuring and deploying instances on AWS, Microsoft Azure and Rackspace cloud environments and Data centers. </w:t>
-      </w:r>
-    </w:p>
-    <w:p>
-      <w:pPr>
-        <w:pStyle w:val="ListParagraph"/>
-        <w:numPr>
-          <w:ilvl w:val="0"/>
-          <w:numId w:val="7"/>
-        </w:numPr>
-        <w:spacing w:line="276" w:lineRule="auto"/>
-        <w:rPr>
-          <w:rFonts w:ascii="Tenorite" w:hAnsi="Tenorite" w:cstheme="minorHAnsi"/>
-          <w:color w:val="000000" w:themeColor="text1"/>
-          <w:sz w:val="18"/>
-          <w:szCs w:val="18"/>
-          <w:u w:val="single"/>
-        </w:rPr>
-      </w:pPr>
-      <w:r>
-        <w:rPr>
-          <w:rFonts w:ascii="Tenorite" w:hAnsi="Tenorite" w:cstheme="minorHAnsi"/>
-          <w:color w:val="000000" w:themeColor="text1"/>
-          <w:sz w:val="18"/>
-          <w:szCs w:val="18"/>
-          <w:shd w:val="clear" w:color="auto" w:fill="FFFFFF"/>
-        </w:rPr>
-        <w:t>Build and configure a virtual data center in the AWS cloud to support Enterprise Data Warehouse hosting including Virtual Private Cloud (VPC), Public and Private Subnets, Security Groups, Route Tables, Elastic Load Balancer (ELB). </w:t>
-      </w:r>
-    </w:p>
-    <w:p>
-      <w:pPr>
-        <w:pStyle w:val="ListParagraph"/>
-        <w:numPr>
-          <w:ilvl w:val="0"/>
-          <w:numId w:val="7"/>
-        </w:numPr>
-        <w:spacing w:line="276" w:lineRule="auto"/>
-        <w:rPr>
-          <w:rFonts w:ascii="Tenorite" w:hAnsi="Tenorite" w:cstheme="minorHAnsi"/>
-          <w:color w:val="000000" w:themeColor="text1"/>
-          <w:sz w:val="18"/>
-          <w:szCs w:val="18"/>
-          <w:u w:val="single"/>
-        </w:rPr>
-      </w:pPr>
-      <w:r>
-        <w:rPr>
-          <w:rFonts w:ascii="Tenorite" w:hAnsi="Tenorite" w:cstheme="minorHAnsi"/>
-          <w:color w:val="000000" w:themeColor="text1"/>
-          <w:sz w:val="18"/>
-          <w:szCs w:val="18"/>
-          <w:shd w:val="clear" w:color="auto" w:fill="FFFFFF"/>
-        </w:rPr>
-        <w:t>Transfer data from Datacenters to cloud using AWS Import/Export Snowball service.</w:t>
-      </w:r>
-    </w:p>
-    <w:p>
-      <w:pPr>
-        <w:pStyle w:val="ListParagraph"/>
-        <w:numPr>
-          <w:ilvl w:val="0"/>
-          <w:numId w:val="7"/>
-        </w:numPr>
-        <w:spacing w:line="276" w:lineRule="auto"/>
-        <w:rPr>
-          <w:rFonts w:ascii="Tenorite" w:hAnsi="Tenorite" w:cstheme="minorHAnsi"/>
-          <w:color w:val="000000" w:themeColor="text1"/>
-          <w:sz w:val="18"/>
-          <w:szCs w:val="18"/>
-          <w:u w:val="single"/>
-        </w:rPr>
-      </w:pPr>
-      <w:r>
-        <w:rPr>
-          <w:rFonts w:ascii="Tenorite" w:hAnsi="Tenorite" w:cstheme="minorHAnsi"/>
-          <w:color w:val="000000" w:themeColor="text1"/>
-          <w:sz w:val="18"/>
-          <w:szCs w:val="18"/>
-          <w:shd w:val="clear" w:color="auto" w:fill="FFFFFF"/>
-        </w:rPr>
-        <w:t>Automate deployment for SaaS based application on cloud using Chef Enterprise, Pivotal Cloud Foundry and AWS.</w:t>
-      </w:r>
-    </w:p>
-    <w:p>
-      <w:pPr>
-        <w:pStyle w:val="ListParagraph"/>
-        <w:numPr>
-          <w:ilvl w:val="0"/>
-          <w:numId w:val="7"/>
-        </w:numPr>
-        <w:spacing w:line="276" w:lineRule="auto"/>
-        <w:rPr>
-          <w:rFonts w:ascii="Tenorite" w:hAnsi="Tenorite" w:cstheme="minorHAnsi"/>
-          <w:color w:val="000000" w:themeColor="text1"/>
-          <w:sz w:val="18"/>
-          <w:szCs w:val="18"/>
-          <w:u w:val="single"/>
-        </w:rPr>
-      </w:pPr>
-      <w:r>
-        <w:rPr>
-          <w:rFonts w:ascii="Tenorite" w:hAnsi="Tenorite" w:cstheme="minorHAnsi"/>
-          <w:color w:val="000000" w:themeColor="text1"/>
-          <w:sz w:val="18"/>
-          <w:szCs w:val="18"/>
-          <w:shd w:val="clear" w:color="auto" w:fill="FFFFFF"/>
-        </w:rPr>
-        <w:t>Manage Amazon Redshift clusters such as launching the cluster and specifying the node type as well. </w:t>
-      </w:r>
-    </w:p>
-    <w:p>
-      <w:pPr>
-        <w:pStyle w:val="ListParagraph"/>
-        <w:numPr>
-          <w:ilvl w:val="0"/>
-          <w:numId w:val="7"/>
-        </w:numPr>
-        <w:spacing w:line="276" w:lineRule="auto"/>
-        <w:rPr>
-          <w:rFonts w:ascii="Tenorite" w:hAnsi="Tenorite" w:cstheme="minorHAnsi"/>
-          <w:color w:val="000000" w:themeColor="text1"/>
-          <w:sz w:val="18"/>
-          <w:szCs w:val="18"/>
-          <w:u w:val="single"/>
-        </w:rPr>
-      </w:pPr>
-      <w:r>
-        <w:rPr>
-          <w:rFonts w:ascii="Tenorite" w:hAnsi="Tenorite" w:cstheme="minorHAnsi"/>
-          <w:color w:val="000000" w:themeColor="text1"/>
-          <w:sz w:val="18"/>
-          <w:szCs w:val="18"/>
-          <w:shd w:val="clear" w:color="auto" w:fill="FFFFFF"/>
-        </w:rPr>
-        <w:t>Setup and build AWS infrastructure using various resources, VPC EC2, RDB, S3, IAM, EBS, Security Group, Auto Scaling, SES, SNS and RDS in Cloud Formation JSON templates, Route53, Lambda.</w:t>
-      </w:r>
-    </w:p>
-    <w:p>
-      <w:pPr>
-        <w:pStyle w:val="ListParagraph"/>
-        <w:numPr>
-          <w:ilvl w:val="0"/>
-          <w:numId w:val="7"/>
-        </w:numPr>
-        <w:spacing w:line="276" w:lineRule="auto"/>
-        <w:rPr>
-          <w:rFonts w:ascii="Tenorite" w:hAnsi="Tenorite" w:cstheme="minorHAnsi"/>
-          <w:color w:val="000000" w:themeColor="text1"/>
-          <w:sz w:val="18"/>
-          <w:szCs w:val="18"/>
-          <w:u w:val="single"/>
-        </w:rPr>
-      </w:pPr>
-      <w:r>
-        <w:rPr>
-          <w:rFonts w:ascii="Tenorite" w:hAnsi="Tenorite" w:cstheme="minorHAnsi"/>
-          <w:color w:val="000000" w:themeColor="text1"/>
-          <w:sz w:val="18"/>
-          <w:szCs w:val="18"/>
-          <w:shd w:val="clear" w:color="auto" w:fill="FFFFFF"/>
-        </w:rPr>
-        <w:t>Create and deploy applications, manage domains, control access to our OpenShift applications, and give you complete control of your cloud environment.</w:t>
-      </w:r>
-    </w:p>
-    <w:p>
-      <w:pPr>
-        <w:pStyle w:val="ListParagraph"/>
-        <w:numPr>
-          <w:ilvl w:val="0"/>
-          <w:numId w:val="7"/>
-        </w:numPr>
-        <w:spacing w:line="276" w:lineRule="auto"/>
-        <w:rPr>
-          <w:rFonts w:ascii="Tenorite" w:hAnsi="Tenorite" w:cstheme="minorHAnsi"/>
-          <w:color w:val="000000" w:themeColor="text1"/>
-          <w:sz w:val="18"/>
-          <w:szCs w:val="18"/>
-          <w:u w:val="single"/>
-        </w:rPr>
-      </w:pPr>
-      <w:r>
-        <w:rPr>
-          <w:rFonts w:ascii="Tenorite" w:hAnsi="Tenorite" w:cstheme="minorHAnsi"/>
-          <w:color w:val="000000" w:themeColor="text1"/>
-          <w:sz w:val="18"/>
-          <w:szCs w:val="18"/>
-          <w:shd w:val="clear" w:color="auto" w:fill="FFFFFF"/>
-        </w:rPr>
-        <w:t>Worked on AWS for deploying EC2 instances consisting of various flavors viz., Oracle Linux, RHEL, CentOS, Ubuntu and Solaris in both Linux and Windows.</w:t>
-      </w:r>
-    </w:p>
-    <w:p>
-      <w:pPr>
-        <w:pStyle w:val="ListParagraph"/>
-        <w:numPr>
-          <w:ilvl w:val="0"/>
-          <w:numId w:val="7"/>
-        </w:numPr>
-        <w:spacing w:line="276" w:lineRule="auto"/>
-        <w:rPr>
-          <w:rFonts w:ascii="Tenorite" w:hAnsi="Tenorite" w:cstheme="minorHAnsi"/>
-          <w:color w:val="000000" w:themeColor="text1"/>
-          <w:sz w:val="18"/>
-          <w:szCs w:val="18"/>
-          <w:u w:val="single"/>
-        </w:rPr>
-      </w:pPr>
-      <w:r>
-        <w:rPr>
-          <w:rFonts w:ascii="Tenorite" w:hAnsi="Tenorite" w:cstheme="minorHAnsi"/>
-          <w:color w:val="000000" w:themeColor="text1"/>
-          <w:sz w:val="18"/>
-          <w:szCs w:val="18"/>
-          <w:shd w:val="clear" w:color="auto" w:fill="FFFFFF"/>
-        </w:rPr>
-        <w:t>Created and deployed VMs on the Microsoft cloud service Azure, managed the virtual networks, Azure AD and SQL.</w:t>
-      </w:r>
-    </w:p>
-    <w:p>
-      <w:pPr>
-        <w:pStyle w:val="ListParagraph"/>
-        <w:numPr>
-          <w:ilvl w:val="0"/>
-          <w:numId w:val="7"/>
-        </w:numPr>
-        <w:spacing w:line="276" w:lineRule="auto"/>
-        <w:rPr>
-          <w:rFonts w:ascii="Tenorite" w:hAnsi="Tenorite" w:cstheme="minorHAnsi"/>
-          <w:color w:val="000000" w:themeColor="text1"/>
-          <w:sz w:val="18"/>
-          <w:szCs w:val="18"/>
-          <w:u w:val="single"/>
-        </w:rPr>
-      </w:pPr>
-      <w:r>
-        <w:rPr>
-          <w:rFonts w:ascii="Tenorite" w:hAnsi="Tenorite" w:cstheme="minorHAnsi"/>
-          <w:color w:val="000000" w:themeColor="text1"/>
-          <w:sz w:val="18"/>
-          <w:szCs w:val="18"/>
-          <w:shd w:val="clear" w:color="auto" w:fill="FFFFFF"/>
-        </w:rPr>
-        <w:t>Experience in maintaining Atlassian products like JIRA, Confluence, Bamboo and Bitbucket.</w:t>
-      </w:r>
-    </w:p>
-    <w:p>
-      <w:pPr>
-        <w:pStyle w:val="ListParagraph"/>
-        <w:numPr>
-          <w:ilvl w:val="0"/>
-          <w:numId w:val="7"/>
-        </w:numPr>
-        <w:spacing w:line="276" w:lineRule="auto"/>
-        <w:rPr>
-          <w:rFonts w:ascii="Tenorite" w:hAnsi="Tenorite" w:cstheme="minorHAnsi"/>
-          <w:color w:val="000000" w:themeColor="text1"/>
-          <w:sz w:val="18"/>
-          <w:szCs w:val="18"/>
-          <w:u w:val="single"/>
-        </w:rPr>
-      </w:pPr>
-      <w:r>
-        <w:rPr>
-          <w:rFonts w:ascii="Tenorite" w:hAnsi="Tenorite" w:cstheme="minorHAnsi"/>
-          <w:color w:val="000000" w:themeColor="text1"/>
-          <w:sz w:val="18"/>
-          <w:szCs w:val="18"/>
-          <w:shd w:val="clear" w:color="auto" w:fill="FFFFFF"/>
-        </w:rPr>
-        <w:t>Experience in development and deployment of applications using JBoss, IBM WebSphere Application and Apache Tomcat.</w:t>
-      </w:r>
-    </w:p>
-    <w:p>
-      <w:pPr>
-        <w:pStyle w:val="ListParagraph"/>
-        <w:numPr>
-          <w:ilvl w:val="0"/>
-          <w:numId w:val="7"/>
-        </w:numPr>
-        <w:spacing w:line="276" w:lineRule="auto"/>
-        <w:rPr>
-          <w:rFonts w:ascii="Tenorite" w:hAnsi="Tenorite" w:cstheme="minorHAnsi"/>
-          <w:color w:val="000000" w:themeColor="text1"/>
-          <w:sz w:val="18"/>
-          <w:szCs w:val="18"/>
-          <w:u w:val="single"/>
-        </w:rPr>
-      </w:pPr>
-      <w:r>
-        <w:rPr>
-          <w:rFonts w:ascii="Tenorite" w:hAnsi="Tenorite" w:cstheme="minorHAnsi"/>
-          <w:color w:val="000000" w:themeColor="text1"/>
-          <w:sz w:val="18"/>
-          <w:szCs w:val="18"/>
-          <w:shd w:val="clear" w:color="auto" w:fill="FFFFFF"/>
-        </w:rPr>
-        <w:t>Knowledge in Terraform as infrastructure providers, build images using Packer. </w:t>
-      </w:r>
-    </w:p>
-    <w:p>
-      <w:pPr>
-        <w:pStyle w:val="ListParagraph"/>
-        <w:numPr>
-          <w:ilvl w:val="0"/>
-          <w:numId w:val="7"/>
-        </w:numPr>
-        <w:spacing w:line="276" w:lineRule="auto"/>
-        <w:rPr>
-          <w:rFonts w:ascii="Tenorite" w:hAnsi="Tenorite" w:cstheme="minorHAnsi"/>
-          <w:color w:val="000000" w:themeColor="text1"/>
-          <w:sz w:val="18"/>
-          <w:szCs w:val="18"/>
-          <w:u w:val="single"/>
-        </w:rPr>
-      </w:pPr>
-      <w:r>
-        <w:rPr>
-          <w:rFonts w:ascii="Tenorite" w:hAnsi="Tenorite" w:cstheme="minorHAnsi"/>
-          <w:color w:val="000000" w:themeColor="text1"/>
-          <w:sz w:val="18"/>
-          <w:szCs w:val="18"/>
-          <w:shd w:val="clear" w:color="auto" w:fill="FFFFFF"/>
-        </w:rPr>
-        <w:t>Designed highly available, cost effective and fault tolerant systems using multiple EC2instances, Auto-Scaling, Elastic Load Balance(ELB) and AMIs and Glacier for QA and UAT environments as well as infrastructure servers for GIT and Chef. </w:t>
-      </w:r>
-    </w:p>
-    <w:p>
-      <w:pPr>
-        <w:pStyle w:val="ListParagraph"/>
-        <w:numPr>
-          <w:ilvl w:val="0"/>
-          <w:numId w:val="7"/>
-        </w:numPr>
-        <w:spacing w:line="276" w:lineRule="auto"/>
-        <w:rPr>
-          <w:rFonts w:ascii="Tenorite" w:hAnsi="Tenorite" w:cstheme="minorHAnsi"/>
-          <w:color w:val="000000" w:themeColor="text1"/>
-          <w:sz w:val="18"/>
-          <w:szCs w:val="18"/>
-          <w:u w:val="single"/>
-        </w:rPr>
-      </w:pPr>
-      <w:r>
-        <w:rPr>
-          <w:rFonts w:ascii="Tenorite" w:hAnsi="Tenorite" w:cstheme="minorHAnsi"/>
-          <w:color w:val="000000" w:themeColor="text1"/>
-          <w:sz w:val="18"/>
-          <w:szCs w:val="18"/>
-          <w:shd w:val="clear" w:color="auto" w:fill="FFFFFF"/>
-        </w:rPr>
-        <w:t>Designed and implemented for fully implemented server build management, monitoring and deployment by using chef.</w:t>
-      </w:r>
-    </w:p>
-    <w:p>
-      <w:pPr>
-        <w:pStyle w:val="ListParagraph"/>
-        <w:numPr>
-          <w:ilvl w:val="0"/>
-          <w:numId w:val="7"/>
-        </w:numPr>
-        <w:spacing w:line="276" w:lineRule="auto"/>
-        <w:rPr>
-          <w:rFonts w:ascii="Tenorite" w:hAnsi="Tenorite" w:cstheme="minorHAnsi"/>
-          <w:color w:val="000000" w:themeColor="text1"/>
-          <w:sz w:val="18"/>
-          <w:szCs w:val="18"/>
-          <w:u w:val="single"/>
-        </w:rPr>
-      </w:pPr>
-      <w:r>
-        <w:rPr>
-          <w:rFonts w:ascii="Tenorite" w:hAnsi="Tenorite" w:cstheme="minorHAnsi"/>
-          <w:color w:val="000000" w:themeColor="text1"/>
-          <w:sz w:val="18"/>
-          <w:szCs w:val="18"/>
-          <w:shd w:val="clear" w:color="auto" w:fill="FFFFFF"/>
-        </w:rPr>
-        <w:t>Used AWS Beanstalk for deploying and scaling web applications and services developed with Java, PHP, Node.js, Python, Ruby, Shell/Bash, Perl, Groovy and Docker on familiar servers like Apache.</w:t>
-      </w:r>
-    </w:p>
-    <w:p>
-      <w:pPr>
-        <w:pStyle w:val="ListParagraph"/>
-        <w:numPr>
-          <w:ilvl w:val="0"/>
-          <w:numId w:val="7"/>
-        </w:numPr>
-        <w:spacing w:line="276" w:lineRule="auto"/>
-        <w:rPr>
-          <w:rFonts w:ascii="Tenorite" w:hAnsi="Tenorite" w:cstheme="minorHAnsi"/>
-          <w:color w:val="000000" w:themeColor="text1"/>
-          <w:sz w:val="18"/>
-          <w:szCs w:val="18"/>
-          <w:u w:val="single"/>
-        </w:rPr>
-      </w:pPr>
-      <w:r>
-        <w:rPr>
-          <w:rFonts w:ascii="Tenorite" w:hAnsi="Tenorite" w:cstheme="minorHAnsi"/>
-          <w:color w:val="000000" w:themeColor="text1"/>
-          <w:sz w:val="18"/>
-          <w:szCs w:val="18"/>
-          <w:shd w:val="clear" w:color="auto" w:fill="FFFFFF"/>
-        </w:rPr>
-        <w:t>Involved in development of test environment on Docker containers and configuring the Docker containers using Kubernetes.</w:t>
-      </w:r>
-    </w:p>
-    <w:p>
-      <w:pPr>
-        <w:pStyle w:val="ListParagraph"/>
-        <w:numPr>
-          <w:ilvl w:val="0"/>
-          <w:numId w:val="7"/>
-        </w:numPr>
-        <w:spacing w:line="276" w:lineRule="auto"/>
-        <w:rPr>
-          <w:rFonts w:ascii="Tenorite" w:hAnsi="Tenorite" w:cstheme="minorHAnsi"/>
-          <w:color w:val="000000" w:themeColor="text1"/>
-          <w:sz w:val="18"/>
-          <w:szCs w:val="18"/>
-          <w:u w:val="single"/>
-        </w:rPr>
-      </w:pPr>
-      <w:r>
-        <w:rPr>
-          <w:rFonts w:ascii="Tenorite" w:hAnsi="Tenorite" w:cstheme="minorHAnsi"/>
-          <w:color w:val="000000" w:themeColor="text1"/>
-          <w:sz w:val="18"/>
-          <w:szCs w:val="18"/>
-          <w:shd w:val="clear" w:color="auto" w:fill="FFFFFF"/>
-        </w:rPr>
-        <w:t>Created and updated puppet manifests and modules, files and packages stored in GIT repository. Responsible for implementing Puppet for applications deployment.</w:t>
-      </w:r>
-    </w:p>
-    <w:p>
-      <w:pPr>
-        <w:pStyle w:val="ListParagraph"/>
-        <w:numPr>
-          <w:ilvl w:val="0"/>
-          <w:numId w:val="7"/>
-        </w:numPr>
-        <w:spacing w:line="276" w:lineRule="auto"/>
-        <w:rPr>
-          <w:rFonts w:ascii="Tenorite" w:hAnsi="Tenorite" w:cstheme="minorHAnsi"/>
-          <w:color w:val="000000" w:themeColor="text1"/>
-          <w:sz w:val="18"/>
-          <w:szCs w:val="18"/>
-        </w:rPr>
-      </w:pPr>
-      <w:r>
-        <w:rPr>
-          <w:rFonts w:ascii="Tenorite" w:hAnsi="Tenorite" w:cstheme="minorHAnsi"/>
-          <w:color w:val="000000" w:themeColor="text1"/>
-          <w:sz w:val="18"/>
-          <w:szCs w:val="18"/>
-        </w:rPr>
-        <w:t>Perform architect roles like redefining architecture and automate existing one</w:t>
-      </w:r>
-    </w:p>
-    <w:p>
-      <w:pPr>
-        <w:pStyle w:val="ListParagraph"/>
-        <w:numPr>
-          <w:ilvl w:val="0"/>
-          <w:numId w:val="7"/>
-        </w:numPr>
-        <w:spacing w:line="276" w:lineRule="auto"/>
-        <w:rPr>
-          <w:rFonts w:ascii="Tenorite" w:hAnsi="Tenorite" w:cstheme="minorHAnsi"/>
-          <w:color w:val="000000" w:themeColor="text1"/>
-          <w:sz w:val="18"/>
-          <w:szCs w:val="18"/>
-        </w:rPr>
-      </w:pPr>
-      <w:r>
-        <w:rPr>
-          <w:rFonts w:ascii="Tenorite" w:eastAsia="Times New Roman" w:hAnsi="Tenorite" w:cstheme="minorHAnsi"/>
-          <w:color w:val="000000" w:themeColor="text1"/>
-          <w:sz w:val="18"/>
-          <w:szCs w:val="18"/>
-        </w:rPr>
-        <w:t>Experience in Installation and Configuration of different modules of Service-Now.</w:t>
-      </w:r>
-    </w:p>
-    <w:p>
-      <w:pPr>
-        <w:pStyle w:val="ListParagraph"/>
-        <w:numPr>
-          <w:ilvl w:val="0"/>
-          <w:numId w:val="7"/>
-        </w:numPr>
-        <w:spacing w:line="276" w:lineRule="auto"/>
-        <w:rPr>
-          <w:rFonts w:ascii="Tenorite" w:hAnsi="Tenorite" w:cstheme="minorHAnsi"/>
-          <w:color w:val="000000" w:themeColor="text1"/>
-          <w:sz w:val="18"/>
-          <w:szCs w:val="18"/>
-          <w:u w:val="single"/>
-        </w:rPr>
-      </w:pPr>
-      <w:r>
-        <w:rPr>
-          <w:rFonts w:ascii="Tenorite" w:hAnsi="Tenorite" w:cstheme="minorHAnsi"/>
-          <w:color w:val="000000" w:themeColor="text1"/>
-          <w:sz w:val="18"/>
-          <w:szCs w:val="18"/>
-          <w:shd w:val="clear" w:color="auto" w:fill="FFFFFF"/>
-        </w:rPr>
-        <w:t>Experienced in branching, tagging and maintaining the version across the environments using SCM tools like GIT, Subversion (SVN) and TFS on Linux and windows platforms.</w:t>
-      </w:r>
-    </w:p>
-    <w:p>
-      <w:pPr>
-        <w:pStyle w:val="ListParagraph"/>
-        <w:numPr>
-          <w:ilvl w:val="0"/>
-          <w:numId w:val="7"/>
-        </w:numPr>
-        <w:spacing w:line="276" w:lineRule="auto"/>
-        <w:rPr>
-          <w:rFonts w:ascii="Tenorite" w:hAnsi="Tenorite" w:cstheme="minorHAnsi"/>
-          <w:color w:val="000000" w:themeColor="text1"/>
-          <w:sz w:val="18"/>
-          <w:szCs w:val="18"/>
-          <w:u w:val="single"/>
-        </w:rPr>
-      </w:pPr>
-      <w:r>
-        <w:rPr>
-          <w:rFonts w:ascii="Tenorite" w:hAnsi="Tenorite" w:cstheme="minorHAnsi"/>
-          <w:color w:val="000000" w:themeColor="text1"/>
-          <w:sz w:val="18"/>
-          <w:szCs w:val="18"/>
-          <w:shd w:val="clear" w:color="auto" w:fill="FFFFFF"/>
-        </w:rPr>
-        <w:t>Developed Playbooks using Ansible to deploy consistent infrastructure code across multiple environments.</w:t>
-      </w:r>
-    </w:p>
-    <w:p>
-      <w:pPr>
-        <w:pStyle w:val="ListParagraph"/>
-        <w:numPr>
-          <w:ilvl w:val="0"/>
-          <w:numId w:val="7"/>
-        </w:numPr>
-        <w:spacing w:line="276" w:lineRule="auto"/>
-        <w:rPr>
-          <w:rFonts w:ascii="Tenorite" w:hAnsi="Tenorite" w:cstheme="minorHAnsi"/>
-          <w:color w:val="000000" w:themeColor="text1"/>
-          <w:sz w:val="18"/>
-          <w:szCs w:val="18"/>
-          <w:u w:val="single"/>
-        </w:rPr>
-      </w:pPr>
-      <w:r>
-        <w:rPr>
-          <w:rFonts w:ascii="Tenorite" w:hAnsi="Tenorite" w:cstheme="minorHAnsi"/>
-          <w:color w:val="000000" w:themeColor="text1"/>
-          <w:sz w:val="18"/>
-          <w:szCs w:val="18"/>
-          <w:shd w:val="clear" w:color="auto" w:fill="FFFFFF"/>
-        </w:rPr>
-        <w:t>Installed Jenkins/Plugins for GIT repository, setup SCM polling for immediate build with maven and maven repository (Nexus Artifact) and deployed apps using custom Ruby modules through puppet as a CI/CD process.</w:t>
-      </w:r>
-    </w:p>
-    <w:p>
-      <w:pPr>
-        <w:pStyle w:val="ListParagraph"/>
-        <w:numPr>
-          <w:ilvl w:val="0"/>
-          <w:numId w:val="7"/>
-        </w:numPr>
-        <w:spacing w:line="276" w:lineRule="auto"/>
-        <w:rPr>
-          <w:rFonts w:ascii="Tenorite" w:hAnsi="Tenorite" w:cstheme="minorHAnsi"/>
-          <w:color w:val="000000" w:themeColor="text1"/>
-          <w:sz w:val="18"/>
-          <w:szCs w:val="18"/>
-          <w:u w:val="single"/>
-        </w:rPr>
-      </w:pPr>
-      <w:r>
-        <w:rPr>
-          <w:rFonts w:ascii="Tenorite" w:hAnsi="Tenorite" w:cstheme="minorHAnsi"/>
-          <w:color w:val="000000" w:themeColor="text1"/>
-          <w:sz w:val="18"/>
-          <w:szCs w:val="18"/>
-          <w:shd w:val="clear" w:color="auto" w:fill="FFFFFF"/>
-        </w:rPr>
-        <w:t>Worked on Jenkins jobs to new server, Jenkins pipelines, and Dockized build environments</w:t>
-      </w:r>
-    </w:p>
-    <w:p>
-      <w:pPr>
-        <w:pStyle w:val="ListParagraph"/>
-        <w:numPr>
-          <w:ilvl w:val="0"/>
-          <w:numId w:val="7"/>
-        </w:numPr>
-        <w:spacing w:line="276" w:lineRule="auto"/>
-        <w:rPr>
-          <w:rFonts w:ascii="Tenorite" w:hAnsi="Tenorite" w:cstheme="minorHAnsi"/>
-          <w:color w:val="000000" w:themeColor="text1"/>
-          <w:sz w:val="18"/>
-          <w:szCs w:val="18"/>
-          <w:u w:val="single"/>
-        </w:rPr>
-      </w:pPr>
-      <w:r>
-        <w:rPr>
-          <w:rFonts w:ascii="Tenorite" w:hAnsi="Tenorite" w:cstheme="minorHAnsi"/>
-          <w:color w:val="000000" w:themeColor="text1"/>
-          <w:sz w:val="18"/>
-          <w:szCs w:val="18"/>
-          <w:shd w:val="clear" w:color="auto" w:fill="FFFFFF"/>
-        </w:rPr>
-        <w:t>Advance troubleshooting for SSO web applications and SAML integrations Digital Key Management and Federated Identity partner integration.</w:t>
-      </w:r>
-    </w:p>
-    <w:p>
-      <w:pPr>
-        <w:pStyle w:val="ListParagraph"/>
-        <w:numPr>
-          <w:ilvl w:val="0"/>
-          <w:numId w:val="7"/>
-        </w:numPr>
-        <w:spacing w:line="276" w:lineRule="auto"/>
-        <w:rPr>
-          <w:rFonts w:ascii="Tenorite" w:hAnsi="Tenorite" w:cstheme="minorHAnsi"/>
-          <w:color w:val="000000" w:themeColor="text1"/>
-          <w:sz w:val="18"/>
-          <w:szCs w:val="18"/>
-          <w:u w:val="single"/>
-        </w:rPr>
-      </w:pPr>
-      <w:r>
-        <w:rPr>
-          <w:rFonts w:ascii="Tenorite" w:hAnsi="Tenorite" w:cstheme="minorHAnsi"/>
-          <w:color w:val="000000" w:themeColor="text1"/>
-          <w:sz w:val="18"/>
-          <w:szCs w:val="18"/>
-          <w:shd w:val="clear" w:color="auto" w:fill="FFFFFF"/>
-        </w:rPr>
-        <w:t>Worked on monitoring tools such as Nagios, Splunk, ELK Stack (Elasticsearch, Log stash, Kibana), Cloud Watch.</w:t>
-      </w:r>
-    </w:p>
-    <w:p>
-      <w:pPr>
-        <w:pStyle w:val="ListParagraph"/>
-        <w:numPr>
-          <w:ilvl w:val="0"/>
-          <w:numId w:val="7"/>
-        </w:numPr>
-        <w:spacing w:line="276" w:lineRule="auto"/>
-        <w:rPr>
-          <w:rFonts w:ascii="Tenorite" w:hAnsi="Tenorite" w:cstheme="minorHAnsi"/>
-          <w:color w:val="000000" w:themeColor="text1"/>
-          <w:sz w:val="18"/>
-          <w:szCs w:val="18"/>
-        </w:rPr>
-      </w:pPr>
-      <w:r>
-        <w:rPr>
-          <w:rFonts w:ascii="Tenorite" w:hAnsi="Tenorite" w:cstheme="minorHAnsi"/>
-          <w:color w:val="000000" w:themeColor="text1"/>
-          <w:sz w:val="18"/>
-          <w:szCs w:val="18"/>
-        </w:rPr>
-        <w:t>Experience in Installing, configuring Cloud Foundry Ops Manager, App Manager, Etc.</w:t>
-      </w:r>
-    </w:p>
-    <w:p>
-      <w:pPr>
-        <w:pStyle w:val="ListParagraph"/>
-        <w:numPr>
-          <w:ilvl w:val="0"/>
-          <w:numId w:val="7"/>
-        </w:numPr>
-        <w:spacing w:line="276" w:lineRule="auto"/>
-        <w:rPr>
-          <w:rFonts w:ascii="Tenorite" w:hAnsi="Tenorite" w:cstheme="minorHAnsi"/>
-          <w:color w:val="000000" w:themeColor="text1"/>
-          <w:sz w:val="18"/>
-          <w:szCs w:val="18"/>
-        </w:rPr>
-      </w:pPr>
-      <w:r>
-        <w:rPr>
-          <w:rFonts w:ascii="Tenorite" w:hAnsi="Tenorite" w:cstheme="minorHAnsi"/>
-          <w:color w:val="000000" w:themeColor="text1"/>
-          <w:sz w:val="18"/>
-          <w:szCs w:val="18"/>
-        </w:rPr>
-        <w:t xml:space="preserve">Configuring and installing VMware virtual center servers and VMware </w:t>
-      </w:r>
-      <w:proofErr w:type="spellStart"/>
-      <w:r>
-        <w:rPr>
-          <w:rFonts w:ascii="Tenorite" w:hAnsi="Tenorite" w:cstheme="minorHAnsi"/>
-          <w:color w:val="000000" w:themeColor="text1"/>
-          <w:sz w:val="18"/>
-          <w:szCs w:val="18"/>
-        </w:rPr>
-        <w:t>Vcenter</w:t>
-      </w:r>
-      <w:proofErr w:type="spellEnd"/>
-      <w:r>
-        <w:rPr>
-          <w:rFonts w:ascii="Tenorite" w:hAnsi="Tenorite" w:cstheme="minorHAnsi"/>
-          <w:color w:val="000000" w:themeColor="text1"/>
-          <w:sz w:val="18"/>
-          <w:szCs w:val="18"/>
-        </w:rPr>
-        <w:t xml:space="preserve"> Appliance.</w:t>
-      </w:r>
-    </w:p>
-    <w:p>
-      <w:pPr>
-        <w:pStyle w:val="ListParagraph"/>
-        <w:numPr>
-          <w:ilvl w:val="0"/>
-          <w:numId w:val="7"/>
-        </w:numPr>
-        <w:spacing w:line="276" w:lineRule="auto"/>
-        <w:rPr>
-          <w:rFonts w:ascii="Tenorite" w:hAnsi="Tenorite" w:cstheme="minorHAnsi"/>
-          <w:color w:val="000000" w:themeColor="text1"/>
-          <w:sz w:val="18"/>
-          <w:szCs w:val="18"/>
-        </w:rPr>
-      </w:pPr>
-      <w:r>
-        <w:rPr>
-          <w:rFonts w:ascii="Tenorite" w:hAnsi="Tenorite" w:cstheme="minorHAnsi"/>
-          <w:color w:val="000000" w:themeColor="text1"/>
-          <w:sz w:val="18"/>
-          <w:szCs w:val="18"/>
-          <w:shd w:val="clear" w:color="auto" w:fill="FFFFFF"/>
-        </w:rPr>
-        <w:lastRenderedPageBreak/>
-        <w:t xml:space="preserve">Managed </w:t>
-      </w:r>
-      <w:proofErr w:type="spellStart"/>
-      <w:r>
-        <w:rPr>
-          <w:rFonts w:ascii="Tenorite" w:hAnsi="Tenorite" w:cstheme="minorHAnsi"/>
-          <w:color w:val="000000" w:themeColor="text1"/>
-          <w:sz w:val="18"/>
-          <w:szCs w:val="18"/>
-          <w:shd w:val="clear" w:color="auto" w:fill="FFFFFF"/>
-        </w:rPr>
-        <w:t>VMwareESXi</w:t>
-      </w:r>
-      <w:proofErr w:type="spellEnd"/>
-      <w:r>
-        <w:rPr>
-          <w:rFonts w:ascii="Tenorite" w:hAnsi="Tenorite" w:cstheme="minorHAnsi"/>
-          <w:color w:val="000000" w:themeColor="text1"/>
-          <w:sz w:val="18"/>
-          <w:szCs w:val="18"/>
-          <w:shd w:val="clear" w:color="auto" w:fill="FFFFFF"/>
-        </w:rPr>
-        <w:t xml:space="preserve"> hosts using </w:t>
-      </w:r>
-      <w:proofErr w:type="spellStart"/>
-      <w:r>
-        <w:rPr>
-          <w:rFonts w:ascii="Tenorite" w:hAnsi="Tenorite" w:cstheme="minorHAnsi"/>
-          <w:color w:val="000000" w:themeColor="text1"/>
-          <w:sz w:val="18"/>
-          <w:szCs w:val="18"/>
-          <w:shd w:val="clear" w:color="auto" w:fill="FFFFFF"/>
-        </w:rPr>
-        <w:t>vSphereclient</w:t>
-      </w:r>
-      <w:proofErr w:type="spellEnd"/>
-      <w:r>
-        <w:rPr>
-          <w:rFonts w:ascii="Tenorite" w:hAnsi="Tenorite" w:cstheme="minorHAnsi"/>
-          <w:color w:val="000000" w:themeColor="text1"/>
-          <w:sz w:val="18"/>
-          <w:szCs w:val="18"/>
-          <w:shd w:val="clear" w:color="auto" w:fill="FFFFFF"/>
-        </w:rPr>
-        <w:t xml:space="preserve"> and Web client. Created and deployed LVM, resized the logical volume and volume group.</w:t>
-      </w:r>
-    </w:p>
-    <w:p>
-      <w:pPr>
-        <w:pStyle w:val="ListParagraph"/>
-        <w:numPr>
-          <w:ilvl w:val="0"/>
-          <w:numId w:val="7"/>
-        </w:numPr>
-        <w:spacing w:line="276" w:lineRule="auto"/>
-        <w:rPr>
-          <w:rFonts w:ascii="Tenorite" w:hAnsi="Tenorite" w:cstheme="minorHAnsi"/>
-          <w:color w:val="000000" w:themeColor="text1"/>
-          <w:sz w:val="18"/>
-          <w:szCs w:val="18"/>
-          <w:u w:val="single"/>
-        </w:rPr>
-      </w:pPr>
-      <w:r>
-        <w:rPr>
-          <w:rFonts w:ascii="Tenorite" w:hAnsi="Tenorite" w:cstheme="minorHAnsi"/>
-          <w:color w:val="000000" w:themeColor="text1"/>
-          <w:sz w:val="18"/>
-          <w:szCs w:val="18"/>
-          <w:shd w:val="clear" w:color="auto" w:fill="FFFFFF"/>
-        </w:rPr>
-        <w:t>Monitoring the servers using tools like BMC and Nagios and providing 24x7 on call support rotation basis.</w:t>
-      </w:r>
-    </w:p>
-    <w:p>
-      <w:pPr>
-        <w:pStyle w:val="ListParagraph"/>
-        <w:numPr>
-          <w:ilvl w:val="0"/>
-          <w:numId w:val="7"/>
-        </w:numPr>
-        <w:spacing w:line="276" w:lineRule="auto"/>
-        <w:rPr>
-          <w:rFonts w:ascii="Tenorite" w:hAnsi="Tenorite" w:cstheme="minorHAnsi"/>
-          <w:color w:val="000000" w:themeColor="text1"/>
-          <w:sz w:val="18"/>
-          <w:szCs w:val="18"/>
-          <w:u w:val="single"/>
-        </w:rPr>
-      </w:pPr>
-      <w:r>
-        <w:rPr>
-          <w:rFonts w:ascii="Tenorite" w:hAnsi="Tenorite" w:cstheme="minorHAnsi"/>
-          <w:color w:val="000000" w:themeColor="text1"/>
-          <w:sz w:val="18"/>
-          <w:szCs w:val="18"/>
-          <w:shd w:val="clear" w:color="auto" w:fill="FFFFFF"/>
-        </w:rPr>
-        <w:t>Expertise in Installing and Managing LDAP, NIS, NIS+, NFS, DHCP, SAMBA, DNS etc. Knowledge of using Routed Protocols like FTP, SFTP, SSH, HTTP, HTTPS and Direct connect.</w:t>
-      </w:r>
-    </w:p>
-    <w:p>
-      <w:pPr>
-        <w:spacing w:line="276" w:lineRule="auto"/>
-        <w:rPr>
-          <w:rFonts w:ascii="Tenorite" w:hAnsi="Tenorite" w:cstheme="minorHAnsi"/>
-          <w:color w:val="000000" w:themeColor="text1"/>
-          <w:sz w:val="18"/>
-          <w:szCs w:val="18"/>
-          <w:u w:val="single"/>
-        </w:rPr>
-      </w:pPr>
-    </w:p>
-    <w:p>
-      <w:pPr>
-        <w:spacing w:line="276" w:lineRule="auto"/>
-        <w:rPr>
-          <w:rFonts w:ascii="Tenorite" w:eastAsia="Cambria" w:hAnsi="Tenorite" w:cstheme="minorHAnsi"/>
-          <w:b/>
-          <w:bCs/>
-          <w:sz w:val="18"/>
-          <w:szCs w:val="18"/>
           <w:u w:val="thick"/>
         </w:rPr>
-      </w:pPr>
-      <w:r>
-        <w:rPr>
-          <w:rFonts w:ascii="Tenorite" w:eastAsia="Cambria" w:hAnsi="Tenorite" w:cstheme="minorHAnsi"/>
-          <w:b/>
-          <w:bCs/>
-          <w:sz w:val="18"/>
-          <w:szCs w:val="18"/>
-          <w:u w:val="thick"/>
-        </w:rPr>
         <w:t>CERTIFICATIONS</w:t>
       </w:r>
     </w:p>
@@ -1809,7 +2428,27 @@
           <w:szCs w:val="18"/>
           <w:shd w:val="clear" w:color="auto" w:fill="FFFFFF"/>
         </w:rPr>
-        <w:t>Microsoft Certified Azure Administrator</w:t>
+        <w:t xml:space="preserve">Microsoft Certified </w:t>
+      </w:r>
+      <w:r>
+        <w:rPr>
+          <w:rFonts w:ascii="Tenorite" w:hAnsi="Tenorite" w:cstheme="minorHAnsi"/>
+          <w:color w:val="000000" w:themeColor="text1"/>
+          <w:sz w:val="18"/>
+          <w:szCs w:val="18"/>
+          <w:shd w:val="clear" w:color="auto" w:fill="FFFFFF"/>
+        </w:rPr>
+        <w:t>GCP</w:t>
+      </w:r>
+      <w:r>
+        <w:rPr>
+          <w:rFonts w:ascii="Tenorite" w:hAnsi="Tenorite" w:cstheme="minorHAnsi"/>
+          <w:color w:val="000000" w:themeColor="text1"/>
+          <w:sz w:val="18"/>
+          <w:szCs w:val="18"/>
+          <w:shd w:val="clear" w:color="auto" w:fill="FFFFFF"/>
+        </w:rPr>
+        <w:t xml:space="preserve"> Administrator</w:t>
       </w:r>
     </w:p>
     <w:p>
@@ -1863,7 +2502,17 @@
           <w:szCs w:val="18"/>
           <w:shd w:val="clear" w:color="auto" w:fill="FFFFFF"/>
         </w:rPr>
-        <w:t>AWS Developer – Associate</w:t>
+        <w:t>GCP</w:t>
+      </w:r>
+      <w:r>
+        <w:rPr>
+          <w:rFonts w:ascii="Tenorite" w:hAnsi="Tenorite" w:cstheme="minorHAnsi"/>
+          <w:color w:val="000000" w:themeColor="text1"/>
+          <w:sz w:val="18"/>
+          <w:szCs w:val="18"/>
+          <w:shd w:val="clear" w:color="auto" w:fill="FFFFFF"/>
+        </w:rPr>
+        <w:t xml:space="preserve"> Developer – Associate</w:t>
       </w:r>
     </w:p>
     <w:p>
@@ -2192,7 +2841,27 @@
                 <w:sz w:val="18"/>
                 <w:szCs w:val="18"/>
               </w:rPr>
-              <w:t>GIT, Subversion(SVN), Bit Bucket, GitHub</w:t>
+              <w:t xml:space="preserve">GIT, </w:t>
+            </w:r>
+            <w:proofErr w:type="gramStart"/>
+            <w:r>
+              <w:rPr>
+                <w:rFonts w:ascii="Tenorite" w:eastAsia="Times New Roman" w:hAnsi="Tenorite" w:cstheme="minorHAnsi"/>
+                <w:color w:val="000000" w:themeColor="text1"/>
+                <w:sz w:val="18"/>
+                <w:szCs w:val="18"/>
+              </w:rPr>
+              <w:t>Subversion(</w:t>
+            </w:r>
+            <w:proofErr w:type="gramEnd"/>
+            <w:r>
+              <w:rPr>
+                <w:rFonts w:ascii="Tenorite" w:eastAsia="Times New Roman" w:hAnsi="Tenorite" w:cstheme="minorHAnsi"/>
+                <w:color w:val="000000" w:themeColor="text1"/>
+                <w:sz w:val="18"/>
+                <w:szCs w:val="18"/>
+              </w:rPr>
+              <w:t>SVN), Bit Bucket, GitHub</w:t>
             </w:r>
           </w:p>
         </w:tc>
@@ -2339,7 +3008,27 @@
                 <w:sz w:val="18"/>
                 <w:szCs w:val="18"/>
               </w:rPr>
-              <w:t>, Juniper,   Cisco</w:t>
+              <w:t xml:space="preserve">, </w:t>
+            </w:r>
+            <w:proofErr w:type="gramStart"/>
+            <w:r>
+              <w:rPr>
+                <w:rFonts w:ascii="Tenorite" w:hAnsi="Tenorite" w:cstheme="minorHAnsi"/>
+                <w:color w:val="000000" w:themeColor="text1"/>
+                <w:sz w:val="18"/>
+                <w:szCs w:val="18"/>
+              </w:rPr>
+              <w:t xml:space="preserve">Juniper,   </w:t>
+            </w:r>
+            <w:proofErr w:type="gramEnd"/>
+            <w:r>
+              <w:rPr>
+                <w:rFonts w:ascii="Tenorite" w:hAnsi="Tenorite" w:cstheme="minorHAnsi"/>
+                <w:color w:val="000000" w:themeColor="text1"/>
+                <w:sz w:val="18"/>
+                <w:szCs w:val="18"/>
+              </w:rPr>
+              <w:t>Cisco</w:t>
             </w:r>
           </w:p>
         </w:tc>
@@ -2497,7 +3186,34 @@
                 <w:sz w:val="18"/>
                 <w:szCs w:val="18"/>
               </w:rPr>
-              <w:t>AWS, Amazon EC2 &amp; S3, Azure, Rackspace, OpenStack</w:t>
+              <w:t>GCP</w:t>
+            </w:r>
+            <w:r>
+              <w:rPr>
+                <w:rFonts w:ascii="Tenorite" w:eastAsia="Arial" w:hAnsi="Tenorite" w:cstheme="minorHAnsi"/>
+                <w:color w:val="000000" w:themeColor="text1"/>
+                <w:sz w:val="18"/>
+                <w:szCs w:val="18"/>
+              </w:rPr>
+              <w:t xml:space="preserve">, Amazon EC2 &amp; S3, </w:t>
+            </w:r>
+            <w:r>
+              <w:rPr>
+                <w:rFonts w:ascii="Tenorite" w:eastAsia="Arial" w:hAnsi="Tenorite" w:cstheme="minorHAnsi"/>
+                <w:color w:val="000000" w:themeColor="text1"/>
+                <w:sz w:val="18"/>
+                <w:szCs w:val="18"/>
+              </w:rPr>
+              <w:t>GCP</w:t>
+            </w:r>
+            <w:r>
+              <w:rPr>
+                <w:rFonts w:ascii="Tenorite" w:eastAsia="Arial" w:hAnsi="Tenorite" w:cstheme="minorHAnsi"/>
+                <w:color w:val="000000" w:themeColor="text1"/>
+                <w:sz w:val="18"/>
+                <w:szCs w:val="18"/>
+              </w:rPr>
+              <w:t>, Rackspace, OpenStack</w:t>
             </w:r>
           </w:p>
         </w:tc>
@@ -2973,6 +3689,7 @@
         <w:t xml:space="preserve">Role:  </w:t>
       </w:r>
       <w:proofErr w:type="spellStart"/>
+      <w:proofErr w:type="gramStart"/>
       <w:r>
         <w:rPr>
           <w:rFonts w:ascii="Tenorite" w:eastAsia="Times New Roman" w:hAnsi="Tenorite" w:cstheme="minorHAnsi"/>
@@ -2992,6 +3709,7 @@
         <w:t>DevOps</w:t>
       </w:r>
       <w:proofErr w:type="spellEnd"/>
+      <w:proofErr w:type="gramEnd"/>
       <w:r>
         <w:rPr>
           <w:rFonts w:ascii="Tenorite" w:eastAsia="Times New Roman" w:hAnsi="Tenorite" w:cstheme="minorHAnsi"/>
@@ -3051,99 +3769,497 @@
           <w:sz w:val="18"/>
           <w:szCs w:val="18"/>
         </w:rPr>
-        <w:t>Migrated the current Linux environment to AWS/RHEL Linux environment and used auto scaling feature and Involved in Remediation and patching of Unix/Linux Servers.</w:t>
-      </w:r>
-    </w:p>
-    <w:p>
-      <w:pPr>
-        <w:pStyle w:val="ListParagraph"/>
-        <w:numPr>
-          <w:ilvl w:val="0"/>
-          <w:numId w:val="7"/>
-        </w:numPr>
-        <w:spacing w:line="276" w:lineRule="auto"/>
-        <w:rPr>
-          <w:rFonts w:ascii="Tenorite" w:hAnsi="Tenorite" w:cstheme="minorHAnsi"/>
-          <w:sz w:val="18"/>
-          <w:szCs w:val="18"/>
-        </w:rPr>
-      </w:pPr>
-      <w:r>
-        <w:rPr>
-          <w:rFonts w:ascii="Tenorite" w:hAnsi="Tenorite" w:cstheme="minorHAnsi"/>
-          <w:sz w:val="18"/>
-          <w:szCs w:val="18"/>
-        </w:rPr>
-        <w:t xml:space="preserve">Expertise in AZURE DEVOPS CI/CD PIPELINES Deployment of JAVA SPRING BOOT MICROSERVICES, .NET CORE MICROSERVICES APPLICATIONS </w:t>
-      </w:r>
-    </w:p>
-    <w:p>
-      <w:pPr>
-        <w:pStyle w:val="ListParagraph"/>
-        <w:numPr>
-          <w:ilvl w:val="0"/>
-          <w:numId w:val="7"/>
-        </w:numPr>
-        <w:spacing w:line="276" w:lineRule="auto"/>
-        <w:rPr>
-          <w:rFonts w:ascii="Tenorite" w:hAnsi="Tenorite" w:cstheme="minorHAnsi"/>
-          <w:sz w:val="18"/>
-          <w:szCs w:val="18"/>
-        </w:rPr>
-      </w:pPr>
-      <w:r>
-        <w:rPr>
-          <w:rFonts w:ascii="Tenorite" w:hAnsi="Tenorite" w:cstheme="minorHAnsi"/>
-          <w:sz w:val="18"/>
-          <w:szCs w:val="18"/>
-        </w:rPr>
-        <w:t>Hands on experience on Azure ARM templates development, creating multiple storage accounts based on environments, administering Azure security center to provide patches and security updates to Azure VMs, securing the application by configuring the Azure key vault.</w:t>
-      </w:r>
-    </w:p>
-    <w:p>
-      <w:pPr>
-        <w:pStyle w:val="ListParagraph"/>
-        <w:numPr>
-          <w:ilvl w:val="0"/>
-          <w:numId w:val="7"/>
-        </w:numPr>
-        <w:spacing w:line="276" w:lineRule="auto"/>
-        <w:rPr>
-          <w:rFonts w:ascii="Tenorite" w:hAnsi="Tenorite" w:cstheme="minorHAnsi"/>
-          <w:sz w:val="18"/>
-          <w:szCs w:val="18"/>
-        </w:rPr>
-      </w:pPr>
-      <w:r>
-        <w:rPr>
-          <w:rFonts w:ascii="Tenorite" w:hAnsi="Tenorite" w:cstheme="minorHAnsi"/>
-          <w:sz w:val="18"/>
-          <w:szCs w:val="18"/>
-        </w:rPr>
-        <w:t>Devised Azure Terraform to deploy the infrastructure necessary to formulate development, test, and production environments. Configured Azure VPN gateway and established Site-to-Site connectivity, Express Route with On Premise Networks and Azure</w:t>
-      </w:r>
-    </w:p>
-    <w:p>
-      <w:pPr>
-        <w:pStyle w:val="ListParagraph"/>
-        <w:numPr>
-          <w:ilvl w:val="0"/>
-          <w:numId w:val="7"/>
-        </w:numPr>
-        <w:spacing w:line="276" w:lineRule="auto"/>
-        <w:rPr>
-          <w:rFonts w:ascii="Tenorite" w:hAnsi="Tenorite" w:cstheme="minorHAnsi"/>
-          <w:sz w:val="18"/>
-          <w:szCs w:val="18"/>
-        </w:rPr>
-      </w:pPr>
-      <w:r>
-        <w:rPr>
-          <w:rFonts w:ascii="Tenorite" w:hAnsi="Tenorite" w:cstheme="minorHAnsi"/>
-          <w:sz w:val="18"/>
-          <w:szCs w:val="18"/>
-        </w:rPr>
-        <w:t>Good Knowledge on Hadoop Cluster architecture and monitoring the cluster.</w:t>
+        <w:t xml:space="preserve">Migrated the current Linux environment to </w:t>
+      </w:r>
+      <w:r>
+        <w:rPr>
+          <w:rFonts w:ascii="Tenorite" w:hAnsi="Tenorite" w:cstheme="minorHAnsi"/>
+          <w:sz w:val="18"/>
+          <w:szCs w:val="18"/>
+        </w:rPr>
+        <w:t>GCP</w:t>
+      </w:r>
+      <w:r>
+        <w:rPr>
+          <w:rFonts w:ascii="Tenorite" w:hAnsi="Tenorite" w:cstheme="minorHAnsi"/>
+          <w:sz w:val="18"/>
+          <w:szCs w:val="18"/>
+        </w:rPr>
+        <w:t xml:space="preserve">/RHEL Linux environment and used auto scaling </w:t>
+      </w:r>
+      <w:proofErr w:type="gramStart"/>
+      <w:r>
+        <w:rPr>
+          <w:rFonts w:ascii="Tenorite" w:hAnsi="Tenorite" w:cstheme="minorHAnsi"/>
+          <w:sz w:val="18"/>
+          <w:szCs w:val="18"/>
+        </w:rPr>
+        <w:t>feature</w:t>
+      </w:r>
+      <w:proofErr w:type="gramEnd"/>
+      <w:r>
+        <w:rPr>
+          <w:rFonts w:ascii="Tenorite" w:hAnsi="Tenorite" w:cstheme="minorHAnsi"/>
+          <w:sz w:val="18"/>
+          <w:szCs w:val="18"/>
+        </w:rPr>
+        <w:t xml:space="preserve"> and Involved in Remediation and patching of Unix/Linux Servers.</w:t>
+      </w:r>
+    </w:p>
+    <w:p>
+      <w:pPr>
+        <w:pStyle w:val="ListParagraph"/>
+        <w:numPr>
+          <w:ilvl w:val="0"/>
+          <w:numId w:val="7"/>
+        </w:numPr>
+        <w:spacing w:line="276" w:lineRule="auto"/>
+        <w:rPr>
+          <w:rFonts w:ascii="Tenorite" w:hAnsi="Tenorite" w:cstheme="minorHAnsi"/>
+          <w:sz w:val="18"/>
+          <w:szCs w:val="18"/>
+        </w:rPr>
+      </w:pPr>
+      <w:r>
+        <w:rPr>
+          <w:rFonts w:ascii="Tenorite" w:hAnsi="Tenorite" w:cstheme="minorHAnsi"/>
+          <w:sz w:val="18"/>
+          <w:szCs w:val="18"/>
+        </w:rPr>
+        <w:t>Developed Python-based backend automation services and React dashboards for infrastructure monitoring and DevOps operational tooling.</w:t>
+      </w:r>
+    </w:p>
+    <w:p>
+      <w:pPr>
+        <w:pStyle w:val="ListParagraph"/>
+        <w:numPr>
+          <w:ilvl w:val="0"/>
+          <w:numId w:val="7"/>
+        </w:numPr>
+        <w:spacing w:line="276" w:lineRule="auto"/>
+        <w:rPr>
+          <w:rFonts w:ascii="Tenorite" w:hAnsi="Tenorite" w:cstheme="minorHAnsi"/>
+          <w:sz w:val="18"/>
+          <w:szCs w:val="18"/>
+        </w:rPr>
+      </w:pPr>
+      <w:r>
+        <w:rPr>
+          <w:rFonts w:ascii="Tenorite" w:hAnsi="Tenorite" w:cstheme="minorHAnsi"/>
+          <w:sz w:val="18"/>
+          <w:szCs w:val="18"/>
+        </w:rPr>
+        <w:t>Managed and supported infrastructure hosting Lenel OnGuard and Genetec Security Center platforms across Windows/VM environments ensuring high availability and system performance.</w:t>
+      </w:r>
+    </w:p>
+    <w:p>
+      <w:pPr>
+        <w:pStyle w:val="ListParagraph"/>
+        <w:numPr>
+          <w:ilvl w:val="0"/>
+          <w:numId w:val="7"/>
+        </w:numPr>
+        <w:spacing w:line="276" w:lineRule="auto"/>
+        <w:rPr>
+          <w:rFonts w:ascii="Tenorite" w:hAnsi="Tenorite" w:cstheme="minorHAnsi"/>
+          <w:sz w:val="18"/>
+          <w:szCs w:val="18"/>
+        </w:rPr>
+      </w:pPr>
+      <w:r>
+        <w:rPr>
+          <w:rFonts w:ascii="Tenorite" w:hAnsi="Tenorite" w:cstheme="minorHAnsi"/>
+          <w:sz w:val="18"/>
+          <w:szCs w:val="18"/>
+        </w:rPr>
+        <w:t>Proven ability to collaborate with security, networking, and infrastructure teams to maintain secure and scalable access control and video management platforms.</w:t>
+      </w:r>
+    </w:p>
+    <w:p>
+      <w:pPr>
+        <w:pStyle w:val="ListParagraph"/>
+        <w:numPr>
+          <w:ilvl w:val="0"/>
+          <w:numId w:val="7"/>
+        </w:numPr>
+        <w:spacing w:line="276" w:lineRule="auto"/>
+        <w:rPr>
+          <w:rFonts w:ascii="Tenorite" w:hAnsi="Tenorite" w:cstheme="minorHAnsi"/>
+          <w:sz w:val="18"/>
+          <w:szCs w:val="18"/>
+        </w:rPr>
+      </w:pPr>
+      <w:r>
+        <w:rPr>
+          <w:rFonts w:ascii="Tenorite" w:hAnsi="Tenorite" w:cstheme="minorHAnsi"/>
+          <w:sz w:val="18"/>
+          <w:szCs w:val="18"/>
+        </w:rPr>
+        <w:t>Automated server provisioning, configuration, and patch management using PowerShell, Ansible, and Infrastructure as Code tools to maintain secure and scalable security platform environments.</w:t>
+      </w:r>
+    </w:p>
+    <w:p>
+      <w:pPr>
+        <w:pStyle w:val="ListParagraph"/>
+        <w:numPr>
+          <w:ilvl w:val="0"/>
+          <w:numId w:val="7"/>
+        </w:numPr>
+        <w:spacing w:line="276" w:lineRule="auto"/>
+        <w:rPr>
+          <w:rFonts w:ascii="Tenorite" w:hAnsi="Tenorite" w:cstheme="minorHAnsi"/>
+          <w:sz w:val="18"/>
+          <w:szCs w:val="18"/>
+        </w:rPr>
+      </w:pPr>
+      <w:r>
+        <w:rPr>
+          <w:rFonts w:ascii="Tenorite" w:hAnsi="Tenorite" w:cstheme="minorHAnsi"/>
+          <w:sz w:val="18"/>
+          <w:szCs w:val="18"/>
+        </w:rPr>
+        <w:t>Designed and managed scalable AWS infrastructure using VPC, EC2, S3, RDS, and ELB, ensuring high availability and security.</w:t>
+      </w:r>
+    </w:p>
+    <w:p>
+      <w:pPr>
+        <w:pStyle w:val="ListParagraph"/>
+        <w:numPr>
+          <w:ilvl w:val="0"/>
+          <w:numId w:val="7"/>
+        </w:numPr>
+        <w:spacing w:line="276" w:lineRule="auto"/>
+        <w:rPr>
+          <w:rFonts w:ascii="Tenorite" w:hAnsi="Tenorite" w:cstheme="minorHAnsi"/>
+          <w:sz w:val="18"/>
+          <w:szCs w:val="18"/>
+        </w:rPr>
+      </w:pPr>
+      <w:r>
+        <w:rPr>
+          <w:rFonts w:ascii="Tenorite" w:hAnsi="Tenorite" w:cstheme="minorHAnsi"/>
+          <w:sz w:val="18"/>
+          <w:szCs w:val="18"/>
+        </w:rPr>
+        <w:t xml:space="preserve">Developed Python scripts to automate CI/CD workflows, cloud resource provisioning, service health checks, and log analysis across </w:t>
+      </w:r>
+      <w:r>
+        <w:rPr>
+          <w:rFonts w:ascii="Tenorite" w:hAnsi="Tenorite" w:cstheme="minorHAnsi"/>
+          <w:sz w:val="18"/>
+          <w:szCs w:val="18"/>
+        </w:rPr>
+        <w:t>GCP</w:t>
+      </w:r>
+      <w:r>
+        <w:rPr>
+          <w:rFonts w:ascii="Tenorite" w:hAnsi="Tenorite" w:cstheme="minorHAnsi"/>
+          <w:sz w:val="18"/>
+          <w:szCs w:val="18"/>
+        </w:rPr>
+        <w:t xml:space="preserve"> and GCP environments.</w:t>
+      </w:r>
+    </w:p>
+    <w:p>
+      <w:pPr>
+        <w:pStyle w:val="ListParagraph"/>
+        <w:numPr>
+          <w:ilvl w:val="0"/>
+          <w:numId w:val="7"/>
+        </w:numPr>
+        <w:spacing w:line="276" w:lineRule="auto"/>
+        <w:rPr>
+          <w:rFonts w:ascii="Tenorite" w:hAnsi="Tenorite" w:cstheme="minorHAnsi"/>
+          <w:sz w:val="18"/>
+          <w:szCs w:val="18"/>
+        </w:rPr>
+      </w:pPr>
+      <w:r>
+        <w:rPr>
+          <w:rFonts w:ascii="Tenorite" w:hAnsi="Tenorite" w:cstheme="minorHAnsi"/>
+          <w:sz w:val="18"/>
+          <w:szCs w:val="18"/>
+        </w:rPr>
+        <w:t>Supported Databricks-based data platforms and integrated CI/CD workflows for data engineering pipelines.</w:t>
+      </w:r>
+    </w:p>
+    <w:p>
+      <w:pPr>
+        <w:pStyle w:val="ListParagraph"/>
+        <w:numPr>
+          <w:ilvl w:val="0"/>
+          <w:numId w:val="7"/>
+        </w:numPr>
+        <w:spacing w:line="276" w:lineRule="auto"/>
+        <w:rPr>
+          <w:rFonts w:ascii="Tenorite" w:hAnsi="Tenorite" w:cstheme="minorHAnsi"/>
+          <w:sz w:val="18"/>
+          <w:szCs w:val="18"/>
+        </w:rPr>
+      </w:pPr>
+      <w:r>
+        <w:rPr>
+          <w:rFonts w:ascii="Tenorite" w:hAnsi="Tenorite" w:cstheme="minorHAnsi"/>
+          <w:sz w:val="18"/>
+          <w:szCs w:val="18"/>
+        </w:rPr>
+        <w:lastRenderedPageBreak/>
+        <w:t>Automated operational tasks such as deployment validation, configuration enforcement, and alert remediation using Python and REST APIs.</w:t>
+      </w:r>
+    </w:p>
+    <w:p>
+      <w:pPr>
+        <w:pStyle w:val="ListParagraph"/>
+        <w:numPr>
+          <w:ilvl w:val="0"/>
+          <w:numId w:val="7"/>
+        </w:numPr>
+        <w:spacing w:line="276" w:lineRule="auto"/>
+        <w:rPr>
+          <w:rFonts w:ascii="Tenorite" w:hAnsi="Tenorite" w:cstheme="minorHAnsi"/>
+          <w:sz w:val="18"/>
+          <w:szCs w:val="18"/>
+        </w:rPr>
+      </w:pPr>
+      <w:r>
+        <w:rPr>
+          <w:rFonts w:ascii="Tenorite" w:hAnsi="Tenorite" w:cstheme="minorHAnsi"/>
+          <w:sz w:val="18"/>
+          <w:szCs w:val="18"/>
+        </w:rPr>
+        <w:t>Managed and supported Kubernetes clusters (GKE, OpenShift), deploying Java, .NET Core, and containerized microservices using Helm and Kubernetes manifests.</w:t>
+      </w:r>
+    </w:p>
+    <w:p>
+      <w:pPr>
+        <w:pStyle w:val="ListParagraph"/>
+        <w:numPr>
+          <w:ilvl w:val="0"/>
+          <w:numId w:val="7"/>
+        </w:numPr>
+        <w:spacing w:line="276" w:lineRule="auto"/>
+        <w:rPr>
+          <w:rFonts w:ascii="Tenorite" w:hAnsi="Tenorite" w:cstheme="minorHAnsi"/>
+          <w:sz w:val="18"/>
+          <w:szCs w:val="18"/>
+        </w:rPr>
+      </w:pPr>
+      <w:r>
+        <w:rPr>
+          <w:rFonts w:ascii="Tenorite" w:hAnsi="Tenorite" w:cstheme="minorHAnsi"/>
+          <w:sz w:val="18"/>
+          <w:szCs w:val="18"/>
+        </w:rPr>
+        <w:t xml:space="preserve">Integrated Kubernetes </w:t>
+      </w:r>
+      <w:proofErr w:type="gramStart"/>
+      <w:r>
+        <w:rPr>
+          <w:rFonts w:ascii="Tenorite" w:hAnsi="Tenorite" w:cstheme="minorHAnsi"/>
+          <w:sz w:val="18"/>
+          <w:szCs w:val="18"/>
+        </w:rPr>
+        <w:t>deployments</w:t>
+      </w:r>
+      <w:proofErr w:type="gramEnd"/>
+      <w:r>
+        <w:rPr>
+          <w:rFonts w:ascii="Tenorite" w:hAnsi="Tenorite" w:cstheme="minorHAnsi"/>
+          <w:sz w:val="18"/>
+          <w:szCs w:val="18"/>
+        </w:rPr>
+        <w:t xml:space="preserve"> with CI/CD pipelines, enabling automated build, test, and rollout strategies.</w:t>
+      </w:r>
+    </w:p>
+    <w:p>
+      <w:pPr>
+        <w:pStyle w:val="ListParagraph"/>
+        <w:numPr>
+          <w:ilvl w:val="0"/>
+          <w:numId w:val="7"/>
+        </w:numPr>
+        <w:spacing w:line="276" w:lineRule="auto"/>
+        <w:rPr>
+          <w:rFonts w:ascii="Tenorite" w:hAnsi="Tenorite" w:cstheme="minorHAnsi"/>
+          <w:sz w:val="18"/>
+          <w:szCs w:val="18"/>
+        </w:rPr>
+      </w:pPr>
+      <w:r>
+        <w:rPr>
+          <w:rFonts w:ascii="Tenorite" w:hAnsi="Tenorite" w:cstheme="minorHAnsi"/>
+          <w:sz w:val="18"/>
+          <w:szCs w:val="18"/>
+        </w:rPr>
+        <w:t xml:space="preserve">Hands on experience on </w:t>
+      </w:r>
+      <w:r>
+        <w:rPr>
+          <w:rFonts w:ascii="Tenorite" w:hAnsi="Tenorite" w:cstheme="minorHAnsi"/>
+          <w:sz w:val="18"/>
+          <w:szCs w:val="18"/>
+        </w:rPr>
+        <w:t>GCP</w:t>
+      </w:r>
+      <w:r>
+        <w:rPr>
+          <w:rFonts w:ascii="Tenorite" w:hAnsi="Tenorite" w:cstheme="minorHAnsi"/>
+          <w:sz w:val="18"/>
+          <w:szCs w:val="18"/>
+        </w:rPr>
+        <w:t xml:space="preserve"> ARM templates development, creating multiple storage accounts based on environments, administering </w:t>
+      </w:r>
+      <w:r>
+        <w:rPr>
+          <w:rFonts w:ascii="Tenorite" w:hAnsi="Tenorite" w:cstheme="minorHAnsi"/>
+          <w:sz w:val="18"/>
+          <w:szCs w:val="18"/>
+        </w:rPr>
+        <w:t>GCP</w:t>
+      </w:r>
+      <w:r>
+        <w:rPr>
+          <w:rFonts w:ascii="Tenorite" w:hAnsi="Tenorite" w:cstheme="minorHAnsi"/>
+          <w:sz w:val="18"/>
+          <w:szCs w:val="18"/>
+        </w:rPr>
+        <w:t xml:space="preserve"> security center to provide patches and security updates to </w:t>
+      </w:r>
+      <w:r>
+        <w:rPr>
+          <w:rFonts w:ascii="Tenorite" w:hAnsi="Tenorite" w:cstheme="minorHAnsi"/>
+          <w:sz w:val="18"/>
+          <w:szCs w:val="18"/>
+        </w:rPr>
+        <w:t>GCP</w:t>
+      </w:r>
+      <w:r>
+        <w:rPr>
+          <w:rFonts w:ascii="Tenorite" w:hAnsi="Tenorite" w:cstheme="minorHAnsi"/>
+          <w:sz w:val="18"/>
+          <w:szCs w:val="18"/>
+        </w:rPr>
+        <w:t xml:space="preserve"> VMs, securing the application by configuring the </w:t>
+      </w:r>
+      <w:r>
+        <w:rPr>
+          <w:rFonts w:ascii="Tenorite" w:hAnsi="Tenorite" w:cstheme="minorHAnsi"/>
+          <w:sz w:val="18"/>
+          <w:szCs w:val="18"/>
+        </w:rPr>
+        <w:t>GCP</w:t>
+      </w:r>
+      <w:r>
+        <w:rPr>
+          <w:rFonts w:ascii="Tenorite" w:hAnsi="Tenorite" w:cstheme="minorHAnsi"/>
+          <w:sz w:val="18"/>
+          <w:szCs w:val="18"/>
+        </w:rPr>
+        <w:t xml:space="preserve"> key vault.</w:t>
+      </w:r>
+    </w:p>
+    <w:p>
+      <w:pPr>
+        <w:pStyle w:val="ListParagraph"/>
+        <w:numPr>
+          <w:ilvl w:val="0"/>
+          <w:numId w:val="7"/>
+        </w:numPr>
+        <w:spacing w:line="276" w:lineRule="auto"/>
+        <w:rPr>
+          <w:rFonts w:ascii="Tenorite" w:hAnsi="Tenorite" w:cstheme="minorHAnsi"/>
+          <w:sz w:val="18"/>
+          <w:szCs w:val="18"/>
+        </w:rPr>
+      </w:pPr>
+      <w:r>
+        <w:rPr>
+          <w:rFonts w:ascii="Tenorite" w:hAnsi="Tenorite" w:cstheme="minorHAnsi"/>
+          <w:sz w:val="18"/>
+          <w:szCs w:val="18"/>
+        </w:rPr>
+        <w:t>Devised </w:t>
+      </w:r>
+      <w:r>
+        <w:rPr>
+          <w:rFonts w:ascii="Tenorite" w:hAnsi="Tenorite" w:cstheme="minorHAnsi"/>
+          <w:sz w:val="18"/>
+          <w:szCs w:val="18"/>
+        </w:rPr>
+        <w:t>GCP</w:t>
+      </w:r>
+      <w:r>
+        <w:rPr>
+          <w:rFonts w:ascii="Tenorite" w:hAnsi="Tenorite" w:cstheme="minorHAnsi"/>
+          <w:sz w:val="18"/>
+          <w:szCs w:val="18"/>
+        </w:rPr>
+        <w:t xml:space="preserve"> Terraform to deploy the infrastructure necessary to formulate development, test, and production environments. Configured </w:t>
+      </w:r>
+      <w:r>
+        <w:rPr>
+          <w:rFonts w:ascii="Tenorite" w:hAnsi="Tenorite" w:cstheme="minorHAnsi"/>
+          <w:sz w:val="18"/>
+          <w:szCs w:val="18"/>
+        </w:rPr>
+        <w:t>GCP</w:t>
+      </w:r>
+      <w:r>
+        <w:rPr>
+          <w:rFonts w:ascii="Tenorite" w:hAnsi="Tenorite" w:cstheme="minorHAnsi"/>
+          <w:sz w:val="18"/>
+          <w:szCs w:val="18"/>
+        </w:rPr>
+        <w:t xml:space="preserve"> VPN gateway and established Site-to-Site connectivity, Express Route with On Premise Networks and </w:t>
+      </w:r>
+      <w:r>
+        <w:rPr>
+          <w:rFonts w:ascii="Tenorite" w:hAnsi="Tenorite" w:cstheme="minorHAnsi"/>
+          <w:sz w:val="18"/>
+          <w:szCs w:val="18"/>
+        </w:rPr>
+        <w:t>GCP</w:t>
+      </w:r>
+    </w:p>
+    <w:p>
+      <w:pPr>
+        <w:pStyle w:val="ListParagraph"/>
+        <w:numPr>
+          <w:ilvl w:val="0"/>
+          <w:numId w:val="7"/>
+        </w:numPr>
+        <w:spacing w:line="276" w:lineRule="auto"/>
+        <w:rPr>
+          <w:rFonts w:ascii="Tenorite" w:hAnsi="Tenorite" w:cstheme="minorHAnsi"/>
+          <w:sz w:val="18"/>
+          <w:szCs w:val="18"/>
+        </w:rPr>
+      </w:pPr>
+      <w:r>
+        <w:rPr>
+          <w:rFonts w:ascii="Tenorite" w:hAnsi="Tenorite" w:cstheme="minorHAnsi"/>
+          <w:sz w:val="18"/>
+          <w:szCs w:val="18"/>
+        </w:rPr>
+        <w:t xml:space="preserve">Good Knowledge </w:t>
+      </w:r>
+      <w:proofErr w:type="gramStart"/>
+      <w:r>
+        <w:rPr>
+          <w:rFonts w:ascii="Tenorite" w:hAnsi="Tenorite" w:cstheme="minorHAnsi"/>
+          <w:sz w:val="18"/>
+          <w:szCs w:val="18"/>
+        </w:rPr>
+        <w:t>on</w:t>
+      </w:r>
+      <w:proofErr w:type="gramEnd"/>
+      <w:r>
+        <w:rPr>
+          <w:rFonts w:ascii="Tenorite" w:hAnsi="Tenorite" w:cstheme="minorHAnsi"/>
+          <w:sz w:val="18"/>
+          <w:szCs w:val="18"/>
+        </w:rPr>
+        <w:t> Hadoop Cluster architecture and monitoring the cluster.</w:t>
       </w:r>
     </w:p>
     <w:p>
@@ -3235,53 +4351,181 @@
           <w:sz w:val="18"/>
           <w:szCs w:val="18"/>
         </w:rPr>
-        <w:t>Supported migration effort within an enterprise VMware infrastructure into AZURE Cloud environment.</w:t>
-      </w:r>
-    </w:p>
-    <w:p>
-      <w:pPr>
-        <w:pStyle w:val="ListParagraph"/>
-        <w:numPr>
-          <w:ilvl w:val="0"/>
-          <w:numId w:val="7"/>
-        </w:numPr>
-        <w:spacing w:line="276" w:lineRule="auto"/>
-        <w:rPr>
-          <w:rFonts w:ascii="Tenorite" w:hAnsi="Tenorite" w:cstheme="minorHAnsi"/>
-          <w:sz w:val="18"/>
-          <w:szCs w:val="18"/>
-        </w:rPr>
-      </w:pPr>
-      <w:r>
-        <w:rPr>
-          <w:rFonts w:ascii="Tenorite" w:hAnsi="Tenorite" w:cstheme="minorHAnsi"/>
-          <w:sz w:val="18"/>
-          <w:szCs w:val="18"/>
-        </w:rPr>
-        <w:t>Migrated an On-premises virtual machine to Azure Resource Manager (ARM) Subscription</w:t>
-      </w:r>
-    </w:p>
-    <w:p>
-      <w:pPr>
-        <w:pStyle w:val="ListParagraph"/>
-        <w:numPr>
-          <w:ilvl w:val="0"/>
-          <w:numId w:val="7"/>
-        </w:numPr>
-        <w:spacing w:line="276" w:lineRule="auto"/>
-        <w:rPr>
-          <w:rFonts w:ascii="Tenorite" w:hAnsi="Tenorite" w:cstheme="minorHAnsi"/>
-          <w:sz w:val="18"/>
-          <w:szCs w:val="18"/>
-        </w:rPr>
-      </w:pPr>
-      <w:r>
-        <w:rPr>
-          <w:rFonts w:ascii="Tenorite" w:hAnsi="Tenorite" w:cstheme="minorHAnsi"/>
-          <w:sz w:val="18"/>
-          <w:szCs w:val="18"/>
-        </w:rPr>
-        <w:t>Hands on experience in Azure cloud services, Azure storage, Azure active directory, Azure Service Bus. Create and manage Azure AD tenants and configure application integration with Azure AD.</w:t>
+        <w:t xml:space="preserve">Supported migration effort within an enterprise VMware infrastructure into </w:t>
+      </w:r>
+      <w:r>
+        <w:rPr>
+          <w:rFonts w:ascii="Tenorite" w:hAnsi="Tenorite" w:cstheme="minorHAnsi"/>
+          <w:sz w:val="18"/>
+          <w:szCs w:val="18"/>
+        </w:rPr>
+        <w:t>GCP</w:t>
+      </w:r>
+      <w:r>
+        <w:rPr>
+          <w:rFonts w:ascii="Tenorite" w:hAnsi="Tenorite" w:cstheme="minorHAnsi"/>
+          <w:sz w:val="18"/>
+          <w:szCs w:val="18"/>
+        </w:rPr>
+        <w:t> Cloud environment.</w:t>
+      </w:r>
+    </w:p>
+    <w:p>
+      <w:pPr>
+        <w:pStyle w:val="ListParagraph"/>
+        <w:numPr>
+          <w:ilvl w:val="0"/>
+          <w:numId w:val="7"/>
+        </w:numPr>
+        <w:spacing w:line="276" w:lineRule="auto"/>
+        <w:rPr>
+          <w:rFonts w:ascii="Tenorite" w:hAnsi="Tenorite" w:cstheme="minorHAnsi"/>
+          <w:sz w:val="18"/>
+          <w:szCs w:val="18"/>
+        </w:rPr>
+      </w:pPr>
+      <w:r>
+        <w:rPr>
+          <w:rFonts w:ascii="Tenorite" w:hAnsi="Tenorite" w:cstheme="minorHAnsi"/>
+          <w:sz w:val="18"/>
+          <w:szCs w:val="18"/>
+        </w:rPr>
+        <w:t>Migrated an On-premises virtual machine to </w:t>
+      </w:r>
+      <w:r>
+        <w:rPr>
+          <w:rFonts w:ascii="Tenorite" w:hAnsi="Tenorite" w:cstheme="minorHAnsi"/>
+          <w:sz w:val="18"/>
+          <w:szCs w:val="18"/>
+        </w:rPr>
+        <w:t>GCP</w:t>
+      </w:r>
+      <w:r>
+        <w:rPr>
+          <w:rFonts w:ascii="Tenorite" w:hAnsi="Tenorite" w:cstheme="minorHAnsi"/>
+          <w:sz w:val="18"/>
+          <w:szCs w:val="18"/>
+        </w:rPr>
+        <w:t> Resource Manager (ARM) Subscription</w:t>
+      </w:r>
+    </w:p>
+    <w:p>
+      <w:pPr>
+        <w:pStyle w:val="ListParagraph"/>
+        <w:numPr>
+          <w:ilvl w:val="0"/>
+          <w:numId w:val="7"/>
+        </w:numPr>
+        <w:spacing w:line="276" w:lineRule="auto"/>
+        <w:rPr>
+          <w:rFonts w:ascii="Tenorite" w:hAnsi="Tenorite" w:cstheme="minorHAnsi"/>
+          <w:sz w:val="18"/>
+          <w:szCs w:val="18"/>
+        </w:rPr>
+      </w:pPr>
+      <w:r>
+        <w:rPr>
+          <w:rFonts w:ascii="Tenorite" w:hAnsi="Tenorite" w:cstheme="minorHAnsi"/>
+          <w:sz w:val="18"/>
+          <w:szCs w:val="18"/>
+        </w:rPr>
+        <w:t xml:space="preserve">Hands on experience in </w:t>
+      </w:r>
+      <w:r>
+        <w:rPr>
+          <w:rFonts w:ascii="Tenorite" w:hAnsi="Tenorite" w:cstheme="minorHAnsi"/>
+          <w:sz w:val="18"/>
+          <w:szCs w:val="18"/>
+        </w:rPr>
+        <w:t>GCP</w:t>
+      </w:r>
+      <w:r>
+        <w:rPr>
+          <w:rFonts w:ascii="Tenorite" w:hAnsi="Tenorite" w:cstheme="minorHAnsi"/>
+          <w:sz w:val="18"/>
+          <w:szCs w:val="18"/>
+        </w:rPr>
+        <w:t xml:space="preserve"> cloud services, </w:t>
+      </w:r>
+      <w:r>
+        <w:rPr>
+          <w:rFonts w:ascii="Tenorite" w:hAnsi="Tenorite" w:cstheme="minorHAnsi"/>
+          <w:sz w:val="18"/>
+          <w:szCs w:val="18"/>
+        </w:rPr>
+        <w:t>GCP</w:t>
+      </w:r>
+      <w:r>
+        <w:rPr>
+          <w:rFonts w:ascii="Tenorite" w:hAnsi="Tenorite" w:cstheme="minorHAnsi"/>
+          <w:sz w:val="18"/>
+          <w:szCs w:val="18"/>
+        </w:rPr>
+        <w:t xml:space="preserve"> storage, </w:t>
+      </w:r>
+      <w:r>
+        <w:rPr>
+          <w:rFonts w:ascii="Tenorite" w:hAnsi="Tenorite" w:cstheme="minorHAnsi"/>
+          <w:sz w:val="18"/>
+          <w:szCs w:val="18"/>
+        </w:rPr>
+        <w:t>GCP</w:t>
+      </w:r>
+      <w:r>
+        <w:rPr>
+          <w:rFonts w:ascii="Tenorite" w:hAnsi="Tenorite" w:cstheme="minorHAnsi"/>
+          <w:sz w:val="18"/>
+          <w:szCs w:val="18"/>
+        </w:rPr>
+        <w:t xml:space="preserve"> active directory, </w:t>
+      </w:r>
+      <w:r>
+        <w:rPr>
+          <w:rFonts w:ascii="Tenorite" w:hAnsi="Tenorite" w:cstheme="minorHAnsi"/>
+          <w:sz w:val="18"/>
+          <w:szCs w:val="18"/>
+        </w:rPr>
+        <w:t>GCP</w:t>
+      </w:r>
+      <w:r>
+        <w:rPr>
+          <w:rFonts w:ascii="Tenorite" w:hAnsi="Tenorite" w:cstheme="minorHAnsi"/>
+          <w:sz w:val="18"/>
+          <w:szCs w:val="18"/>
+        </w:rPr>
+        <w:t xml:space="preserve"> Service Bus. Create and manage </w:t>
+      </w:r>
+      <w:r>
+        <w:rPr>
+          <w:rFonts w:ascii="Tenorite" w:hAnsi="Tenorite" w:cstheme="minorHAnsi"/>
+          <w:sz w:val="18"/>
+          <w:szCs w:val="18"/>
+        </w:rPr>
+        <w:t>GCP</w:t>
+      </w:r>
+      <w:r>
+        <w:rPr>
+          <w:rFonts w:ascii="Tenorite" w:hAnsi="Tenorite" w:cstheme="minorHAnsi"/>
+          <w:sz w:val="18"/>
+          <w:szCs w:val="18"/>
+        </w:rPr>
+        <w:t xml:space="preserve"> AD tenants and configure application integration with </w:t>
+      </w:r>
+      <w:r>
+        <w:rPr>
+          <w:rFonts w:ascii="Tenorite" w:hAnsi="Tenorite" w:cstheme="minorHAnsi"/>
+          <w:sz w:val="18"/>
+          <w:szCs w:val="18"/>
+        </w:rPr>
+        <w:t>GCP</w:t>
+      </w:r>
+      <w:r>
+        <w:rPr>
+          <w:rFonts w:ascii="Tenorite" w:hAnsi="Tenorite" w:cstheme="minorHAnsi"/>
+          <w:sz w:val="18"/>
+          <w:szCs w:val="18"/>
+        </w:rPr>
+        <w:t xml:space="preserve"> AD.</w:t>
       </w:r>
     </w:p>
     <w:p>
@@ -3373,712 +4617,796 @@
           <w:sz w:val="18"/>
           <w:szCs w:val="18"/>
         </w:rPr>
+        <w:t>Evaluated Perforce, Clear Case, Subversion, Microsoft Team Foundation Server, and demo pro con of each source control to upper management.</w:t>
+      </w:r>
+    </w:p>
+    <w:p>
+      <w:pPr>
+        <w:pStyle w:val="ListParagraph"/>
+        <w:numPr>
+          <w:ilvl w:val="0"/>
+          <w:numId w:val="7"/>
+        </w:numPr>
+        <w:spacing w:line="276" w:lineRule="auto"/>
+        <w:rPr>
+          <w:rFonts w:ascii="Tenorite" w:hAnsi="Tenorite" w:cstheme="minorHAnsi"/>
+          <w:sz w:val="18"/>
+          <w:szCs w:val="18"/>
+        </w:rPr>
+      </w:pPr>
+      <w:r>
+        <w:rPr>
+          <w:rFonts w:ascii="Tenorite" w:hAnsi="Tenorite" w:cstheme="minorHAnsi"/>
+          <w:sz w:val="18"/>
+          <w:szCs w:val="18"/>
+        </w:rPr>
+        <w:t>Migrating VSS to Subversion and Microsoft Team Foundation Server.</w:t>
+      </w:r>
+    </w:p>
+    <w:p>
+      <w:pPr>
+        <w:pStyle w:val="ListParagraph"/>
+        <w:numPr>
+          <w:ilvl w:val="0"/>
+          <w:numId w:val="7"/>
+        </w:numPr>
+        <w:spacing w:line="276" w:lineRule="auto"/>
+        <w:rPr>
+          <w:rFonts w:ascii="Tenorite" w:hAnsi="Tenorite" w:cstheme="minorHAnsi"/>
+          <w:sz w:val="18"/>
+          <w:szCs w:val="18"/>
+        </w:rPr>
+      </w:pPr>
+      <w:r>
+        <w:rPr>
+          <w:rFonts w:ascii="Tenorite" w:hAnsi="Tenorite" w:cstheme="minorHAnsi"/>
+          <w:sz w:val="18"/>
+          <w:szCs w:val="18"/>
+        </w:rPr>
+        <w:t>Design and implementation of </w:t>
+      </w:r>
+      <w:r>
+        <w:rPr>
+          <w:rFonts w:ascii="Tenorite" w:hAnsi="Tenorite" w:cstheme="minorHAnsi"/>
+          <w:sz w:val="18"/>
+          <w:szCs w:val="18"/>
+        </w:rPr>
+        <w:t>GCP</w:t>
+      </w:r>
+      <w:r>
+        <w:rPr>
+          <w:rFonts w:ascii="Tenorite" w:hAnsi="Tenorite" w:cstheme="minorHAnsi"/>
+          <w:sz w:val="18"/>
+          <w:szCs w:val="18"/>
+        </w:rPr>
+        <w:t> and online Directory Synchronization for office 365.</w:t>
+      </w:r>
+    </w:p>
+    <w:p>
+      <w:pPr>
+        <w:pStyle w:val="ListParagraph"/>
+        <w:numPr>
+          <w:ilvl w:val="0"/>
+          <w:numId w:val="7"/>
+        </w:numPr>
+        <w:spacing w:line="276" w:lineRule="auto"/>
+        <w:rPr>
+          <w:rFonts w:ascii="Tenorite" w:hAnsi="Tenorite" w:cstheme="minorHAnsi"/>
+          <w:sz w:val="18"/>
+          <w:szCs w:val="18"/>
+        </w:rPr>
+      </w:pPr>
+      <w:r>
+        <w:rPr>
+          <w:rFonts w:ascii="Tenorite" w:hAnsi="Tenorite" w:cstheme="minorHAnsi"/>
+          <w:sz w:val="18"/>
+          <w:szCs w:val="18"/>
+        </w:rPr>
+        <w:t>Designed and built a Disaster Recovery with </w:t>
+      </w:r>
+      <w:r>
+        <w:rPr>
+          <w:rFonts w:ascii="Tenorite" w:hAnsi="Tenorite" w:cstheme="minorHAnsi"/>
+          <w:sz w:val="18"/>
+          <w:szCs w:val="18"/>
+        </w:rPr>
+        <w:t>GCP</w:t>
+      </w:r>
+      <w:r>
+        <w:rPr>
+          <w:rFonts w:ascii="Tenorite" w:hAnsi="Tenorite" w:cstheme="minorHAnsi"/>
+          <w:sz w:val="18"/>
+          <w:szCs w:val="18"/>
+        </w:rPr>
+        <w:t> Recovery Services.</w:t>
+      </w:r>
+    </w:p>
+    <w:p>
+      <w:pPr>
+        <w:pStyle w:val="ListParagraph"/>
+        <w:numPr>
+          <w:ilvl w:val="0"/>
+          <w:numId w:val="7"/>
+        </w:numPr>
+        <w:spacing w:line="276" w:lineRule="auto"/>
+        <w:rPr>
+          <w:rFonts w:ascii="Tenorite" w:hAnsi="Tenorite" w:cstheme="minorHAnsi"/>
+          <w:sz w:val="18"/>
+          <w:szCs w:val="18"/>
+        </w:rPr>
+      </w:pPr>
+      <w:r>
+        <w:rPr>
+          <w:rFonts w:ascii="Tenorite" w:hAnsi="Tenorite" w:cstheme="minorHAnsi"/>
+          <w:sz w:val="18"/>
+          <w:szCs w:val="18"/>
+        </w:rPr>
+        <w:t>Web application development using Agile methodology using Ruby on Rails, MongoDB.</w:t>
+      </w:r>
+    </w:p>
+    <w:p>
+      <w:pPr>
+        <w:pStyle w:val="ListParagraph"/>
+        <w:numPr>
+          <w:ilvl w:val="0"/>
+          <w:numId w:val="7"/>
+        </w:numPr>
+        <w:spacing w:line="276" w:lineRule="auto"/>
+        <w:rPr>
+          <w:rFonts w:ascii="Tenorite" w:hAnsi="Tenorite" w:cstheme="minorHAnsi"/>
+          <w:sz w:val="18"/>
+          <w:szCs w:val="18"/>
+        </w:rPr>
+      </w:pPr>
+      <w:r>
+        <w:rPr>
+          <w:rFonts w:ascii="Tenorite" w:hAnsi="Tenorite" w:cstheme="minorHAnsi"/>
+          <w:sz w:val="18"/>
+          <w:szCs w:val="18"/>
+        </w:rPr>
+        <w:t>Created Jenkins Workflows for pre deployment process DB execution, Environment configuration changes etc. on both QA and preproduction Environments.</w:t>
+      </w:r>
+    </w:p>
+    <w:p>
+      <w:pPr>
+        <w:pStyle w:val="ListParagraph"/>
+        <w:numPr>
+          <w:ilvl w:val="0"/>
+          <w:numId w:val="7"/>
+        </w:numPr>
+        <w:spacing w:line="276" w:lineRule="auto"/>
+        <w:rPr>
+          <w:rFonts w:ascii="Tenorite" w:hAnsi="Tenorite" w:cstheme="minorHAnsi"/>
+          <w:sz w:val="18"/>
+          <w:szCs w:val="18"/>
+        </w:rPr>
+      </w:pPr>
+      <w:r>
+        <w:rPr>
+          <w:rFonts w:ascii="Tenorite" w:hAnsi="Tenorite" w:cstheme="minorHAnsi"/>
+          <w:sz w:val="18"/>
+          <w:szCs w:val="18"/>
+        </w:rPr>
+        <w:t>Worked with GIT, Subversion and TFS to manage source code.</w:t>
+      </w:r>
+    </w:p>
+    <w:p>
+      <w:pPr>
+        <w:pStyle w:val="ListParagraph"/>
+        <w:numPr>
+          <w:ilvl w:val="0"/>
+          <w:numId w:val="7"/>
+        </w:numPr>
+        <w:spacing w:line="276" w:lineRule="auto"/>
+        <w:rPr>
+          <w:rFonts w:ascii="Tenorite" w:hAnsi="Tenorite" w:cstheme="minorHAnsi"/>
+          <w:sz w:val="18"/>
+          <w:szCs w:val="18"/>
+        </w:rPr>
+      </w:pPr>
+      <w:r>
+        <w:rPr>
+          <w:rFonts w:ascii="Tenorite" w:hAnsi="Tenorite" w:cstheme="minorHAnsi"/>
+          <w:sz w:val="18"/>
+          <w:szCs w:val="18"/>
+        </w:rPr>
+        <w:t xml:space="preserve">Involved in writing Ansible playbooks for setup and configuration of tools including Jenkins and </w:t>
+      </w:r>
+      <w:proofErr w:type="spellStart"/>
+      <w:r>
+        <w:rPr>
+          <w:rFonts w:ascii="Tenorite" w:hAnsi="Tenorite" w:cstheme="minorHAnsi"/>
+          <w:sz w:val="18"/>
+          <w:szCs w:val="18"/>
+        </w:rPr>
+        <w:t>artifactory</w:t>
+      </w:r>
+      <w:proofErr w:type="spellEnd"/>
+      <w:r>
+        <w:rPr>
+          <w:rFonts w:ascii="Tenorite" w:hAnsi="Tenorite" w:cstheme="minorHAnsi"/>
+          <w:sz w:val="18"/>
+          <w:szCs w:val="18"/>
+        </w:rPr>
+        <w:t xml:space="preserve"> on remote servers using REST API protocol. </w:t>
+      </w:r>
+    </w:p>
+    <w:p>
+      <w:pPr>
+        <w:pStyle w:val="ListParagraph"/>
+        <w:numPr>
+          <w:ilvl w:val="0"/>
+          <w:numId w:val="7"/>
+        </w:numPr>
+        <w:spacing w:line="276" w:lineRule="auto"/>
+        <w:rPr>
+          <w:rFonts w:ascii="Tenorite" w:hAnsi="Tenorite" w:cstheme="minorHAnsi"/>
+          <w:sz w:val="18"/>
+          <w:szCs w:val="18"/>
+        </w:rPr>
+      </w:pPr>
+      <w:r>
+        <w:rPr>
+          <w:rFonts w:ascii="Tenorite" w:hAnsi="Tenorite" w:cstheme="minorHAnsi"/>
+          <w:sz w:val="18"/>
+          <w:szCs w:val="18"/>
+        </w:rPr>
+        <w:t>Lead and participate in the architectural design of features early in the development cycle, influencing it to drive quality and adherence to the specification.</w:t>
+      </w:r>
+    </w:p>
+    <w:p>
+      <w:pPr>
+        <w:pStyle w:val="ListParagraph"/>
+        <w:numPr>
+          <w:ilvl w:val="0"/>
+          <w:numId w:val="7"/>
+        </w:numPr>
+        <w:spacing w:line="276" w:lineRule="auto"/>
+        <w:rPr>
+          <w:rFonts w:ascii="Tenorite" w:hAnsi="Tenorite" w:cstheme="minorHAnsi"/>
+          <w:sz w:val="18"/>
+          <w:szCs w:val="18"/>
+        </w:rPr>
+      </w:pPr>
+      <w:r>
+        <w:rPr>
+          <w:rFonts w:ascii="Tenorite" w:hAnsi="Tenorite" w:cstheme="minorHAnsi"/>
+          <w:sz w:val="18"/>
+          <w:szCs w:val="18"/>
+        </w:rPr>
+        <w:t xml:space="preserve">Installing, configuring and managing the RDBMS and NoSQL tools like MySQL, DB2, PostgreSQL </w:t>
+      </w:r>
+      <w:proofErr w:type="spellStart"/>
+      <w:r>
+        <w:rPr>
+          <w:rFonts w:ascii="Tenorite" w:hAnsi="Tenorite" w:cstheme="minorHAnsi"/>
+          <w:sz w:val="18"/>
+          <w:szCs w:val="18"/>
+        </w:rPr>
+        <w:t>andMongoDB</w:t>
+      </w:r>
+      <w:proofErr w:type="spellEnd"/>
+      <w:r>
+        <w:rPr>
+          <w:rFonts w:ascii="Tenorite" w:hAnsi="Tenorite" w:cstheme="minorHAnsi"/>
+          <w:sz w:val="18"/>
+          <w:szCs w:val="18"/>
+        </w:rPr>
+        <w:t>, DynamoDB and Cassandra DB.</w:t>
+      </w:r>
+    </w:p>
+    <w:p>
+      <w:pPr>
+        <w:pStyle w:val="ListParagraph"/>
+        <w:numPr>
+          <w:ilvl w:val="0"/>
+          <w:numId w:val="7"/>
+        </w:numPr>
+        <w:spacing w:line="276" w:lineRule="auto"/>
+        <w:rPr>
+          <w:rFonts w:ascii="Tenorite" w:hAnsi="Tenorite" w:cstheme="minorHAnsi"/>
+          <w:sz w:val="18"/>
+          <w:szCs w:val="18"/>
+        </w:rPr>
+      </w:pPr>
+      <w:r>
+        <w:rPr>
+          <w:rFonts w:ascii="Tenorite" w:hAnsi="Tenorite" w:cstheme="minorHAnsi"/>
+          <w:sz w:val="18"/>
+          <w:szCs w:val="18"/>
+        </w:rPr>
+        <w:t>Architected and designed Rapid deployment method using Chef and Ansible to auto deploy servers as needed. </w:t>
+      </w:r>
+    </w:p>
+    <w:p>
+      <w:pPr>
+        <w:pStyle w:val="ListParagraph"/>
+        <w:numPr>
+          <w:ilvl w:val="0"/>
+          <w:numId w:val="7"/>
+        </w:numPr>
+        <w:spacing w:line="276" w:lineRule="auto"/>
+        <w:rPr>
+          <w:rFonts w:ascii="Tenorite" w:hAnsi="Tenorite" w:cstheme="minorHAnsi"/>
+          <w:sz w:val="18"/>
+          <w:szCs w:val="18"/>
+        </w:rPr>
+      </w:pPr>
+      <w:r>
+        <w:rPr>
+          <w:rFonts w:ascii="Tenorite" w:hAnsi="Tenorite" w:cstheme="minorHAnsi"/>
+          <w:sz w:val="18"/>
+          <w:szCs w:val="18"/>
+        </w:rPr>
+        <w:t xml:space="preserve">Deployed and configured Chef Server, Chef Solo and Chef Compliance including bootstrapping of chef client nodes for provisioning; Created roles, </w:t>
+      </w:r>
+      <w:proofErr w:type="gramStart"/>
+      <w:r>
+        <w:rPr>
+          <w:rFonts w:ascii="Tenorite" w:hAnsi="Tenorite" w:cstheme="minorHAnsi"/>
+          <w:sz w:val="18"/>
+          <w:szCs w:val="18"/>
+        </w:rPr>
+        <w:t>cookbooks, and</w:t>
+      </w:r>
+      <w:proofErr w:type="gramEnd"/>
+      <w:r>
+        <w:rPr>
+          <w:rFonts w:ascii="Tenorite" w:hAnsi="Tenorite" w:cstheme="minorHAnsi"/>
+          <w:sz w:val="18"/>
+          <w:szCs w:val="18"/>
+        </w:rPr>
+        <w:t xml:space="preserve"> recipes for server configuration, deployment, and app stack build outs. </w:t>
+      </w:r>
+    </w:p>
+    <w:p>
+      <w:pPr>
+        <w:pStyle w:val="ListParagraph"/>
+        <w:numPr>
+          <w:ilvl w:val="0"/>
+          <w:numId w:val="7"/>
+        </w:numPr>
+        <w:spacing w:line="276" w:lineRule="auto"/>
+        <w:rPr>
+          <w:rFonts w:ascii="Tenorite" w:hAnsi="Tenorite" w:cstheme="minorHAnsi"/>
+          <w:sz w:val="18"/>
+          <w:szCs w:val="18"/>
+        </w:rPr>
+      </w:pPr>
+      <w:r>
+        <w:rPr>
+          <w:rFonts w:ascii="Tenorite" w:hAnsi="Tenorite" w:cstheme="minorHAnsi"/>
+          <w:sz w:val="18"/>
+          <w:szCs w:val="18"/>
+        </w:rPr>
+        <w:t>Worked on Chef Automation including writing Cookbooks and customized recipes for test driven development environments &amp; configuration management and infrastructure automation.</w:t>
+      </w:r>
+    </w:p>
+    <w:p>
+      <w:pPr>
+        <w:pStyle w:val="ListParagraph"/>
+        <w:numPr>
+          <w:ilvl w:val="0"/>
+          <w:numId w:val="7"/>
+        </w:numPr>
+        <w:spacing w:line="276" w:lineRule="auto"/>
+        <w:rPr>
+          <w:rFonts w:ascii="Tenorite" w:hAnsi="Tenorite" w:cstheme="minorHAnsi"/>
+          <w:sz w:val="18"/>
+          <w:szCs w:val="18"/>
+        </w:rPr>
+      </w:pPr>
+      <w:r>
+        <w:rPr>
+          <w:rFonts w:ascii="Tenorite" w:hAnsi="Tenorite" w:cstheme="minorHAnsi"/>
+          <w:sz w:val="18"/>
+          <w:szCs w:val="18"/>
+        </w:rPr>
+        <w:t xml:space="preserve">Set up Jenkins server and build jobs to provide continuous automated builds based on polling the Git source control system during the day and </w:t>
+      </w:r>
+      <w:proofErr w:type="gramStart"/>
+      <w:r>
+        <w:rPr>
+          <w:rFonts w:ascii="Tenorite" w:hAnsi="Tenorite" w:cstheme="minorHAnsi"/>
+          <w:sz w:val="18"/>
+          <w:szCs w:val="18"/>
+        </w:rPr>
+        <w:t>periodic</w:t>
+      </w:r>
+      <w:proofErr w:type="gramEnd"/>
+      <w:r>
+        <w:rPr>
+          <w:rFonts w:ascii="Tenorite" w:hAnsi="Tenorite" w:cstheme="minorHAnsi"/>
+          <w:sz w:val="18"/>
+          <w:szCs w:val="18"/>
+        </w:rPr>
+        <w:t xml:space="preserve"> scheduled build overnight to support development needs using Jenkins, Selenium and Maven.</w:t>
+      </w:r>
+    </w:p>
+    <w:p>
+      <w:pPr>
+        <w:pStyle w:val="ListParagraph"/>
+        <w:numPr>
+          <w:ilvl w:val="0"/>
+          <w:numId w:val="7"/>
+        </w:numPr>
+        <w:spacing w:line="276" w:lineRule="auto"/>
+        <w:rPr>
+          <w:rFonts w:ascii="Tenorite" w:hAnsi="Tenorite" w:cstheme="minorHAnsi"/>
+          <w:sz w:val="18"/>
+          <w:szCs w:val="18"/>
+        </w:rPr>
+      </w:pPr>
+      <w:r>
+        <w:rPr>
+          <w:rFonts w:ascii="Tenorite" w:hAnsi="Tenorite" w:cstheme="minorHAnsi"/>
+          <w:sz w:val="18"/>
+          <w:szCs w:val="18"/>
+        </w:rPr>
+        <w:t xml:space="preserve">Performed Continuous Integrated delivery (CI and CD process) using Jenkins, Spinnaker and </w:t>
+      </w:r>
+      <w:proofErr w:type="spellStart"/>
+      <w:r>
+        <w:rPr>
+          <w:rFonts w:ascii="Tenorite" w:hAnsi="Tenorite" w:cstheme="minorHAnsi"/>
+          <w:sz w:val="18"/>
+          <w:szCs w:val="18"/>
+        </w:rPr>
+        <w:t>Udeploy</w:t>
+      </w:r>
+      <w:proofErr w:type="spellEnd"/>
+    </w:p>
+    <w:p>
+      <w:pPr>
+        <w:pStyle w:val="ListParagraph"/>
+        <w:numPr>
+          <w:ilvl w:val="0"/>
+          <w:numId w:val="7"/>
+        </w:numPr>
+        <w:spacing w:line="276" w:lineRule="auto"/>
+        <w:rPr>
+          <w:rFonts w:ascii="Tenorite" w:hAnsi="Tenorite" w:cstheme="minorHAnsi"/>
+          <w:sz w:val="18"/>
+          <w:szCs w:val="18"/>
+        </w:rPr>
+      </w:pPr>
+      <w:r>
+        <w:rPr>
+          <w:rFonts w:ascii="Tenorite" w:hAnsi="Tenorite" w:cstheme="minorHAnsi"/>
+          <w:sz w:val="18"/>
+          <w:szCs w:val="18"/>
+        </w:rPr>
+        <w:t xml:space="preserve">Integrated Jenkins with </w:t>
+      </w:r>
+      <w:proofErr w:type="spellStart"/>
+      <w:r>
+        <w:rPr>
+          <w:rFonts w:ascii="Tenorite" w:hAnsi="Tenorite" w:cstheme="minorHAnsi"/>
+          <w:sz w:val="18"/>
+          <w:szCs w:val="18"/>
+        </w:rPr>
+        <w:t>UDeploy</w:t>
+      </w:r>
+      <w:proofErr w:type="spellEnd"/>
+      <w:r>
+        <w:rPr>
+          <w:rFonts w:ascii="Tenorite" w:hAnsi="Tenorite" w:cstheme="minorHAnsi"/>
+          <w:sz w:val="18"/>
+          <w:szCs w:val="18"/>
+        </w:rPr>
+        <w:t xml:space="preserve"> and Created </w:t>
+      </w:r>
+      <w:proofErr w:type="spellStart"/>
+      <w:r>
+        <w:rPr>
+          <w:rFonts w:ascii="Tenorite" w:hAnsi="Tenorite" w:cstheme="minorHAnsi"/>
+          <w:sz w:val="18"/>
+          <w:szCs w:val="18"/>
+        </w:rPr>
+        <w:t>UDeploy</w:t>
+      </w:r>
+      <w:proofErr w:type="spellEnd"/>
+      <w:r>
+        <w:rPr>
+          <w:rFonts w:ascii="Tenorite" w:hAnsi="Tenorite" w:cstheme="minorHAnsi"/>
+          <w:sz w:val="18"/>
+          <w:szCs w:val="18"/>
+        </w:rPr>
+        <w:t xml:space="preserve"> Components, </w:t>
+      </w:r>
+      <w:proofErr w:type="spellStart"/>
+      <w:r>
+        <w:rPr>
+          <w:rFonts w:ascii="Tenorite" w:hAnsi="Tenorite" w:cstheme="minorHAnsi"/>
+          <w:sz w:val="18"/>
+          <w:szCs w:val="18"/>
+        </w:rPr>
+        <w:t>UDeploy</w:t>
+      </w:r>
+      <w:proofErr w:type="spellEnd"/>
+      <w:r>
+        <w:rPr>
+          <w:rFonts w:ascii="Tenorite" w:hAnsi="Tenorite" w:cstheme="minorHAnsi"/>
+          <w:sz w:val="18"/>
+          <w:szCs w:val="18"/>
+        </w:rPr>
+        <w:t xml:space="preserve"> process, installed </w:t>
+      </w:r>
+      <w:proofErr w:type="spellStart"/>
+      <w:r>
+        <w:rPr>
+          <w:rFonts w:ascii="Tenorite" w:hAnsi="Tenorite" w:cstheme="minorHAnsi"/>
+          <w:sz w:val="18"/>
+          <w:szCs w:val="18"/>
+        </w:rPr>
+        <w:t>UDeploy</w:t>
+      </w:r>
+      <w:proofErr w:type="spellEnd"/>
+      <w:r>
+        <w:rPr>
+          <w:rFonts w:ascii="Tenorite" w:hAnsi="Tenorite" w:cstheme="minorHAnsi"/>
+          <w:sz w:val="18"/>
+          <w:szCs w:val="18"/>
+        </w:rPr>
+        <w:t xml:space="preserve"> agents on both windows and Linux machines according to application team requirements.</w:t>
+      </w:r>
+    </w:p>
+    <w:p>
+      <w:pPr>
+        <w:pStyle w:val="ListParagraph"/>
+        <w:numPr>
+          <w:ilvl w:val="0"/>
+          <w:numId w:val="7"/>
+        </w:numPr>
+        <w:spacing w:line="276" w:lineRule="auto"/>
+        <w:rPr>
+          <w:rFonts w:ascii="Tenorite" w:hAnsi="Tenorite" w:cstheme="minorHAnsi"/>
+          <w:sz w:val="18"/>
+          <w:szCs w:val="18"/>
+        </w:rPr>
+      </w:pPr>
+      <w:r>
+        <w:rPr>
+          <w:rFonts w:ascii="Tenorite" w:hAnsi="Tenorite" w:cstheme="minorHAnsi"/>
+          <w:sz w:val="18"/>
+          <w:szCs w:val="18"/>
+        </w:rPr>
+        <w:t>Supported and deployed to web application servers such as WebLogic, JBOSS, Apache Tomcat, and Apache HTTPD servers.</w:t>
+      </w:r>
+    </w:p>
+    <w:p>
+      <w:pPr>
+        <w:pStyle w:val="ListParagraph"/>
+        <w:numPr>
+          <w:ilvl w:val="0"/>
+          <w:numId w:val="7"/>
+        </w:numPr>
+        <w:spacing w:line="276" w:lineRule="auto"/>
+        <w:rPr>
+          <w:rFonts w:ascii="Tenorite" w:hAnsi="Tenorite" w:cstheme="minorHAnsi"/>
+          <w:sz w:val="18"/>
+          <w:szCs w:val="18"/>
+        </w:rPr>
+      </w:pPr>
+      <w:r>
+        <w:rPr>
+          <w:rFonts w:ascii="Tenorite" w:hAnsi="Tenorite" w:cstheme="minorHAnsi"/>
+          <w:sz w:val="18"/>
+          <w:szCs w:val="18"/>
+        </w:rPr>
+        <w:t>Worked with administrators to ensure Splunk is actively and accurately running and monitoring on the current infrastructure implementation. </w:t>
+      </w:r>
+    </w:p>
+    <w:p>
+      <w:pPr>
+        <w:pStyle w:val="ListParagraph"/>
+        <w:numPr>
+          <w:ilvl w:val="0"/>
+          <w:numId w:val="7"/>
+        </w:numPr>
+        <w:spacing w:line="276" w:lineRule="auto"/>
+        <w:rPr>
+          <w:rFonts w:ascii="Tenorite" w:hAnsi="Tenorite" w:cstheme="minorHAnsi"/>
+          <w:sz w:val="18"/>
+          <w:szCs w:val="18"/>
+        </w:rPr>
+      </w:pPr>
+      <w:bookmarkStart w:id="0" w:name="_Hlk497818953"/>
+      <w:r>
+        <w:rPr>
+          <w:rFonts w:ascii="Tenorite" w:hAnsi="Tenorite" w:cstheme="minorHAnsi"/>
+          <w:sz w:val="18"/>
+          <w:szCs w:val="18"/>
+        </w:rPr>
+        <w:t xml:space="preserve">Building/Maintaining Docker container clusters managed by Kubernetes Linux, Bash, GIT, Docker, on GCP. </w:t>
+      </w:r>
+    </w:p>
+    <w:p>
+      <w:pPr>
+        <w:pStyle w:val="ListParagraph"/>
+        <w:numPr>
+          <w:ilvl w:val="0"/>
+          <w:numId w:val="7"/>
+        </w:numPr>
+        <w:spacing w:line="276" w:lineRule="auto"/>
+        <w:rPr>
+          <w:rFonts w:ascii="Tenorite" w:hAnsi="Tenorite" w:cstheme="minorHAnsi"/>
+          <w:sz w:val="18"/>
+          <w:szCs w:val="18"/>
+        </w:rPr>
+      </w:pPr>
+      <w:r>
+        <w:rPr>
+          <w:rFonts w:ascii="Tenorite" w:hAnsi="Tenorite" w:cstheme="minorHAnsi"/>
+          <w:sz w:val="18"/>
+          <w:szCs w:val="18"/>
+        </w:rPr>
+        <w:t>Worked with Open Shift platform in managing Docker containers and Kubernetes Clusters.</w:t>
+      </w:r>
+    </w:p>
+    <w:bookmarkEnd w:id="0"/>
+    <w:p>
+      <w:pPr>
+        <w:pStyle w:val="ListParagraph"/>
+        <w:numPr>
+          <w:ilvl w:val="0"/>
+          <w:numId w:val="7"/>
+        </w:numPr>
+        <w:spacing w:line="276" w:lineRule="auto"/>
+        <w:rPr>
+          <w:rFonts w:ascii="Tenorite" w:hAnsi="Tenorite" w:cstheme="minorHAnsi"/>
+          <w:sz w:val="18"/>
+          <w:szCs w:val="18"/>
+        </w:rPr>
+      </w:pPr>
+      <w:r>
+        <w:rPr>
+          <w:rFonts w:ascii="Tenorite" w:hAnsi="Tenorite" w:cstheme="minorHAnsi"/>
+          <w:sz w:val="18"/>
+          <w:szCs w:val="18"/>
+        </w:rPr>
+        <w:t xml:space="preserve">Streamlined installation of OpenShift on partner cloud infrastructure such as </w:t>
+      </w:r>
+      <w:r>
+        <w:rPr>
+          <w:rFonts w:ascii="Tenorite" w:hAnsi="Tenorite" w:cstheme="minorHAnsi"/>
+          <w:sz w:val="18"/>
+          <w:szCs w:val="18"/>
+        </w:rPr>
+        <w:t>GCP</w:t>
+      </w:r>
+      <w:r>
+        <w:rPr>
+          <w:rFonts w:ascii="Tenorite" w:hAnsi="Tenorite" w:cstheme="minorHAnsi"/>
+          <w:sz w:val="18"/>
+          <w:szCs w:val="18"/>
+        </w:rPr>
+        <w:t>.</w:t>
+      </w:r>
+    </w:p>
+    <w:p>
+      <w:pPr>
+        <w:pStyle w:val="ListParagraph"/>
+        <w:numPr>
+          <w:ilvl w:val="0"/>
+          <w:numId w:val="7"/>
+        </w:numPr>
+        <w:spacing w:line="276" w:lineRule="auto"/>
+        <w:rPr>
+          <w:rFonts w:ascii="Tenorite" w:hAnsi="Tenorite" w:cstheme="minorHAnsi"/>
+          <w:sz w:val="18"/>
+          <w:szCs w:val="18"/>
+        </w:rPr>
+      </w:pPr>
+      <w:bookmarkStart w:id="1" w:name="_Hlk497818982"/>
+      <w:r>
+        <w:rPr>
+          <w:rFonts w:ascii="Tenorite" w:hAnsi="Tenorite" w:cstheme="minorHAnsi"/>
+          <w:sz w:val="18"/>
+          <w:szCs w:val="18"/>
+        </w:rPr>
+        <w:t>Utilized Kubernetes for the runtime environment of the CI/CD system to build, test deploy</w:t>
+      </w:r>
+      <w:bookmarkEnd w:id="1"/>
+      <w:r>
+        <w:rPr>
+          <w:rFonts w:ascii="Tenorite" w:hAnsi="Tenorite" w:cstheme="minorHAnsi"/>
+          <w:sz w:val="18"/>
+          <w:szCs w:val="18"/>
+        </w:rPr>
+        <w:t>.</w:t>
+      </w:r>
+    </w:p>
+    <w:p>
+      <w:pPr>
+        <w:pStyle w:val="ListParagraph"/>
+        <w:numPr>
+          <w:ilvl w:val="0"/>
+          <w:numId w:val="7"/>
+        </w:numPr>
+        <w:spacing w:line="276" w:lineRule="auto"/>
+        <w:rPr>
+          <w:rFonts w:ascii="Tenorite" w:hAnsi="Tenorite" w:cstheme="minorHAnsi"/>
+          <w:sz w:val="18"/>
+          <w:szCs w:val="18"/>
+        </w:rPr>
+      </w:pPr>
+      <w:r>
+        <w:rPr>
+          <w:rFonts w:ascii="Tenorite" w:hAnsi="Tenorite" w:cstheme="minorHAnsi"/>
+          <w:sz w:val="18"/>
+          <w:szCs w:val="18"/>
+        </w:rPr>
+        <w:t>Used JIRA for all our projects in scrum methodology for creating stories and giving points to the stories, and updated stories as per our sprints.</w:t>
+      </w:r>
+    </w:p>
+    <w:p>
+      <w:pPr>
+        <w:pStyle w:val="ListParagraph"/>
+        <w:numPr>
+          <w:ilvl w:val="0"/>
+          <w:numId w:val="7"/>
+        </w:numPr>
+        <w:spacing w:line="276" w:lineRule="auto"/>
+        <w:rPr>
+          <w:rFonts w:ascii="Tenorite" w:hAnsi="Tenorite" w:cstheme="minorHAnsi"/>
+          <w:sz w:val="18"/>
+          <w:szCs w:val="18"/>
+        </w:rPr>
+      </w:pPr>
+      <w:r>
+        <w:rPr>
+          <w:rFonts w:ascii="Tenorite" w:hAnsi="Tenorite" w:cstheme="minorHAnsi"/>
+          <w:sz w:val="18"/>
+          <w:szCs w:val="18"/>
+        </w:rPr>
+        <w:t>Worked on infrastructure with Docker containerization and maintained Docker Images and containers.</w:t>
+      </w:r>
+    </w:p>
+    <w:p>
+      <w:pPr>
+        <w:pStyle w:val="ListParagraph"/>
+        <w:numPr>
+          <w:ilvl w:val="0"/>
+          <w:numId w:val="7"/>
+        </w:numPr>
+        <w:spacing w:line="276" w:lineRule="auto"/>
+        <w:rPr>
+          <w:rFonts w:ascii="Tenorite" w:hAnsi="Tenorite" w:cstheme="minorHAnsi"/>
+          <w:sz w:val="18"/>
+          <w:szCs w:val="18"/>
+        </w:rPr>
+      </w:pPr>
+      <w:r>
+        <w:rPr>
+          <w:rFonts w:ascii="Tenorite" w:hAnsi="Tenorite" w:cstheme="minorHAnsi"/>
+          <w:sz w:val="18"/>
+          <w:szCs w:val="18"/>
+        </w:rPr>
+        <w:t>Experience with system analysis, troubleshooting and performance tuning of operating systems.</w:t>
+      </w:r>
+    </w:p>
+    <w:p>
+      <w:pPr>
+        <w:pStyle w:val="ListParagraph"/>
+        <w:numPr>
+          <w:ilvl w:val="0"/>
+          <w:numId w:val="7"/>
+        </w:numPr>
+        <w:spacing w:line="276" w:lineRule="auto"/>
+        <w:rPr>
+          <w:rFonts w:ascii="Tenorite" w:hAnsi="Tenorite" w:cstheme="minorHAnsi"/>
+          <w:sz w:val="18"/>
+          <w:szCs w:val="18"/>
+        </w:rPr>
+      </w:pPr>
+      <w:r>
+        <w:rPr>
+          <w:rFonts w:ascii="Tenorite" w:hAnsi="Tenorite" w:cstheme="minorHAnsi"/>
+          <w:sz w:val="18"/>
+          <w:szCs w:val="18"/>
+        </w:rPr>
         <w:lastRenderedPageBreak/>
-        <w:t>Evaluated Perforce, Clear Case, Subversion, Microsoft Team Foundation Server, and demo pro con of each source control to upper management.</w:t>
-      </w:r>
-    </w:p>
-    <w:p>
-      <w:pPr>
-        <w:pStyle w:val="ListParagraph"/>
-        <w:numPr>
-          <w:ilvl w:val="0"/>
-          <w:numId w:val="7"/>
-        </w:numPr>
-        <w:spacing w:line="276" w:lineRule="auto"/>
-        <w:rPr>
-          <w:rFonts w:ascii="Tenorite" w:hAnsi="Tenorite" w:cstheme="minorHAnsi"/>
-          <w:sz w:val="18"/>
-          <w:szCs w:val="18"/>
-        </w:rPr>
-      </w:pPr>
-      <w:r>
-        <w:rPr>
-          <w:rFonts w:ascii="Tenorite" w:hAnsi="Tenorite" w:cstheme="minorHAnsi"/>
-          <w:sz w:val="18"/>
-          <w:szCs w:val="18"/>
-        </w:rPr>
-        <w:t>Migrating VSS to Subversion and Microsoft Team Foundation Server.</w:t>
-      </w:r>
-    </w:p>
-    <w:p>
-      <w:pPr>
-        <w:pStyle w:val="ListParagraph"/>
-        <w:numPr>
-          <w:ilvl w:val="0"/>
-          <w:numId w:val="7"/>
-        </w:numPr>
-        <w:spacing w:line="276" w:lineRule="auto"/>
-        <w:rPr>
-          <w:rFonts w:ascii="Tenorite" w:hAnsi="Tenorite" w:cstheme="minorHAnsi"/>
-          <w:sz w:val="18"/>
-          <w:szCs w:val="18"/>
-        </w:rPr>
-      </w:pPr>
-      <w:r>
-        <w:rPr>
-          <w:rFonts w:ascii="Tenorite" w:hAnsi="Tenorite" w:cstheme="minorHAnsi"/>
-          <w:sz w:val="18"/>
-          <w:szCs w:val="18"/>
-        </w:rPr>
-        <w:t>Design and implementation of Azure and online Directory Synchronization for office 365.</w:t>
-      </w:r>
-    </w:p>
-    <w:p>
-      <w:pPr>
-        <w:pStyle w:val="ListParagraph"/>
-        <w:numPr>
-          <w:ilvl w:val="0"/>
-          <w:numId w:val="7"/>
-        </w:numPr>
-        <w:spacing w:line="276" w:lineRule="auto"/>
-        <w:rPr>
-          <w:rFonts w:ascii="Tenorite" w:hAnsi="Tenorite" w:cstheme="minorHAnsi"/>
-          <w:sz w:val="18"/>
-          <w:szCs w:val="18"/>
-        </w:rPr>
-      </w:pPr>
-      <w:r>
-        <w:rPr>
-          <w:rFonts w:ascii="Tenorite" w:hAnsi="Tenorite" w:cstheme="minorHAnsi"/>
-          <w:sz w:val="18"/>
-          <w:szCs w:val="18"/>
-        </w:rPr>
-        <w:t>Designed and built a Disaster Recovery with Azure Recovery Services.</w:t>
-      </w:r>
-    </w:p>
-    <w:p>
-      <w:pPr>
-        <w:pStyle w:val="ListParagraph"/>
-        <w:numPr>
-          <w:ilvl w:val="0"/>
-          <w:numId w:val="7"/>
-        </w:numPr>
-        <w:spacing w:line="276" w:lineRule="auto"/>
-        <w:rPr>
-          <w:rFonts w:ascii="Tenorite" w:hAnsi="Tenorite" w:cstheme="minorHAnsi"/>
-          <w:sz w:val="18"/>
-          <w:szCs w:val="18"/>
-        </w:rPr>
-      </w:pPr>
-      <w:r>
-        <w:rPr>
-          <w:rFonts w:ascii="Tenorite" w:hAnsi="Tenorite" w:cstheme="minorHAnsi"/>
-          <w:sz w:val="18"/>
-          <w:szCs w:val="18"/>
-        </w:rPr>
-        <w:t>Web application development using Agile methodology using Ruby on Rails, MongoDB.</w:t>
-      </w:r>
-    </w:p>
-    <w:p>
-      <w:pPr>
-        <w:pStyle w:val="ListParagraph"/>
-        <w:numPr>
-          <w:ilvl w:val="0"/>
-          <w:numId w:val="7"/>
-        </w:numPr>
-        <w:spacing w:line="276" w:lineRule="auto"/>
-        <w:rPr>
-          <w:rFonts w:ascii="Tenorite" w:hAnsi="Tenorite" w:cstheme="minorHAnsi"/>
-          <w:sz w:val="18"/>
-          <w:szCs w:val="18"/>
-        </w:rPr>
-      </w:pPr>
-      <w:r>
-        <w:rPr>
-          <w:rFonts w:ascii="Tenorite" w:hAnsi="Tenorite" w:cstheme="minorHAnsi"/>
-          <w:sz w:val="18"/>
-          <w:szCs w:val="18"/>
-        </w:rPr>
-        <w:t>Created Jenkins Workflows for pre deployment process DB execution, Environment configuration changes etc. on both QA and preproduction Environments.</w:t>
-      </w:r>
-    </w:p>
-    <w:p>
-      <w:pPr>
-        <w:pStyle w:val="ListParagraph"/>
-        <w:numPr>
-          <w:ilvl w:val="0"/>
-          <w:numId w:val="7"/>
-        </w:numPr>
-        <w:spacing w:line="276" w:lineRule="auto"/>
-        <w:rPr>
-          <w:rFonts w:ascii="Tenorite" w:hAnsi="Tenorite" w:cstheme="minorHAnsi"/>
-          <w:sz w:val="18"/>
-          <w:szCs w:val="18"/>
-        </w:rPr>
-      </w:pPr>
-      <w:r>
-        <w:rPr>
-          <w:rFonts w:ascii="Tenorite" w:hAnsi="Tenorite" w:cstheme="minorHAnsi"/>
-          <w:sz w:val="18"/>
-          <w:szCs w:val="18"/>
-        </w:rPr>
-        <w:t>Worked with GIT, Subversion and TFS to manage source code.</w:t>
-      </w:r>
-    </w:p>
-    <w:p>
-      <w:pPr>
-        <w:pStyle w:val="ListParagraph"/>
-        <w:numPr>
-          <w:ilvl w:val="0"/>
-          <w:numId w:val="7"/>
-        </w:numPr>
-        <w:spacing w:line="276" w:lineRule="auto"/>
-        <w:rPr>
-          <w:rFonts w:ascii="Tenorite" w:hAnsi="Tenorite" w:cstheme="minorHAnsi"/>
-          <w:sz w:val="18"/>
-          <w:szCs w:val="18"/>
-        </w:rPr>
-      </w:pPr>
-      <w:r>
-        <w:rPr>
-          <w:rFonts w:ascii="Tenorite" w:hAnsi="Tenorite" w:cstheme="minorHAnsi"/>
-          <w:sz w:val="18"/>
-          <w:szCs w:val="18"/>
-        </w:rPr>
-        <w:t xml:space="preserve">Involved in writing Ansible playbooks for setup and configuration of tools including Jenkins and </w:t>
-      </w:r>
-      <w:proofErr w:type="spellStart"/>
-      <w:r>
-        <w:rPr>
-          <w:rFonts w:ascii="Tenorite" w:hAnsi="Tenorite" w:cstheme="minorHAnsi"/>
-          <w:sz w:val="18"/>
-          <w:szCs w:val="18"/>
-        </w:rPr>
-        <w:t>artifactory</w:t>
-      </w:r>
-      <w:proofErr w:type="spellEnd"/>
-      <w:r>
-        <w:rPr>
-          <w:rFonts w:ascii="Tenorite" w:hAnsi="Tenorite" w:cstheme="minorHAnsi"/>
-          <w:sz w:val="18"/>
-          <w:szCs w:val="18"/>
-        </w:rPr>
-        <w:t xml:space="preserve"> on remote servers using REST API protocol. </w:t>
-      </w:r>
-    </w:p>
-    <w:p>
-      <w:pPr>
-        <w:pStyle w:val="ListParagraph"/>
-        <w:numPr>
-          <w:ilvl w:val="0"/>
-          <w:numId w:val="7"/>
-        </w:numPr>
-        <w:spacing w:line="276" w:lineRule="auto"/>
-        <w:rPr>
-          <w:rFonts w:ascii="Tenorite" w:hAnsi="Tenorite" w:cstheme="minorHAnsi"/>
-          <w:sz w:val="18"/>
-          <w:szCs w:val="18"/>
-        </w:rPr>
-      </w:pPr>
-      <w:r>
-        <w:rPr>
-          <w:rFonts w:ascii="Tenorite" w:hAnsi="Tenorite" w:cstheme="minorHAnsi"/>
-          <w:sz w:val="18"/>
-          <w:szCs w:val="18"/>
-        </w:rPr>
-        <w:t>Lead and participate in the architectural design of features early in the development cycle, influencing it to drive quality and adherence to the specification.</w:t>
-      </w:r>
-    </w:p>
-    <w:p>
-      <w:pPr>
-        <w:pStyle w:val="ListParagraph"/>
-        <w:numPr>
-          <w:ilvl w:val="0"/>
-          <w:numId w:val="7"/>
-        </w:numPr>
-        <w:spacing w:line="276" w:lineRule="auto"/>
-        <w:rPr>
-          <w:rFonts w:ascii="Tenorite" w:hAnsi="Tenorite" w:cstheme="minorHAnsi"/>
-          <w:sz w:val="18"/>
-          <w:szCs w:val="18"/>
-        </w:rPr>
-      </w:pPr>
-      <w:r>
-        <w:rPr>
-          <w:rFonts w:ascii="Tenorite" w:hAnsi="Tenorite" w:cstheme="minorHAnsi"/>
-          <w:sz w:val="18"/>
-          <w:szCs w:val="18"/>
-        </w:rPr>
-        <w:t xml:space="preserve">Installing, configuring and managing the RDBMS and NoSQL tools like MySQL, DB2, PostgreSQL </w:t>
-      </w:r>
-      <w:proofErr w:type="spellStart"/>
-      <w:r>
-        <w:rPr>
-          <w:rFonts w:ascii="Tenorite" w:hAnsi="Tenorite" w:cstheme="minorHAnsi"/>
-          <w:sz w:val="18"/>
-          <w:szCs w:val="18"/>
-        </w:rPr>
-        <w:t>andMongoDB</w:t>
-      </w:r>
-      <w:proofErr w:type="spellEnd"/>
-      <w:r>
-        <w:rPr>
-          <w:rFonts w:ascii="Tenorite" w:hAnsi="Tenorite" w:cstheme="minorHAnsi"/>
-          <w:sz w:val="18"/>
-          <w:szCs w:val="18"/>
-        </w:rPr>
-        <w:t>, DynamoDB and Cassandra DB.</w:t>
-      </w:r>
-    </w:p>
-    <w:p>
-      <w:pPr>
-        <w:pStyle w:val="ListParagraph"/>
-        <w:numPr>
-          <w:ilvl w:val="0"/>
-          <w:numId w:val="7"/>
-        </w:numPr>
-        <w:spacing w:line="276" w:lineRule="auto"/>
-        <w:rPr>
-          <w:rFonts w:ascii="Tenorite" w:hAnsi="Tenorite" w:cstheme="minorHAnsi"/>
-          <w:sz w:val="18"/>
-          <w:szCs w:val="18"/>
-        </w:rPr>
-      </w:pPr>
-      <w:r>
-        <w:rPr>
-          <w:rFonts w:ascii="Tenorite" w:hAnsi="Tenorite" w:cstheme="minorHAnsi"/>
-          <w:sz w:val="18"/>
-          <w:szCs w:val="18"/>
-        </w:rPr>
-        <w:t>Architected and designed Rapid deployment method using Chef and Ansible to auto deploy servers as needed. </w:t>
-      </w:r>
-    </w:p>
-    <w:p>
-      <w:pPr>
-        <w:pStyle w:val="ListParagraph"/>
-        <w:numPr>
-          <w:ilvl w:val="0"/>
-          <w:numId w:val="7"/>
-        </w:numPr>
-        <w:spacing w:line="276" w:lineRule="auto"/>
-        <w:rPr>
-          <w:rFonts w:ascii="Tenorite" w:hAnsi="Tenorite" w:cstheme="minorHAnsi"/>
-          <w:sz w:val="18"/>
-          <w:szCs w:val="18"/>
-        </w:rPr>
-      </w:pPr>
-      <w:r>
-        <w:rPr>
-          <w:rFonts w:ascii="Tenorite" w:hAnsi="Tenorite" w:cstheme="minorHAnsi"/>
-          <w:sz w:val="18"/>
-          <w:szCs w:val="18"/>
-        </w:rPr>
-        <w:t>Deployed and configured Chef Server, Chef Solo and Chef Compliance including bootstrapping of chef client nodes for provisioning; Created roles, cookbooks, and recipes for server configuration, deployment, and app stack build outs. </w:t>
-      </w:r>
-    </w:p>
-    <w:p>
-      <w:pPr>
-        <w:pStyle w:val="ListParagraph"/>
-        <w:numPr>
-          <w:ilvl w:val="0"/>
-          <w:numId w:val="7"/>
-        </w:numPr>
-        <w:spacing w:line="276" w:lineRule="auto"/>
-        <w:rPr>
-          <w:rFonts w:ascii="Tenorite" w:hAnsi="Tenorite" w:cstheme="minorHAnsi"/>
-          <w:sz w:val="18"/>
-          <w:szCs w:val="18"/>
-        </w:rPr>
-      </w:pPr>
-      <w:r>
-        <w:rPr>
-          <w:rFonts w:ascii="Tenorite" w:hAnsi="Tenorite" w:cstheme="minorHAnsi"/>
-          <w:sz w:val="18"/>
-          <w:szCs w:val="18"/>
-        </w:rPr>
-        <w:t>Worked on Chef Automation including writing Cookbooks and customized recipes for test driven development environments &amp; configuration management and infrastructure automation.</w:t>
-      </w:r>
-    </w:p>
-    <w:p>
-      <w:pPr>
-        <w:pStyle w:val="ListParagraph"/>
-        <w:numPr>
-          <w:ilvl w:val="0"/>
-          <w:numId w:val="7"/>
-        </w:numPr>
-        <w:spacing w:line="276" w:lineRule="auto"/>
-        <w:rPr>
-          <w:rFonts w:ascii="Tenorite" w:hAnsi="Tenorite" w:cstheme="minorHAnsi"/>
-          <w:sz w:val="18"/>
-          <w:szCs w:val="18"/>
-        </w:rPr>
-      </w:pPr>
-      <w:r>
-        <w:rPr>
-          <w:rFonts w:ascii="Tenorite" w:hAnsi="Tenorite" w:cstheme="minorHAnsi"/>
-          <w:sz w:val="18"/>
-          <w:szCs w:val="18"/>
-        </w:rPr>
-        <w:t>Set up Jenkins server and build jobs to provide continuous automated builds based on polling the Git source control system during the day and periodic scheduled build overnight to support development needs using Jenkins, Selenium and Maven.</w:t>
-      </w:r>
-    </w:p>
-    <w:p>
-      <w:pPr>
-        <w:pStyle w:val="ListParagraph"/>
-        <w:numPr>
-          <w:ilvl w:val="0"/>
-          <w:numId w:val="7"/>
-        </w:numPr>
-        <w:spacing w:line="276" w:lineRule="auto"/>
-        <w:rPr>
-          <w:rFonts w:ascii="Tenorite" w:hAnsi="Tenorite" w:cstheme="minorHAnsi"/>
-          <w:sz w:val="18"/>
-          <w:szCs w:val="18"/>
-        </w:rPr>
-      </w:pPr>
-      <w:r>
-        <w:rPr>
-          <w:rFonts w:ascii="Tenorite" w:hAnsi="Tenorite" w:cstheme="minorHAnsi"/>
-          <w:sz w:val="18"/>
-          <w:szCs w:val="18"/>
-        </w:rPr>
-        <w:t xml:space="preserve">Performed Continuous Integrated delivery (CI and CD process) using Jenkins, Spinnaker and </w:t>
-      </w:r>
-      <w:proofErr w:type="spellStart"/>
-      <w:r>
-        <w:rPr>
-          <w:rFonts w:ascii="Tenorite" w:hAnsi="Tenorite" w:cstheme="minorHAnsi"/>
-          <w:sz w:val="18"/>
-          <w:szCs w:val="18"/>
-        </w:rPr>
-        <w:t>Udeploy</w:t>
-      </w:r>
-      <w:proofErr w:type="spellEnd"/>
-    </w:p>
-    <w:p>
-      <w:pPr>
-        <w:pStyle w:val="ListParagraph"/>
-        <w:numPr>
-          <w:ilvl w:val="0"/>
-          <w:numId w:val="7"/>
-        </w:numPr>
-        <w:spacing w:line="276" w:lineRule="auto"/>
-        <w:rPr>
-          <w:rFonts w:ascii="Tenorite" w:hAnsi="Tenorite" w:cstheme="minorHAnsi"/>
-          <w:sz w:val="18"/>
-          <w:szCs w:val="18"/>
-        </w:rPr>
-      </w:pPr>
-      <w:r>
-        <w:rPr>
-          <w:rFonts w:ascii="Tenorite" w:hAnsi="Tenorite" w:cstheme="minorHAnsi"/>
-          <w:sz w:val="18"/>
-          <w:szCs w:val="18"/>
-        </w:rPr>
-        <w:t xml:space="preserve">Integrated Jenkins with </w:t>
-      </w:r>
-      <w:proofErr w:type="spellStart"/>
-      <w:r>
-        <w:rPr>
-          <w:rFonts w:ascii="Tenorite" w:hAnsi="Tenorite" w:cstheme="minorHAnsi"/>
-          <w:sz w:val="18"/>
-          <w:szCs w:val="18"/>
-        </w:rPr>
-        <w:t>UDeploy</w:t>
-      </w:r>
-      <w:proofErr w:type="spellEnd"/>
-      <w:r>
-        <w:rPr>
-          <w:rFonts w:ascii="Tenorite" w:hAnsi="Tenorite" w:cstheme="minorHAnsi"/>
-          <w:sz w:val="18"/>
-          <w:szCs w:val="18"/>
-        </w:rPr>
-        <w:t xml:space="preserve"> and Created </w:t>
-      </w:r>
-      <w:proofErr w:type="spellStart"/>
-      <w:r>
-        <w:rPr>
-          <w:rFonts w:ascii="Tenorite" w:hAnsi="Tenorite" w:cstheme="minorHAnsi"/>
-          <w:sz w:val="18"/>
-          <w:szCs w:val="18"/>
-        </w:rPr>
-        <w:t>UDeploy</w:t>
-      </w:r>
-      <w:proofErr w:type="spellEnd"/>
-      <w:r>
-        <w:rPr>
-          <w:rFonts w:ascii="Tenorite" w:hAnsi="Tenorite" w:cstheme="minorHAnsi"/>
-          <w:sz w:val="18"/>
-          <w:szCs w:val="18"/>
-        </w:rPr>
-        <w:t xml:space="preserve"> Components, </w:t>
-      </w:r>
-      <w:proofErr w:type="spellStart"/>
-      <w:r>
-        <w:rPr>
-          <w:rFonts w:ascii="Tenorite" w:hAnsi="Tenorite" w:cstheme="minorHAnsi"/>
-          <w:sz w:val="18"/>
-          <w:szCs w:val="18"/>
-        </w:rPr>
-        <w:t>UDeploy</w:t>
-      </w:r>
-      <w:proofErr w:type="spellEnd"/>
-      <w:r>
-        <w:rPr>
-          <w:rFonts w:ascii="Tenorite" w:hAnsi="Tenorite" w:cstheme="minorHAnsi"/>
-          <w:sz w:val="18"/>
-          <w:szCs w:val="18"/>
-        </w:rPr>
-        <w:t xml:space="preserve"> process, installed </w:t>
-      </w:r>
-      <w:proofErr w:type="spellStart"/>
-      <w:r>
-        <w:rPr>
-          <w:rFonts w:ascii="Tenorite" w:hAnsi="Tenorite" w:cstheme="minorHAnsi"/>
-          <w:sz w:val="18"/>
-          <w:szCs w:val="18"/>
-        </w:rPr>
-        <w:t>UDeploy</w:t>
-      </w:r>
-      <w:proofErr w:type="spellEnd"/>
-      <w:r>
-        <w:rPr>
-          <w:rFonts w:ascii="Tenorite" w:hAnsi="Tenorite" w:cstheme="minorHAnsi"/>
-          <w:sz w:val="18"/>
-          <w:szCs w:val="18"/>
-        </w:rPr>
-        <w:t xml:space="preserve"> agents on both windows and Linux machines according to application team requirements.</w:t>
-      </w:r>
-    </w:p>
-    <w:p>
-      <w:pPr>
-        <w:pStyle w:val="ListParagraph"/>
-        <w:numPr>
-          <w:ilvl w:val="0"/>
-          <w:numId w:val="7"/>
-        </w:numPr>
-        <w:spacing w:line="276" w:lineRule="auto"/>
-        <w:rPr>
-          <w:rFonts w:ascii="Tenorite" w:hAnsi="Tenorite" w:cstheme="minorHAnsi"/>
-          <w:sz w:val="18"/>
-          <w:szCs w:val="18"/>
-        </w:rPr>
-      </w:pPr>
-      <w:r>
-        <w:rPr>
-          <w:rFonts w:ascii="Tenorite" w:hAnsi="Tenorite" w:cstheme="minorHAnsi"/>
-          <w:sz w:val="18"/>
-          <w:szCs w:val="18"/>
-        </w:rPr>
-        <w:t>Supported and deployed to web application servers such as WebLogic, JBOSS, Apache Tomcat, and Apache HTTPD servers.</w:t>
-      </w:r>
-    </w:p>
-    <w:p>
-      <w:pPr>
-        <w:pStyle w:val="ListParagraph"/>
-        <w:numPr>
-          <w:ilvl w:val="0"/>
-          <w:numId w:val="7"/>
-        </w:numPr>
-        <w:spacing w:line="276" w:lineRule="auto"/>
-        <w:rPr>
-          <w:rFonts w:ascii="Tenorite" w:hAnsi="Tenorite" w:cstheme="minorHAnsi"/>
-          <w:sz w:val="18"/>
-          <w:szCs w:val="18"/>
-        </w:rPr>
-      </w:pPr>
-      <w:r>
-        <w:rPr>
-          <w:rFonts w:ascii="Tenorite" w:hAnsi="Tenorite" w:cstheme="minorHAnsi"/>
-          <w:sz w:val="18"/>
-          <w:szCs w:val="18"/>
-        </w:rPr>
-        <w:t>Worked with administrators to ensure Splunk is actively and accurately running and monitoring on the current infrastructure implementation. </w:t>
-      </w:r>
-    </w:p>
-    <w:p>
-      <w:pPr>
-        <w:pStyle w:val="ListParagraph"/>
-        <w:numPr>
-          <w:ilvl w:val="0"/>
-          <w:numId w:val="7"/>
-        </w:numPr>
-        <w:spacing w:line="276" w:lineRule="auto"/>
-        <w:rPr>
-          <w:rFonts w:ascii="Tenorite" w:hAnsi="Tenorite" w:cstheme="minorHAnsi"/>
-          <w:sz w:val="18"/>
-          <w:szCs w:val="18"/>
-        </w:rPr>
-      </w:pPr>
-      <w:bookmarkStart w:id="0" w:name="_Hlk497818953"/>
-      <w:r>
-        <w:rPr>
-          <w:rFonts w:ascii="Tenorite" w:hAnsi="Tenorite" w:cstheme="minorHAnsi"/>
-          <w:sz w:val="18"/>
-          <w:szCs w:val="18"/>
-        </w:rPr>
-        <w:t xml:space="preserve">Building/Maintaining Docker container clusters managed by Kubernetes Linux, Bash, GIT, Docker, on GCP. </w:t>
-      </w:r>
-    </w:p>
-    <w:p>
-      <w:pPr>
-        <w:pStyle w:val="ListParagraph"/>
-        <w:numPr>
-          <w:ilvl w:val="0"/>
-          <w:numId w:val="7"/>
-        </w:numPr>
-        <w:spacing w:line="276" w:lineRule="auto"/>
-        <w:rPr>
-          <w:rFonts w:ascii="Tenorite" w:hAnsi="Tenorite" w:cstheme="minorHAnsi"/>
-          <w:sz w:val="18"/>
-          <w:szCs w:val="18"/>
-        </w:rPr>
-      </w:pPr>
-      <w:r>
-        <w:rPr>
-          <w:rFonts w:ascii="Tenorite" w:hAnsi="Tenorite" w:cstheme="minorHAnsi"/>
-          <w:sz w:val="18"/>
-          <w:szCs w:val="18"/>
-        </w:rPr>
-        <w:t>Worked with Open Shift platform in managing Docker containers and Kubernetes Clusters.</w:t>
-      </w:r>
-    </w:p>
-    <w:bookmarkEnd w:id="0"/>
-    <w:p>
-      <w:pPr>
-        <w:pStyle w:val="ListParagraph"/>
-        <w:numPr>
-          <w:ilvl w:val="0"/>
-          <w:numId w:val="7"/>
-        </w:numPr>
-        <w:spacing w:line="276" w:lineRule="auto"/>
-        <w:rPr>
-          <w:rFonts w:ascii="Tenorite" w:hAnsi="Tenorite" w:cstheme="minorHAnsi"/>
-          <w:sz w:val="18"/>
-          <w:szCs w:val="18"/>
-        </w:rPr>
-      </w:pPr>
-      <w:r>
-        <w:rPr>
-          <w:rFonts w:ascii="Tenorite" w:hAnsi="Tenorite" w:cstheme="minorHAnsi"/>
-          <w:sz w:val="18"/>
-          <w:szCs w:val="18"/>
-        </w:rPr>
-        <w:t>Streamlined installation of OpenShift on partner cloud infrastructure such as Azure.</w:t>
-      </w:r>
-    </w:p>
-    <w:p>
-      <w:pPr>
-        <w:pStyle w:val="ListParagraph"/>
-        <w:numPr>
-          <w:ilvl w:val="0"/>
-          <w:numId w:val="7"/>
-        </w:numPr>
-        <w:spacing w:line="276" w:lineRule="auto"/>
-        <w:rPr>
-          <w:rFonts w:ascii="Tenorite" w:hAnsi="Tenorite" w:cstheme="minorHAnsi"/>
-          <w:sz w:val="18"/>
-          <w:szCs w:val="18"/>
-        </w:rPr>
-      </w:pPr>
-      <w:bookmarkStart w:id="1" w:name="_Hlk497818982"/>
-      <w:r>
-        <w:rPr>
-          <w:rFonts w:ascii="Tenorite" w:hAnsi="Tenorite" w:cstheme="minorHAnsi"/>
-          <w:sz w:val="18"/>
-          <w:szCs w:val="18"/>
-        </w:rPr>
-        <w:t>Utilized Kubernetes for the runtime environment of the CI/CD system to build, test deploy</w:t>
-      </w:r>
-      <w:bookmarkEnd w:id="1"/>
-      <w:r>
-        <w:rPr>
-          <w:rFonts w:ascii="Tenorite" w:hAnsi="Tenorite" w:cstheme="minorHAnsi"/>
-          <w:sz w:val="18"/>
-          <w:szCs w:val="18"/>
-        </w:rPr>
-        <w:t>.</w:t>
-      </w:r>
-    </w:p>
-    <w:p>
-      <w:pPr>
-        <w:pStyle w:val="ListParagraph"/>
-        <w:numPr>
-          <w:ilvl w:val="0"/>
-          <w:numId w:val="7"/>
-        </w:numPr>
-        <w:spacing w:line="276" w:lineRule="auto"/>
-        <w:rPr>
-          <w:rFonts w:ascii="Tenorite" w:hAnsi="Tenorite" w:cstheme="minorHAnsi"/>
-          <w:sz w:val="18"/>
-          <w:szCs w:val="18"/>
-        </w:rPr>
-      </w:pPr>
-      <w:r>
-        <w:rPr>
-          <w:rFonts w:ascii="Tenorite" w:hAnsi="Tenorite" w:cstheme="minorHAnsi"/>
-          <w:sz w:val="18"/>
-          <w:szCs w:val="18"/>
-        </w:rPr>
-        <w:t>Used JIRA for all our projects in scrum methodology for creating stories and giving points to the stories, and updated stories as per our sprints.</w:t>
-      </w:r>
-    </w:p>
-    <w:p>
-      <w:pPr>
-        <w:pStyle w:val="ListParagraph"/>
-        <w:numPr>
-          <w:ilvl w:val="0"/>
-          <w:numId w:val="7"/>
-        </w:numPr>
-        <w:spacing w:line="276" w:lineRule="auto"/>
-        <w:rPr>
-          <w:rFonts w:ascii="Tenorite" w:hAnsi="Tenorite" w:cstheme="minorHAnsi"/>
-          <w:sz w:val="18"/>
-          <w:szCs w:val="18"/>
-        </w:rPr>
-      </w:pPr>
-      <w:r>
-        <w:rPr>
-          <w:rFonts w:ascii="Tenorite" w:hAnsi="Tenorite" w:cstheme="minorHAnsi"/>
-          <w:sz w:val="18"/>
-          <w:szCs w:val="18"/>
-        </w:rPr>
-        <w:t>Worked on infrastructure with Docker containerization and maintained Docker Images and containers.</w:t>
-      </w:r>
-    </w:p>
-    <w:p>
-      <w:pPr>
-        <w:pStyle w:val="ListParagraph"/>
-        <w:numPr>
-          <w:ilvl w:val="0"/>
-          <w:numId w:val="7"/>
-        </w:numPr>
-        <w:spacing w:line="276" w:lineRule="auto"/>
-        <w:rPr>
-          <w:rFonts w:ascii="Tenorite" w:hAnsi="Tenorite" w:cstheme="minorHAnsi"/>
-          <w:sz w:val="18"/>
-          <w:szCs w:val="18"/>
-        </w:rPr>
-      </w:pPr>
-      <w:r>
-        <w:rPr>
-          <w:rFonts w:ascii="Tenorite" w:hAnsi="Tenorite" w:cstheme="minorHAnsi"/>
-          <w:sz w:val="18"/>
-          <w:szCs w:val="18"/>
-        </w:rPr>
-        <w:t>Experience with system analysis, troubleshooting and performance tuning of operating systems.</w:t>
-      </w:r>
-    </w:p>
-    <w:p>
-      <w:pPr>
-        <w:pStyle w:val="ListParagraph"/>
-        <w:numPr>
-          <w:ilvl w:val="0"/>
-          <w:numId w:val="7"/>
-        </w:numPr>
-        <w:spacing w:line="276" w:lineRule="auto"/>
-        <w:rPr>
-          <w:rFonts w:ascii="Tenorite" w:hAnsi="Tenorite" w:cstheme="minorHAnsi"/>
-          <w:sz w:val="18"/>
-          <w:szCs w:val="18"/>
-        </w:rPr>
-      </w:pPr>
-      <w:r>
-        <w:rPr>
-          <w:rFonts w:ascii="Tenorite" w:hAnsi="Tenorite" w:cstheme="minorHAnsi"/>
-          <w:sz w:val="18"/>
-          <w:szCs w:val="18"/>
-        </w:rPr>
         <w:t>Configured network services like DNS, DHCP, IPv4, IPv6, IPsec, VPN, TCP/IP etc.</w:t>
       </w:r>
     </w:p>
@@ -4112,7 +5440,27 @@
           <w:szCs w:val="18"/>
           <w:shd w:val="clear" w:color="auto" w:fill="FFFFFF"/>
         </w:rPr>
-        <w:t xml:space="preserve"> AZURE, Chef, SVN, Jenkins, Docker, WebLogic, JIRA, Oracle, SQL, Shell, Groovy, Perl, Python, Ant, Maven, Apache Tomcat, Java, RHEL/Linux, Centos, Solaris, </w:t>
+        <w:t xml:space="preserve"> </w:t>
+      </w:r>
+      <w:r>
+        <w:rPr>
+          <w:rFonts w:ascii="Tenorite" w:hAnsi="Tenorite" w:cstheme="minorHAnsi"/>
+          <w:color w:val="000000" w:themeColor="text1"/>
+          <w:sz w:val="18"/>
+          <w:szCs w:val="18"/>
+          <w:shd w:val="clear" w:color="auto" w:fill="FFFFFF"/>
+        </w:rPr>
+        <w:t>GCP</w:t>
+      </w:r>
+      <w:r>
+        <w:rPr>
+          <w:rFonts w:ascii="Tenorite" w:hAnsi="Tenorite" w:cstheme="minorHAnsi"/>
+          <w:color w:val="000000" w:themeColor="text1"/>
+          <w:sz w:val="18"/>
+          <w:szCs w:val="18"/>
+          <w:shd w:val="clear" w:color="auto" w:fill="FFFFFF"/>
+        </w:rPr>
+        <w:t xml:space="preserve">, Chef, SVN, Jenkins, Docker, WebLogic, JIRA, Oracle, SQL, Shell, Groovy, Perl, Python, Ant, Maven, Apache Tomcat, Java, RHEL/Linux, Centos, Solaris, </w:t>
       </w:r>
       <w:proofErr w:type="spellStart"/>
       <w:r>
@@ -4307,6 +5655,7 @@
         <w:t xml:space="preserve">Role: </w:t>
       </w:r>
       <w:proofErr w:type="spellStart"/>
+      <w:proofErr w:type="gramStart"/>
       <w:r>
         <w:rPr>
           <w:rFonts w:ascii="Tenorite" w:eastAsia="Times New Roman" w:hAnsi="Tenorite" w:cstheme="minorHAnsi"/>
@@ -4326,6 +5675,7 @@
         <w:t>DevOps</w:t>
       </w:r>
       <w:proofErr w:type="spellEnd"/>
+      <w:proofErr w:type="gramEnd"/>
       <w:r>
         <w:rPr>
           <w:rFonts w:ascii="Tenorite" w:eastAsia="Times New Roman" w:hAnsi="Tenorite" w:cstheme="minorHAnsi"/>
@@ -4391,99 +5741,332 @@
           <w:sz w:val="18"/>
           <w:szCs w:val="18"/>
         </w:rPr>
-        <w:t>Worked with Windows, Linux and AWS teams to resolve issues and plan for infrastructure changes. </w:t>
-      </w:r>
-    </w:p>
-    <w:p>
-      <w:pPr>
-        <w:pStyle w:val="ListParagraph"/>
-        <w:numPr>
-          <w:ilvl w:val="0"/>
-          <w:numId w:val="7"/>
-        </w:numPr>
-        <w:spacing w:line="276" w:lineRule="auto"/>
-        <w:rPr>
-          <w:rFonts w:ascii="Tenorite" w:hAnsi="Tenorite" w:cstheme="minorHAnsi"/>
-          <w:sz w:val="18"/>
-          <w:szCs w:val="18"/>
-        </w:rPr>
-      </w:pPr>
-      <w:r>
-        <w:rPr>
-          <w:rFonts w:ascii="Tenorite" w:hAnsi="Tenorite" w:cstheme="minorHAnsi"/>
-          <w:sz w:val="18"/>
-          <w:szCs w:val="18"/>
-        </w:rPr>
-        <w:t xml:space="preserve">Provided documentation of solutions for VMWare, Windows, Linux and AWS teams.  </w:t>
-      </w:r>
-    </w:p>
-    <w:p>
-      <w:pPr>
-        <w:pStyle w:val="ListParagraph"/>
-        <w:numPr>
-          <w:ilvl w:val="0"/>
-          <w:numId w:val="7"/>
-        </w:numPr>
-        <w:spacing w:line="276" w:lineRule="auto"/>
-        <w:rPr>
-          <w:rFonts w:ascii="Tenorite" w:hAnsi="Tenorite" w:cstheme="minorHAnsi"/>
-          <w:sz w:val="18"/>
-          <w:szCs w:val="18"/>
-        </w:rPr>
-      </w:pPr>
-      <w:r>
-        <w:rPr>
-          <w:rFonts w:ascii="Tenorite" w:hAnsi="Tenorite" w:cstheme="minorHAnsi"/>
-          <w:sz w:val="18"/>
-          <w:szCs w:val="18"/>
-        </w:rPr>
-        <w:t>Set up preconfigured RHEL5.x and 6.x on local and in the cloud on AWS EC2 and defined AWS Security Groups which acted as virtual firewalls that controlled the traffic allowed to reach one or more AWS EC2 instances.</w:t>
-      </w:r>
-    </w:p>
-    <w:p>
-      <w:pPr>
-        <w:pStyle w:val="ListParagraph"/>
-        <w:numPr>
-          <w:ilvl w:val="0"/>
-          <w:numId w:val="7"/>
-        </w:numPr>
-        <w:spacing w:line="276" w:lineRule="auto"/>
-        <w:rPr>
-          <w:rFonts w:ascii="Tenorite" w:hAnsi="Tenorite" w:cstheme="minorHAnsi"/>
-          <w:sz w:val="18"/>
-          <w:szCs w:val="18"/>
-        </w:rPr>
-      </w:pPr>
-      <w:r>
-        <w:rPr>
-          <w:rFonts w:ascii="Tenorite" w:hAnsi="Tenorite" w:cstheme="minorHAnsi"/>
-          <w:sz w:val="18"/>
-          <w:szCs w:val="18"/>
-        </w:rPr>
-        <w:t>Launching EC2 instances and involved in AWS RDS, S3, Load Balancing, IAM, VPC, Cloud Formation, Lambda, Cloud Watch.</w:t>
-      </w:r>
-    </w:p>
-    <w:p>
-      <w:pPr>
-        <w:pStyle w:val="ListParagraph"/>
-        <w:numPr>
-          <w:ilvl w:val="0"/>
-          <w:numId w:val="7"/>
-        </w:numPr>
-        <w:spacing w:line="276" w:lineRule="auto"/>
-        <w:rPr>
-          <w:rFonts w:ascii="Tenorite" w:hAnsi="Tenorite" w:cstheme="minorHAnsi"/>
-          <w:sz w:val="18"/>
-          <w:szCs w:val="18"/>
-        </w:rPr>
-      </w:pPr>
-      <w:r>
-        <w:rPr>
-          <w:rFonts w:ascii="Tenorite" w:hAnsi="Tenorite" w:cstheme="minorHAnsi"/>
-          <w:sz w:val="18"/>
-          <w:szCs w:val="18"/>
-        </w:rPr>
-        <w:t>Used AWS Route53, to route the traffic between different availability zones. Deployed and supported Mem-cache/AWS Elastic-Cache and then Configured Elastic Load Balancing (ELB) for routing traffic between zones.</w:t>
+        <w:t>Proven expertise in Site Reliability Engineering with a strong background across software engineering, infrastructure, and operations, supporting large-scale hybrid environments.</w:t>
+      </w:r>
+    </w:p>
+    <w:p>
+      <w:pPr>
+        <w:pStyle w:val="ListParagraph"/>
+        <w:numPr>
+          <w:ilvl w:val="0"/>
+          <w:numId w:val="7"/>
+        </w:numPr>
+        <w:spacing w:line="276" w:lineRule="auto"/>
+        <w:rPr>
+          <w:rFonts w:ascii="Tenorite" w:hAnsi="Tenorite" w:cstheme="minorHAnsi"/>
+          <w:sz w:val="18"/>
+          <w:szCs w:val="18"/>
+        </w:rPr>
+      </w:pPr>
+      <w:r>
+        <w:rPr>
+          <w:rFonts w:ascii="Tenorite" w:hAnsi="Tenorite" w:cstheme="minorHAnsi"/>
+          <w:sz w:val="18"/>
+          <w:szCs w:val="18"/>
+        </w:rPr>
+        <w:t xml:space="preserve">Worked with Windows, Linux and </w:t>
+      </w:r>
+      <w:r>
+        <w:rPr>
+          <w:rFonts w:ascii="Tenorite" w:hAnsi="Tenorite" w:cstheme="minorHAnsi"/>
+          <w:sz w:val="18"/>
+          <w:szCs w:val="18"/>
+        </w:rPr>
+        <w:t>GCP</w:t>
+      </w:r>
+      <w:r>
+        <w:rPr>
+          <w:rFonts w:ascii="Tenorite" w:hAnsi="Tenorite" w:cstheme="minorHAnsi"/>
+          <w:sz w:val="18"/>
+          <w:szCs w:val="18"/>
+        </w:rPr>
+        <w:t xml:space="preserve"> teams to resolve issues and plan for infrastructure changes. </w:t>
+      </w:r>
+    </w:p>
+    <w:p>
+      <w:pPr>
+        <w:pStyle w:val="ListParagraph"/>
+        <w:numPr>
+          <w:ilvl w:val="0"/>
+          <w:numId w:val="7"/>
+        </w:numPr>
+        <w:spacing w:line="276" w:lineRule="auto"/>
+        <w:rPr>
+          <w:rFonts w:ascii="Tenorite" w:hAnsi="Tenorite" w:cstheme="minorHAnsi"/>
+          <w:sz w:val="18"/>
+          <w:szCs w:val="18"/>
+        </w:rPr>
+      </w:pPr>
+      <w:r>
+        <w:rPr>
+          <w:rFonts w:ascii="Tenorite" w:hAnsi="Tenorite" w:cstheme="minorHAnsi"/>
+          <w:sz w:val="18"/>
+          <w:szCs w:val="18"/>
+        </w:rPr>
+        <w:t>Strong understanding of networking and storage technologies including NFS, SAN, and NAS; deep knowledge of authentication systems such as DNS, LDAP, Kerberos, and Centrify.</w:t>
+      </w:r>
+    </w:p>
+    <w:p>
+      <w:pPr>
+        <w:pStyle w:val="ListParagraph"/>
+        <w:numPr>
+          <w:ilvl w:val="0"/>
+          <w:numId w:val="7"/>
+        </w:numPr>
+        <w:spacing w:line="276" w:lineRule="auto"/>
+        <w:rPr>
+          <w:rFonts w:ascii="Tenorite" w:hAnsi="Tenorite" w:cstheme="minorHAnsi"/>
+          <w:sz w:val="18"/>
+          <w:szCs w:val="18"/>
+        </w:rPr>
+      </w:pPr>
+      <w:r>
+        <w:rPr>
+          <w:rFonts w:ascii="Tenorite" w:hAnsi="Tenorite" w:cstheme="minorHAnsi"/>
+          <w:sz w:val="18"/>
+          <w:szCs w:val="18"/>
+        </w:rPr>
+        <w:t xml:space="preserve">Utilized Route53 for cross-AZ traffic routing and supported </w:t>
+      </w:r>
+      <w:proofErr w:type="spellStart"/>
+      <w:r>
+        <w:rPr>
+          <w:rFonts w:ascii="Tenorite" w:hAnsi="Tenorite" w:cstheme="minorHAnsi"/>
+          <w:sz w:val="18"/>
+          <w:szCs w:val="18"/>
+        </w:rPr>
+        <w:t>ElasticCache</w:t>
+      </w:r>
+      <w:proofErr w:type="spellEnd"/>
+      <w:r>
+        <w:rPr>
+          <w:rFonts w:ascii="Tenorite" w:hAnsi="Tenorite" w:cstheme="minorHAnsi"/>
+          <w:sz w:val="18"/>
+          <w:szCs w:val="18"/>
+        </w:rPr>
+        <w:t>/</w:t>
+      </w:r>
+      <w:proofErr w:type="spellStart"/>
+      <w:r>
+        <w:rPr>
+          <w:rFonts w:ascii="Tenorite" w:hAnsi="Tenorite" w:cstheme="minorHAnsi"/>
+          <w:sz w:val="18"/>
+          <w:szCs w:val="18"/>
+        </w:rPr>
+        <w:t>Memcache</w:t>
+      </w:r>
+      <w:proofErr w:type="spellEnd"/>
+      <w:r>
+        <w:rPr>
+          <w:rFonts w:ascii="Tenorite" w:hAnsi="Tenorite" w:cstheme="minorHAnsi"/>
+          <w:sz w:val="18"/>
+          <w:szCs w:val="18"/>
+        </w:rPr>
+        <w:t xml:space="preserve"> with ELB for high availability and scalability.</w:t>
+      </w:r>
+    </w:p>
+    <w:p>
+      <w:pPr>
+        <w:pStyle w:val="ListParagraph"/>
+        <w:numPr>
+          <w:ilvl w:val="0"/>
+          <w:numId w:val="7"/>
+        </w:numPr>
+        <w:spacing w:line="276" w:lineRule="auto"/>
+        <w:rPr>
+          <w:rFonts w:ascii="Tenorite" w:hAnsi="Tenorite" w:cstheme="minorHAnsi"/>
+          <w:sz w:val="18"/>
+          <w:szCs w:val="18"/>
+        </w:rPr>
+      </w:pPr>
+      <w:r>
+        <w:rPr>
+          <w:rFonts w:ascii="Tenorite" w:hAnsi="Tenorite" w:cstheme="minorHAnsi"/>
+          <w:sz w:val="18"/>
+          <w:szCs w:val="18"/>
+        </w:rPr>
+        <w:t xml:space="preserve">Provided documentation of solutions for VMWare, Windows, Linux and </w:t>
+      </w:r>
+      <w:r>
+        <w:rPr>
+          <w:rFonts w:ascii="Tenorite" w:hAnsi="Tenorite" w:cstheme="minorHAnsi"/>
+          <w:sz w:val="18"/>
+          <w:szCs w:val="18"/>
+        </w:rPr>
+        <w:t>GCP</w:t>
+      </w:r>
+      <w:r>
+        <w:rPr>
+          <w:rFonts w:ascii="Tenorite" w:hAnsi="Tenorite" w:cstheme="minorHAnsi"/>
+          <w:sz w:val="18"/>
+          <w:szCs w:val="18"/>
+        </w:rPr>
+        <w:t xml:space="preserve"> teams.  </w:t>
+      </w:r>
+    </w:p>
+    <w:p>
+      <w:pPr>
+        <w:pStyle w:val="ListParagraph"/>
+        <w:numPr>
+          <w:ilvl w:val="0"/>
+          <w:numId w:val="7"/>
+        </w:numPr>
+        <w:spacing w:line="276" w:lineRule="auto"/>
+        <w:rPr>
+          <w:rFonts w:ascii="Tenorite" w:hAnsi="Tenorite" w:cstheme="minorHAnsi"/>
+          <w:sz w:val="18"/>
+          <w:szCs w:val="18"/>
+        </w:rPr>
+      </w:pPr>
+      <w:r>
+        <w:rPr>
+          <w:rFonts w:ascii="Tenorite" w:hAnsi="Tenorite" w:cstheme="minorHAnsi"/>
+          <w:sz w:val="18"/>
+          <w:szCs w:val="18"/>
+        </w:rPr>
+        <w:t xml:space="preserve">Set up preconfigured RHEL5.x and 6.x on local and in the cloud on </w:t>
+      </w:r>
+      <w:r>
+        <w:rPr>
+          <w:rFonts w:ascii="Tenorite" w:hAnsi="Tenorite" w:cstheme="minorHAnsi"/>
+          <w:sz w:val="18"/>
+          <w:szCs w:val="18"/>
+        </w:rPr>
+        <w:t>GCP</w:t>
+      </w:r>
+      <w:r>
+        <w:rPr>
+          <w:rFonts w:ascii="Tenorite" w:hAnsi="Tenorite" w:cstheme="minorHAnsi"/>
+          <w:sz w:val="18"/>
+          <w:szCs w:val="18"/>
+        </w:rPr>
+        <w:t xml:space="preserve"> EC2 and defined </w:t>
+      </w:r>
+      <w:r>
+        <w:rPr>
+          <w:rFonts w:ascii="Tenorite" w:hAnsi="Tenorite" w:cstheme="minorHAnsi"/>
+          <w:sz w:val="18"/>
+          <w:szCs w:val="18"/>
+        </w:rPr>
+        <w:t>GCP</w:t>
+      </w:r>
+      <w:r>
+        <w:rPr>
+          <w:rFonts w:ascii="Tenorite" w:hAnsi="Tenorite" w:cstheme="minorHAnsi"/>
+          <w:sz w:val="18"/>
+          <w:szCs w:val="18"/>
+        </w:rPr>
+        <w:t xml:space="preserve"> Security Groups which acted as virtual firewalls that controlled the traffic allowed to reach one or more </w:t>
+      </w:r>
+      <w:r>
+        <w:rPr>
+          <w:rFonts w:ascii="Tenorite" w:hAnsi="Tenorite" w:cstheme="minorHAnsi"/>
+          <w:sz w:val="18"/>
+          <w:szCs w:val="18"/>
+        </w:rPr>
+        <w:t>GCP</w:t>
+      </w:r>
+      <w:r>
+        <w:rPr>
+          <w:rFonts w:ascii="Tenorite" w:hAnsi="Tenorite" w:cstheme="minorHAnsi"/>
+          <w:sz w:val="18"/>
+          <w:szCs w:val="18"/>
+        </w:rPr>
+        <w:t xml:space="preserve"> EC2 instances.</w:t>
+      </w:r>
+    </w:p>
+    <w:p>
+      <w:pPr>
+        <w:pStyle w:val="ListParagraph"/>
+        <w:numPr>
+          <w:ilvl w:val="0"/>
+          <w:numId w:val="7"/>
+        </w:numPr>
+        <w:spacing w:line="276" w:lineRule="auto"/>
+        <w:rPr>
+          <w:rFonts w:ascii="Tenorite" w:hAnsi="Tenorite" w:cstheme="minorHAnsi"/>
+          <w:sz w:val="18"/>
+          <w:szCs w:val="18"/>
+        </w:rPr>
+      </w:pPr>
+      <w:r>
+        <w:rPr>
+          <w:rFonts w:ascii="Tenorite" w:hAnsi="Tenorite" w:cstheme="minorHAnsi"/>
+          <w:sz w:val="18"/>
+          <w:szCs w:val="18"/>
+        </w:rPr>
+        <w:t xml:space="preserve">Launching EC2 instances and involved in </w:t>
+      </w:r>
+      <w:r>
+        <w:rPr>
+          <w:rFonts w:ascii="Tenorite" w:hAnsi="Tenorite" w:cstheme="minorHAnsi"/>
+          <w:sz w:val="18"/>
+          <w:szCs w:val="18"/>
+        </w:rPr>
+        <w:t>GCP</w:t>
+      </w:r>
+      <w:r>
+        <w:rPr>
+          <w:rFonts w:ascii="Tenorite" w:hAnsi="Tenorite" w:cstheme="minorHAnsi"/>
+          <w:sz w:val="18"/>
+          <w:szCs w:val="18"/>
+        </w:rPr>
+        <w:t xml:space="preserve"> RDS, S3, Load Balancing, IAM, VPC, Cloud Formation, Lambda, Cloud Watch.</w:t>
+      </w:r>
+    </w:p>
+    <w:p>
+      <w:pPr>
+        <w:pStyle w:val="ListParagraph"/>
+        <w:numPr>
+          <w:ilvl w:val="0"/>
+          <w:numId w:val="7"/>
+        </w:numPr>
+        <w:spacing w:line="276" w:lineRule="auto"/>
+        <w:rPr>
+          <w:rFonts w:ascii="Tenorite" w:hAnsi="Tenorite" w:cstheme="minorHAnsi"/>
+          <w:sz w:val="18"/>
+          <w:szCs w:val="18"/>
+        </w:rPr>
+      </w:pPr>
+      <w:r>
+        <w:rPr>
+          <w:rFonts w:ascii="Tenorite" w:hAnsi="Tenorite" w:cstheme="minorHAnsi"/>
+          <w:sz w:val="18"/>
+          <w:szCs w:val="18"/>
+        </w:rPr>
+        <w:t xml:space="preserve">Used </w:t>
+      </w:r>
+      <w:r>
+        <w:rPr>
+          <w:rFonts w:ascii="Tenorite" w:hAnsi="Tenorite" w:cstheme="minorHAnsi"/>
+          <w:sz w:val="18"/>
+          <w:szCs w:val="18"/>
+        </w:rPr>
+        <w:t>GCP</w:t>
+      </w:r>
+      <w:r>
+        <w:rPr>
+          <w:rFonts w:ascii="Tenorite" w:hAnsi="Tenorite" w:cstheme="minorHAnsi"/>
+          <w:sz w:val="18"/>
+          <w:szCs w:val="18"/>
+        </w:rPr>
+        <w:t xml:space="preserve"> Route53, to route the traffic between different availability zones. Deployed and supported Mem-cache/</w:t>
+      </w:r>
+      <w:r>
+        <w:rPr>
+          <w:rFonts w:ascii="Tenorite" w:hAnsi="Tenorite" w:cstheme="minorHAnsi"/>
+          <w:sz w:val="18"/>
+          <w:szCs w:val="18"/>
+        </w:rPr>
+        <w:t>GCP</w:t>
+      </w:r>
+      <w:r>
+        <w:rPr>
+          <w:rFonts w:ascii="Tenorite" w:hAnsi="Tenorite" w:cstheme="minorHAnsi"/>
+          <w:sz w:val="18"/>
+          <w:szCs w:val="18"/>
+        </w:rPr>
+        <w:t xml:space="preserve"> Elastic-Cache and then Configured Elastic Load Balancing (ELB) for routing traffic between zones.</w:t>
       </w:r>
     </w:p>
     <w:p>
@@ -4529,7 +6112,23 @@
           <w:sz w:val="18"/>
           <w:szCs w:val="18"/>
         </w:rPr>
-        <w:t>Written Templates for AWS infrastructure as a code using Terraform to build staging and production environments. </w:t>
+        <w:t>Written Templates for </w:t>
+      </w:r>
+      <w:r>
+        <w:rPr>
+          <w:rFonts w:ascii="Tenorite" w:hAnsi="Tenorite" w:cstheme="minorHAnsi"/>
+          <w:sz w:val="18"/>
+          <w:szCs w:val="18"/>
+        </w:rPr>
+        <w:t>GCP</w:t>
+      </w:r>
+      <w:r>
+        <w:rPr>
+          <w:rFonts w:ascii="Tenorite" w:hAnsi="Tenorite" w:cstheme="minorHAnsi"/>
+          <w:sz w:val="18"/>
+          <w:szCs w:val="18"/>
+        </w:rPr>
+        <w:t> infrastructure as a code using Terraform to build staging and production environments. </w:t>
       </w:r>
     </w:p>
     <w:p>
@@ -4553,7 +6152,23 @@
           <w:sz w:val="18"/>
           <w:szCs w:val="18"/>
         </w:rPr>
-        <w:t>Worked on Multiple AWS instances, set the security groups, Elastic Load Balancer (ELB) and AMIs, Auto-scaling to design cost effective, fault tolerant and highly available systems.</w:t>
+        <w:t xml:space="preserve">Worked on Multiple </w:t>
+      </w:r>
+      <w:r>
+        <w:rPr>
+          <w:rFonts w:ascii="Tenorite" w:hAnsi="Tenorite" w:cstheme="minorHAnsi"/>
+          <w:sz w:val="18"/>
+          <w:szCs w:val="18"/>
+        </w:rPr>
+        <w:t>GCP</w:t>
+      </w:r>
+      <w:r>
+        <w:rPr>
+          <w:rFonts w:ascii="Tenorite" w:hAnsi="Tenorite" w:cstheme="minorHAnsi"/>
+          <w:sz w:val="18"/>
+          <w:szCs w:val="18"/>
+        </w:rPr>
+        <w:t xml:space="preserve"> instances, set the security groups, Elastic Load Balancer (ELB) and AMIs, Auto-scaling to design cost effective, fault tolerant and highly available systems.</w:t>
       </w:r>
     </w:p>
     <w:bookmarkEnd w:id="2"/>
@@ -4623,8 +6238,23 @@
           <w:sz w:val="18"/>
           <w:szCs w:val="18"/>
         </w:rPr>
-        <w:lastRenderedPageBreak/>
-        <w:t xml:space="preserve">Migrated the production SQL server schema to the new AWS RDS Aurora instance. </w:t>
+        <w:t>Migrated the production SQL server schema to the new </w:t>
+      </w:r>
+      <w:r>
+        <w:rPr>
+          <w:rFonts w:ascii="Tenorite" w:hAnsi="Tenorite" w:cstheme="minorHAnsi"/>
+          <w:sz w:val="18"/>
+          <w:szCs w:val="18"/>
+        </w:rPr>
+        <w:t>GCP</w:t>
+      </w:r>
+      <w:r>
+        <w:rPr>
+          <w:rFonts w:ascii="Tenorite" w:hAnsi="Tenorite" w:cstheme="minorHAnsi"/>
+          <w:sz w:val="18"/>
+          <w:szCs w:val="18"/>
+        </w:rPr>
+        <w:t xml:space="preserve"> RDS Aurora instance. </w:t>
       </w:r>
       <w:r>
         <w:rPr>
@@ -4870,7 +6500,43 @@
           <w:sz w:val="18"/>
           <w:szCs w:val="18"/>
         </w:rPr>
-        <w:t>Managing and optimize the Continuous Integration using Jenkins, Bamboo and troubleshoot the deployment build issues using the trigged logs.</w:t>
+        <w:t xml:space="preserve">Managing and </w:t>
+      </w:r>
+      <w:proofErr w:type="gramStart"/>
+      <w:r>
+        <w:rPr>
+          <w:rFonts w:ascii="Tenorite" w:hAnsi="Tenorite" w:cstheme="minorHAnsi"/>
+          <w:sz w:val="18"/>
+          <w:szCs w:val="18"/>
+        </w:rPr>
+        <w:t>optimize</w:t>
+      </w:r>
+      <w:proofErr w:type="gramEnd"/>
+      <w:r>
+        <w:rPr>
+          <w:rFonts w:ascii="Tenorite" w:hAnsi="Tenorite" w:cstheme="minorHAnsi"/>
+          <w:sz w:val="18"/>
+          <w:szCs w:val="18"/>
+        </w:rPr>
+        <w:t xml:space="preserve"> the Continuous Integration using Jenkins, Bamboo and </w:t>
+      </w:r>
+      <w:proofErr w:type="gramStart"/>
+      <w:r>
+        <w:rPr>
+          <w:rFonts w:ascii="Tenorite" w:hAnsi="Tenorite" w:cstheme="minorHAnsi"/>
+          <w:sz w:val="18"/>
+          <w:szCs w:val="18"/>
+        </w:rPr>
+        <w:t>troubleshoot</w:t>
+      </w:r>
+      <w:proofErr w:type="gramEnd"/>
+      <w:r>
+        <w:rPr>
+          <w:rFonts w:ascii="Tenorite" w:hAnsi="Tenorite" w:cstheme="minorHAnsi"/>
+          <w:sz w:val="18"/>
+          <w:szCs w:val="18"/>
+        </w:rPr>
+        <w:t xml:space="preserve"> the deployment build issues using the trigged logs.</w:t>
       </w:r>
     </w:p>
     <w:p>
@@ -5025,13 +6691,23 @@
           <w:szCs w:val="18"/>
         </w:rPr>
       </w:pPr>
-      <w:r>
-        <w:rPr>
-          <w:rFonts w:ascii="Tenorite" w:hAnsi="Tenorite" w:cstheme="minorHAnsi"/>
-          <w:sz w:val="18"/>
-          <w:szCs w:val="18"/>
-        </w:rPr>
-        <w:t>hell, Java Script and XML for automating tasks.</w:t>
+      <w:proofErr w:type="gramStart"/>
+      <w:r>
+        <w:rPr>
+          <w:rFonts w:ascii="Tenorite" w:hAnsi="Tenorite" w:cstheme="minorHAnsi"/>
+          <w:sz w:val="18"/>
+          <w:szCs w:val="18"/>
+        </w:rPr>
+        <w:t>hell</w:t>
+      </w:r>
+      <w:proofErr w:type="gramEnd"/>
+      <w:r>
+        <w:rPr>
+          <w:rFonts w:ascii="Tenorite" w:hAnsi="Tenorite" w:cstheme="minorHAnsi"/>
+          <w:sz w:val="18"/>
+          <w:szCs w:val="18"/>
+        </w:rPr>
+        <w:t>, Java Script and XML for automating tasks.</w:t>
       </w:r>
     </w:p>
     <w:p>
@@ -5063,9 +6739,30 @@
           <w:szCs w:val="18"/>
           <w:shd w:val="clear" w:color="auto" w:fill="FFFFFF"/>
         </w:rPr>
-        <w:t xml:space="preserve">: AWS, OpenStack, Docker, Jenkins, </w:t>
+        <w:t xml:space="preserve">: </w:t>
+      </w:r>
+      <w:r>
+        <w:rPr>
+          <w:rFonts w:ascii="Tenorite" w:hAnsi="Tenorite" w:cstheme="minorHAnsi"/>
+          <w:color w:val="000000" w:themeColor="text1"/>
+          <w:sz w:val="18"/>
+          <w:szCs w:val="18"/>
+          <w:shd w:val="clear" w:color="auto" w:fill="FFFFFF"/>
+        </w:rPr>
+        <w:t>GCP</w:t>
+      </w:r>
+      <w:r>
+        <w:rPr>
+          <w:rFonts w:ascii="Tenorite" w:hAnsi="Tenorite" w:cstheme="minorHAnsi"/>
+          <w:color w:val="000000" w:themeColor="text1"/>
+          <w:sz w:val="18"/>
+          <w:szCs w:val="18"/>
+          <w:shd w:val="clear" w:color="auto" w:fill="FFFFFF"/>
+        </w:rPr>
+        <w:t xml:space="preserve">, OpenStack, Docker, Jenkins, </w:t>
       </w:r>
       <w:proofErr w:type="spellStart"/>
+      <w:proofErr w:type="gramStart"/>
       <w:r>
         <w:rPr>
           <w:rFonts w:ascii="Tenorite" w:hAnsi="Tenorite" w:cstheme="minorHAnsi"/>
@@ -5077,6 +6774,7 @@
         <w:t>Linux,VMware</w:t>
       </w:r>
       <w:proofErr w:type="spellEnd"/>
+      <w:proofErr w:type="gramEnd"/>
       <w:r>
         <w:rPr>
           <w:rFonts w:ascii="Tenorite" w:hAnsi="Tenorite" w:cstheme="minorHAnsi"/>
@@ -5220,6 +6918,7 @@
         <w:t xml:space="preserve"> </w:t>
       </w:r>
       <w:proofErr w:type="spellStart"/>
+      <w:proofErr w:type="gramStart"/>
       <w:r>
         <w:rPr>
           <w:rFonts w:ascii="Tenorite" w:eastAsia="Times New Roman" w:hAnsi="Tenorite" w:cstheme="minorHAnsi"/>
@@ -5248,6 +6947,7 @@
         <w:t>Louis</w:t>
       </w:r>
       <w:proofErr w:type="spellEnd"/>
+      <w:proofErr w:type="gramEnd"/>
       <w:r>
         <w:rPr>
           <w:rFonts w:ascii="Tenorite" w:eastAsia="Times New Roman" w:hAnsi="Tenorite" w:cstheme="minorHAnsi"/>
@@ -5396,25 +7096,100 @@
     </w:p>
     <w:p>
       <w:pPr>
-        <w:pStyle w:val="ListParagraph"/>
-        <w:numPr>
-          <w:ilvl w:val="0"/>
-          <w:numId w:val="7"/>
-        </w:numPr>
-        <w:spacing w:line="276" w:lineRule="auto"/>
-        <w:rPr>
-          <w:rFonts w:ascii="Tenorite" w:hAnsi="Tenorite" w:cstheme="minorHAnsi"/>
-          <w:sz w:val="18"/>
-          <w:szCs w:val="18"/>
-        </w:rPr>
-      </w:pPr>
-      <w:r>
-        <w:rPr>
-          <w:rFonts w:ascii="Tenorite" w:hAnsi="Tenorite" w:cstheme="minorHAnsi"/>
-          <w:sz w:val="18"/>
-          <w:szCs w:val="18"/>
-        </w:rPr>
-        <w:t>Involved in DevOps migration/automation processes for build and deploy systems.</w:t>
+        <w:pStyle w:val="NormalWeb"/>
+        <w:numPr>
+          <w:ilvl w:val="0"/>
+          <w:numId w:val="7"/>
+        </w:numPr>
+        <w:rPr>
+          <w:sz w:val="18"/>
+          <w:szCs w:val="18"/>
+        </w:rPr>
+      </w:pPr>
+      <w:r>
+        <w:rPr>
+          <w:sz w:val="18"/>
+          <w:szCs w:val="18"/>
+        </w:rPr>
+        <w:lastRenderedPageBreak/>
+        <w:t xml:space="preserve">Implemented </w:t>
+      </w:r>
+      <w:r>
+        <w:rPr>
+          <w:rStyle w:val="Strong"/>
+          <w:rFonts w:eastAsiaTheme="majorEastAsia"/>
+          <w:b w:val="0"/>
+          <w:bCs w:val="0"/>
+          <w:sz w:val="18"/>
+          <w:szCs w:val="18"/>
+        </w:rPr>
+        <w:t>containerized CI/CD workflows using Docker and Kubernetes</w:t>
+      </w:r>
+      <w:r>
+        <w:rPr>
+          <w:sz w:val="18"/>
+          <w:szCs w:val="18"/>
+        </w:rPr>
+        <w:t>, supporting automated deployments and environment consistency.</w:t>
+      </w:r>
+    </w:p>
+    <w:p>
+      <w:pPr>
+        <w:pStyle w:val="ListParagraph"/>
+        <w:numPr>
+          <w:ilvl w:val="0"/>
+          <w:numId w:val="7"/>
+        </w:numPr>
+        <w:spacing w:line="276" w:lineRule="auto"/>
+        <w:rPr>
+          <w:rFonts w:ascii="Tenorite" w:hAnsi="Tenorite" w:cstheme="minorHAnsi"/>
+          <w:sz w:val="18"/>
+          <w:szCs w:val="18"/>
+        </w:rPr>
+      </w:pPr>
+      <w:r>
+        <w:rPr>
+          <w:rFonts w:ascii="Tenorite" w:hAnsi="Tenorite" w:cstheme="minorHAnsi"/>
+          <w:sz w:val="18"/>
+          <w:szCs w:val="18"/>
+        </w:rPr>
+        <w:t xml:space="preserve">Involved in DevOps migration/automation processes for </w:t>
+      </w:r>
+      <w:proofErr w:type="gramStart"/>
+      <w:r>
+        <w:rPr>
+          <w:rFonts w:ascii="Tenorite" w:hAnsi="Tenorite" w:cstheme="minorHAnsi"/>
+          <w:sz w:val="18"/>
+          <w:szCs w:val="18"/>
+        </w:rPr>
+        <w:t>build</w:t>
+      </w:r>
+      <w:proofErr w:type="gramEnd"/>
+      <w:r>
+        <w:rPr>
+          <w:rFonts w:ascii="Tenorite" w:hAnsi="Tenorite" w:cstheme="minorHAnsi"/>
+          <w:sz w:val="18"/>
+          <w:szCs w:val="18"/>
+        </w:rPr>
+        <w:t xml:space="preserve"> and </w:t>
+      </w:r>
+      <w:proofErr w:type="gramStart"/>
+      <w:r>
+        <w:rPr>
+          <w:rFonts w:ascii="Tenorite" w:hAnsi="Tenorite" w:cstheme="minorHAnsi"/>
+          <w:sz w:val="18"/>
+          <w:szCs w:val="18"/>
+        </w:rPr>
+        <w:t>deploy</w:t>
+      </w:r>
+      <w:proofErr w:type="gramEnd"/>
+      <w:r>
+        <w:rPr>
+          <w:rFonts w:ascii="Tenorite" w:hAnsi="Tenorite" w:cstheme="minorHAnsi"/>
+          <w:sz w:val="18"/>
+          <w:szCs w:val="18"/>
+        </w:rPr>
+        <w:t xml:space="preserve"> systems.</w:t>
       </w:r>
     </w:p>
     <w:p>
@@ -5460,7 +7235,25 @@
           <w:sz w:val="18"/>
           <w:szCs w:val="18"/>
         </w:rPr>
-        <w:t>Used SCM/Build tools for Developers. Helping to resolve all SCM/Builds issues like merge conflicts, compilation errors, missing dependencies, Branching/Merging/Tagging. </w:t>
+        <w:t xml:space="preserve">Used SCM/Build tools for Developers. Helping to resolve all SCM/Builds issues like </w:t>
+      </w:r>
+      <w:proofErr w:type="gramStart"/>
+      <w:r>
+        <w:rPr>
+          <w:rFonts w:ascii="Tenorite" w:hAnsi="Tenorite" w:cstheme="minorHAnsi"/>
+          <w:sz w:val="18"/>
+          <w:szCs w:val="18"/>
+        </w:rPr>
+        <w:t>merge</w:t>
+      </w:r>
+      <w:proofErr w:type="gramEnd"/>
+      <w:r>
+        <w:rPr>
+          <w:rFonts w:ascii="Tenorite" w:hAnsi="Tenorite" w:cstheme="minorHAnsi"/>
+          <w:sz w:val="18"/>
+          <w:szCs w:val="18"/>
+        </w:rPr>
+        <w:t xml:space="preserve"> conflicts, compilation errors, missing dependencies, Branching/Merging/Tagging. </w:t>
       </w:r>
     </w:p>
     <w:p>
@@ -5506,30 +7299,84 @@
           <w:sz w:val="18"/>
           <w:szCs w:val="18"/>
         </w:rPr>
-        <w:t>Worked in an agile development team to deliver an end to end continuous integration/continuous delivery (CI/CD) product in an open source environment using tools like Puppet, Jenkins.</w:t>
-      </w:r>
-    </w:p>
-    <w:p>
-      <w:pPr>
-        <w:pStyle w:val="ListParagraph"/>
-        <w:numPr>
-          <w:ilvl w:val="0"/>
-          <w:numId w:val="7"/>
-        </w:numPr>
-        <w:spacing w:line="276" w:lineRule="auto"/>
-        <w:rPr>
-          <w:rFonts w:ascii="Tenorite" w:hAnsi="Tenorite" w:cstheme="minorHAnsi"/>
-          <w:sz w:val="18"/>
-          <w:szCs w:val="18"/>
-        </w:rPr>
-      </w:pPr>
-      <w:r>
-        <w:rPr>
-          <w:rFonts w:ascii="Tenorite" w:hAnsi="Tenorite" w:cstheme="minorHAnsi"/>
-          <w:sz w:val="18"/>
-          <w:szCs w:val="18"/>
-        </w:rPr>
-        <w:t>Experience in writing Puppet manifests and modules to automate the deployment process and to integrating Puppet manifests into Jenkins jobs for a continuous delivery(CD)framework.</w:t>
+        <w:t xml:space="preserve">Worked in an agile development team to deliver an </w:t>
+      </w:r>
+      <w:proofErr w:type="gramStart"/>
+      <w:r>
+        <w:rPr>
+          <w:rFonts w:ascii="Tenorite" w:hAnsi="Tenorite" w:cstheme="minorHAnsi"/>
+          <w:sz w:val="18"/>
+          <w:szCs w:val="18"/>
+        </w:rPr>
+        <w:t>end to end</w:t>
+      </w:r>
+      <w:proofErr w:type="gramEnd"/>
+      <w:r>
+        <w:rPr>
+          <w:rFonts w:ascii="Tenorite" w:hAnsi="Tenorite" w:cstheme="minorHAnsi"/>
+          <w:sz w:val="18"/>
+          <w:szCs w:val="18"/>
+        </w:rPr>
+        <w:t xml:space="preserve"> continuous integration/continuous delivery (CI/CD) product in an </w:t>
+      </w:r>
+      <w:proofErr w:type="gramStart"/>
+      <w:r>
+        <w:rPr>
+          <w:rFonts w:ascii="Tenorite" w:hAnsi="Tenorite" w:cstheme="minorHAnsi"/>
+          <w:sz w:val="18"/>
+          <w:szCs w:val="18"/>
+        </w:rPr>
+        <w:t>open source</w:t>
+      </w:r>
+      <w:proofErr w:type="gramEnd"/>
+      <w:r>
+        <w:rPr>
+          <w:rFonts w:ascii="Tenorite" w:hAnsi="Tenorite" w:cstheme="minorHAnsi"/>
+          <w:sz w:val="18"/>
+          <w:szCs w:val="18"/>
+        </w:rPr>
+        <w:t xml:space="preserve"> environment using tools like Puppet, Jenkins.</w:t>
+      </w:r>
+    </w:p>
+    <w:p>
+      <w:pPr>
+        <w:pStyle w:val="ListParagraph"/>
+        <w:numPr>
+          <w:ilvl w:val="0"/>
+          <w:numId w:val="7"/>
+        </w:numPr>
+        <w:spacing w:line="276" w:lineRule="auto"/>
+        <w:rPr>
+          <w:rFonts w:ascii="Tenorite" w:hAnsi="Tenorite" w:cstheme="minorHAnsi"/>
+          <w:sz w:val="18"/>
+          <w:szCs w:val="18"/>
+        </w:rPr>
+      </w:pPr>
+      <w:r>
+        <w:rPr>
+          <w:rFonts w:ascii="Tenorite" w:hAnsi="Tenorite" w:cstheme="minorHAnsi"/>
+          <w:sz w:val="18"/>
+          <w:szCs w:val="18"/>
+        </w:rPr>
+        <w:t xml:space="preserve">Experience in writing Puppet manifests and modules to automate the deployment process and to integrating Puppet manifests into Jenkins jobs for a continuous </w:t>
+      </w:r>
+      <w:proofErr w:type="gramStart"/>
+      <w:r>
+        <w:rPr>
+          <w:rFonts w:ascii="Tenorite" w:hAnsi="Tenorite" w:cstheme="minorHAnsi"/>
+          <w:sz w:val="18"/>
+          <w:szCs w:val="18"/>
+        </w:rPr>
+        <w:t>delivery(</w:t>
+      </w:r>
+      <w:proofErr w:type="gramEnd"/>
+      <w:r>
+        <w:rPr>
+          <w:rFonts w:ascii="Tenorite" w:hAnsi="Tenorite" w:cstheme="minorHAnsi"/>
+          <w:sz w:val="18"/>
+          <w:szCs w:val="18"/>
+        </w:rPr>
+        <w:t>CD)framework.</w:t>
       </w:r>
     </w:p>
     <w:p>
@@ -5575,7 +7422,23 @@
           <w:sz w:val="18"/>
           <w:szCs w:val="18"/>
         </w:rPr>
-        <w:t xml:space="preserve">Experience in windows Azure Services like PaaS, IaaS and worked on storages like Blob (Page and Block), </w:t>
+        <w:t xml:space="preserve">Experience in windows </w:t>
+      </w:r>
+      <w:r>
+        <w:rPr>
+          <w:rFonts w:ascii="Tenorite" w:hAnsi="Tenorite" w:cstheme="minorHAnsi"/>
+          <w:sz w:val="18"/>
+          <w:szCs w:val="18"/>
+        </w:rPr>
+        <w:t>GCP</w:t>
+      </w:r>
+      <w:r>
+        <w:rPr>
+          <w:rFonts w:ascii="Tenorite" w:hAnsi="Tenorite" w:cstheme="minorHAnsi"/>
+          <w:sz w:val="18"/>
+          <w:szCs w:val="18"/>
+        </w:rPr>
+        <w:t xml:space="preserve"> Services like PaaS, IaaS and worked on storages like Blob (Page and Block), </w:t>
       </w:r>
       <w:proofErr w:type="spellStart"/>
       <w:r>
@@ -5593,61 +7456,175 @@
           <w:sz w:val="18"/>
           <w:szCs w:val="18"/>
         </w:rPr>
-        <w:t xml:space="preserve"> Azure. Well experienced in deployment &amp; configuration management and Virtualization.</w:t>
-      </w:r>
-    </w:p>
-    <w:p>
-      <w:pPr>
-        <w:pStyle w:val="ListParagraph"/>
-        <w:numPr>
-          <w:ilvl w:val="0"/>
-          <w:numId w:val="7"/>
-        </w:numPr>
-        <w:spacing w:line="276" w:lineRule="auto"/>
-        <w:rPr>
-          <w:rFonts w:ascii="Tenorite" w:hAnsi="Tenorite" w:cstheme="minorHAnsi"/>
-          <w:sz w:val="18"/>
-          <w:szCs w:val="18"/>
-        </w:rPr>
-      </w:pPr>
-      <w:r>
-        <w:rPr>
-          <w:rFonts w:ascii="Tenorite" w:hAnsi="Tenorite" w:cstheme="minorHAnsi"/>
-          <w:sz w:val="18"/>
-          <w:szCs w:val="18"/>
-        </w:rPr>
-        <w:t>Used Docker for setting Azure Container Registry with Docker and Docker-compose and actively involved in deployments on Docker using Kubernetes.</w:t>
-      </w:r>
-    </w:p>
-    <w:p>
-      <w:pPr>
-        <w:pStyle w:val="ListParagraph"/>
-        <w:numPr>
-          <w:ilvl w:val="0"/>
-          <w:numId w:val="7"/>
-        </w:numPr>
-        <w:spacing w:line="276" w:lineRule="auto"/>
-        <w:rPr>
-          <w:rFonts w:ascii="Tenorite" w:hAnsi="Tenorite" w:cstheme="minorHAnsi"/>
-          <w:sz w:val="18"/>
-          <w:szCs w:val="18"/>
-        </w:rPr>
-      </w:pPr>
-      <w:r>
-        <w:rPr>
-          <w:rFonts w:ascii="Tenorite" w:hAnsi="Tenorite" w:cstheme="minorHAnsi"/>
-          <w:sz w:val="18"/>
-          <w:szCs w:val="18"/>
-        </w:rPr>
-        <w:t>Used Azure Kubernetes service to deploy a managed Kubernetes cluster in Azure and created an AKS cluster</w:t>
-      </w:r>
-      <w:r>
-        <w:rPr>
-          <w:rFonts w:ascii="Tenorite" w:hAnsi="Tenorite" w:cstheme="minorHAnsi"/>
-          <w:sz w:val="18"/>
-          <w:szCs w:val="18"/>
-        </w:rPr>
-        <w:t xml:space="preserve"> in the Azure portal, with the Azure CLI, also used template driven deployment options such as Resource Manager templates and Terraform.</w:t>
+        <w:t xml:space="preserve"> </w:t>
+      </w:r>
+      <w:r>
+        <w:rPr>
+          <w:rFonts w:ascii="Tenorite" w:hAnsi="Tenorite" w:cstheme="minorHAnsi"/>
+          <w:sz w:val="18"/>
+          <w:szCs w:val="18"/>
+        </w:rPr>
+        <w:t>GCP</w:t>
+      </w:r>
+      <w:r>
+        <w:rPr>
+          <w:rFonts w:ascii="Tenorite" w:hAnsi="Tenorite" w:cstheme="minorHAnsi"/>
+          <w:sz w:val="18"/>
+          <w:szCs w:val="18"/>
+        </w:rPr>
+        <w:t>. Well experienced in deployment &amp; configuration management and Virtualization.</w:t>
+      </w:r>
+    </w:p>
+    <w:p>
+      <w:pPr>
+        <w:pStyle w:val="ListParagraph"/>
+        <w:numPr>
+          <w:ilvl w:val="0"/>
+          <w:numId w:val="7"/>
+        </w:numPr>
+        <w:spacing w:line="276" w:lineRule="auto"/>
+        <w:rPr>
+          <w:rFonts w:ascii="Tenorite" w:hAnsi="Tenorite" w:cstheme="minorHAnsi"/>
+          <w:sz w:val="18"/>
+          <w:szCs w:val="18"/>
+        </w:rPr>
+      </w:pPr>
+      <w:r>
+        <w:rPr>
+          <w:rFonts w:ascii="Tenorite" w:hAnsi="Tenorite" w:cstheme="minorHAnsi"/>
+          <w:sz w:val="18"/>
+          <w:szCs w:val="18"/>
+        </w:rPr>
+        <w:t xml:space="preserve">Used Docker for setting </w:t>
+      </w:r>
+      <w:r>
+        <w:rPr>
+          <w:rFonts w:ascii="Tenorite" w:hAnsi="Tenorite" w:cstheme="minorHAnsi"/>
+          <w:sz w:val="18"/>
+          <w:szCs w:val="18"/>
+        </w:rPr>
+        <w:t>GCP</w:t>
+      </w:r>
+      <w:r>
+        <w:rPr>
+          <w:rFonts w:ascii="Tenorite" w:hAnsi="Tenorite" w:cstheme="minorHAnsi"/>
+          <w:sz w:val="18"/>
+          <w:szCs w:val="18"/>
+        </w:rPr>
+        <w:t xml:space="preserve"> Container Registry with Docker and Docker-compose and actively involved in deployments on Docker using Kubernetes.</w:t>
+      </w:r>
+    </w:p>
+    <w:p>
+      <w:pPr>
+        <w:pStyle w:val="ListParagraph"/>
+        <w:numPr>
+          <w:ilvl w:val="0"/>
+          <w:numId w:val="7"/>
+        </w:numPr>
+        <w:spacing w:line="276" w:lineRule="auto"/>
+        <w:rPr>
+          <w:rFonts w:ascii="Tenorite" w:hAnsi="Tenorite" w:cstheme="minorHAnsi"/>
+          <w:sz w:val="18"/>
+          <w:szCs w:val="18"/>
+        </w:rPr>
+      </w:pPr>
+      <w:r>
+        <w:rPr>
+          <w:rFonts w:ascii="Tenorite" w:hAnsi="Tenorite" w:cstheme="minorHAnsi"/>
+          <w:sz w:val="18"/>
+          <w:szCs w:val="18"/>
+        </w:rPr>
+        <w:t xml:space="preserve">Used </w:t>
+      </w:r>
+      <w:r>
+        <w:rPr>
+          <w:rFonts w:ascii="Tenorite" w:hAnsi="Tenorite" w:cstheme="minorHAnsi"/>
+          <w:sz w:val="18"/>
+          <w:szCs w:val="18"/>
+        </w:rPr>
+        <w:t>GCP</w:t>
+      </w:r>
+      <w:r>
+        <w:rPr>
+          <w:rFonts w:ascii="Tenorite" w:hAnsi="Tenorite" w:cstheme="minorHAnsi"/>
+          <w:sz w:val="18"/>
+          <w:szCs w:val="18"/>
+        </w:rPr>
+        <w:t xml:space="preserve"> Kubernetes service to deploy a managed Kubernetes cluster in </w:t>
+      </w:r>
+      <w:r>
+        <w:rPr>
+          <w:rFonts w:ascii="Tenorite" w:hAnsi="Tenorite" w:cstheme="minorHAnsi"/>
+          <w:sz w:val="18"/>
+          <w:szCs w:val="18"/>
+        </w:rPr>
+        <w:t>GCP</w:t>
+      </w:r>
+      <w:r>
+        <w:rPr>
+          <w:rFonts w:ascii="Tenorite" w:hAnsi="Tenorite" w:cstheme="minorHAnsi"/>
+          <w:sz w:val="18"/>
+          <w:szCs w:val="18"/>
+        </w:rPr>
+        <w:t xml:space="preserve"> and created an AKS cluster</w:t>
+      </w:r>
+      <w:r>
+        <w:rPr>
+          <w:rFonts w:ascii="Tenorite" w:hAnsi="Tenorite" w:cstheme="minorHAnsi"/>
+          <w:sz w:val="18"/>
+          <w:szCs w:val="18"/>
+        </w:rPr>
+        <w:t xml:space="preserve"> in the </w:t>
+      </w:r>
+      <w:r>
+        <w:rPr>
+          <w:rFonts w:ascii="Tenorite" w:hAnsi="Tenorite" w:cstheme="minorHAnsi"/>
+          <w:sz w:val="18"/>
+          <w:szCs w:val="18"/>
+        </w:rPr>
+        <w:t>GCP</w:t>
+      </w:r>
+      <w:r>
+        <w:rPr>
+          <w:rFonts w:ascii="Tenorite" w:hAnsi="Tenorite" w:cstheme="minorHAnsi"/>
+          <w:sz w:val="18"/>
+          <w:szCs w:val="18"/>
+        </w:rPr>
+        <w:t xml:space="preserve"> portal, with the </w:t>
+      </w:r>
+      <w:r>
+        <w:rPr>
+          <w:rFonts w:ascii="Tenorite" w:hAnsi="Tenorite" w:cstheme="minorHAnsi"/>
+          <w:sz w:val="18"/>
+          <w:szCs w:val="18"/>
+        </w:rPr>
+        <w:t>GCP</w:t>
+      </w:r>
+      <w:r>
+        <w:rPr>
+          <w:rFonts w:ascii="Tenorite" w:hAnsi="Tenorite" w:cstheme="minorHAnsi"/>
+          <w:sz w:val="18"/>
+          <w:szCs w:val="18"/>
+        </w:rPr>
+        <w:t xml:space="preserve"> CLI, also used template driven deployment options such as Resource Manager templates and </w:t>
+      </w:r>
+      <w:proofErr w:type="gramStart"/>
+      <w:r>
+        <w:rPr>
+          <w:rFonts w:ascii="Tenorite" w:hAnsi="Tenorite" w:cstheme="minorHAnsi"/>
+          <w:sz w:val="18"/>
+          <w:szCs w:val="18"/>
+        </w:rPr>
+        <w:t>Terraform</w:t>
+      </w:r>
+      <w:proofErr w:type="gramEnd"/>
+      <w:r>
+        <w:rPr>
+          <w:rFonts w:ascii="Tenorite" w:hAnsi="Tenorite" w:cstheme="minorHAnsi"/>
+          <w:sz w:val="18"/>
+          <w:szCs w:val="18"/>
+        </w:rPr>
+        <w:t>.</w:t>
       </w:r>
     </w:p>
     <w:p>
@@ -5678,30 +7655,64 @@
           <w:sz w:val="18"/>
           <w:szCs w:val="18"/>
         </w:rPr>
-        <w:t xml:space="preserve">using Ansible playbooks and has integrated Ansible with Jenkins on AZURE. </w:t>
-      </w:r>
-    </w:p>
-    <w:p>
-      <w:pPr>
-        <w:pStyle w:val="ListParagraph"/>
-        <w:numPr>
-          <w:ilvl w:val="0"/>
-          <w:numId w:val="7"/>
-        </w:numPr>
-        <w:spacing w:line="276" w:lineRule="auto"/>
-        <w:rPr>
-          <w:rFonts w:ascii="Tenorite" w:hAnsi="Tenorite" w:cstheme="minorHAnsi"/>
-          <w:sz w:val="18"/>
-          <w:szCs w:val="18"/>
-        </w:rPr>
-      </w:pPr>
-      <w:r>
-        <w:rPr>
-          <w:rFonts w:ascii="Tenorite" w:hAnsi="Tenorite" w:cstheme="minorHAnsi"/>
-          <w:sz w:val="18"/>
-          <w:szCs w:val="18"/>
-        </w:rPr>
-        <w:t>Developed build and deployment scripts using Gradle and Ant, Maven as build tools in Jenkins to move from one environment to other environments.</w:t>
+        <w:t xml:space="preserve">using Ansible playbooks and has integrated Ansible with Jenkins on </w:t>
+      </w:r>
+      <w:r>
+        <w:rPr>
+          <w:rFonts w:ascii="Tenorite" w:hAnsi="Tenorite" w:cstheme="minorHAnsi"/>
+          <w:sz w:val="18"/>
+          <w:szCs w:val="18"/>
+        </w:rPr>
+        <w:t>GCP</w:t>
+      </w:r>
+      <w:r>
+        <w:rPr>
+          <w:rFonts w:ascii="Tenorite" w:hAnsi="Tenorite" w:cstheme="minorHAnsi"/>
+          <w:sz w:val="18"/>
+          <w:szCs w:val="18"/>
+        </w:rPr>
+        <w:t xml:space="preserve">. </w:t>
+      </w:r>
+    </w:p>
+    <w:p>
+      <w:pPr>
+        <w:pStyle w:val="ListParagraph"/>
+        <w:numPr>
+          <w:ilvl w:val="0"/>
+          <w:numId w:val="7"/>
+        </w:numPr>
+        <w:spacing w:line="276" w:lineRule="auto"/>
+        <w:rPr>
+          <w:rFonts w:ascii="Tenorite" w:hAnsi="Tenorite" w:cstheme="minorHAnsi"/>
+          <w:sz w:val="18"/>
+          <w:szCs w:val="18"/>
+        </w:rPr>
+      </w:pPr>
+      <w:r>
+        <w:rPr>
+          <w:rFonts w:ascii="Tenorite" w:hAnsi="Tenorite" w:cstheme="minorHAnsi"/>
+          <w:sz w:val="18"/>
+          <w:szCs w:val="18"/>
+        </w:rPr>
+        <w:t xml:space="preserve">Developed build and deployment scripts using Gradle and Ant, Maven </w:t>
+      </w:r>
+      <w:proofErr w:type="gramStart"/>
+      <w:r>
+        <w:rPr>
+          <w:rFonts w:ascii="Tenorite" w:hAnsi="Tenorite" w:cstheme="minorHAnsi"/>
+          <w:sz w:val="18"/>
+          <w:szCs w:val="18"/>
+        </w:rPr>
+        <w:t>as build</w:t>
+      </w:r>
+      <w:proofErr w:type="gramEnd"/>
+      <w:r>
+        <w:rPr>
+          <w:rFonts w:ascii="Tenorite" w:hAnsi="Tenorite" w:cstheme="minorHAnsi"/>
+          <w:sz w:val="18"/>
+          <w:szCs w:val="18"/>
+        </w:rPr>
+        <w:t xml:space="preserve"> tools in Jenkins to move from one environment to other environments.</w:t>
       </w:r>
     </w:p>
     <w:p>
@@ -5788,7 +7799,25 @@
           <w:sz w:val="18"/>
           <w:szCs w:val="18"/>
         </w:rPr>
-        <w:t>Experience in working in .Net application and branching, Tagging, Release Activities on Version Control Tool like GIT and Subversion(SVN).</w:t>
+        <w:t xml:space="preserve">Experience in working in .Net application and branching, Tagging, Release Activities on Version Control Tool like GIT and </w:t>
+      </w:r>
+      <w:proofErr w:type="gramStart"/>
+      <w:r>
+        <w:rPr>
+          <w:rFonts w:ascii="Tenorite" w:hAnsi="Tenorite" w:cstheme="minorHAnsi"/>
+          <w:sz w:val="18"/>
+          <w:szCs w:val="18"/>
+        </w:rPr>
+        <w:t>Subversion(</w:t>
+      </w:r>
+      <w:proofErr w:type="gramEnd"/>
+      <w:r>
+        <w:rPr>
+          <w:rFonts w:ascii="Tenorite" w:hAnsi="Tenorite" w:cstheme="minorHAnsi"/>
+          <w:sz w:val="18"/>
+          <w:szCs w:val="18"/>
+        </w:rPr>
+        <w:t>SVN).</w:t>
       </w:r>
     </w:p>
     <w:p>
@@ -5835,7 +7864,6 @@
           <w:sz w:val="18"/>
           <w:szCs w:val="18"/>
         </w:rPr>
-        <w:lastRenderedPageBreak/>
         <w:t>Worked with Open Shift platform in managing Docker containers and Kubernetes Clusters.</w:t>
       </w:r>
     </w:p>
@@ -5960,68 +7988,79 @@
           <w:sz w:val="18"/>
           <w:szCs w:val="18"/>
         </w:rPr>
-        <w:t xml:space="preserve">: Java, Maven, ANT, Gradle, groovy, GIT, SVN, Puppet, Jenkins, Ruby, Splunk, JMeter, Tomcat, Sonar </w:t>
+        <w:t>: Java, Maven, ANT, Gradle, groovy, GIT, SVN, Puppet, Jenkins, Ruby, Splunk, JMeter, Tomcat, Sonar Qube, Bugzilla, Shell and Perl Scripts, Ansible, PowerShell, Nexus, RHEL 5.x/</w:t>
+      </w:r>
+      <w:proofErr w:type="gramStart"/>
+      <w:r>
+        <w:rPr>
+          <w:rFonts w:ascii="Tenorite" w:eastAsia="Times New Roman" w:hAnsi="Tenorite" w:cstheme="minorHAnsi"/>
+          <w:color w:val="000000" w:themeColor="text1"/>
+          <w:sz w:val="18"/>
+          <w:szCs w:val="18"/>
+        </w:rPr>
+        <w:t>6.x.</w:t>
+      </w:r>
+      <w:proofErr w:type="gramEnd"/>
+    </w:p>
+    <w:p>
+      <w:pPr>
+        <w:spacing w:line="276" w:lineRule="auto"/>
+        <w:rPr>
+          <w:rFonts w:ascii="Tenorite" w:eastAsia="Times New Roman" w:hAnsi="Tenorite" w:cstheme="minorHAnsi"/>
+          <w:color w:val="000000" w:themeColor="text1"/>
+          <w:sz w:val="18"/>
+          <w:szCs w:val="18"/>
+        </w:rPr>
+      </w:pPr>
+    </w:p>
+    <w:p>
+      <w:pPr>
+        <w:spacing w:line="276" w:lineRule="auto"/>
+        <w:rPr>
+          <w:rFonts w:ascii="Tenorite" w:eastAsia="Times New Roman" w:hAnsi="Tenorite" w:cstheme="minorHAnsi"/>
+          <w:b/>
+          <w:sz w:val="18"/>
+          <w:szCs w:val="18"/>
+        </w:rPr>
+      </w:pPr>
+      <w:r>
+        <w:rPr>
+          <w:rFonts w:ascii="Tenorite" w:hAnsi="Tenorite" w:cstheme="minorHAnsi"/>
+          <w:b/>
+          <w:sz w:val="18"/>
+          <w:szCs w:val="18"/>
+        </w:rPr>
+        <w:t xml:space="preserve">Client: </w:t>
       </w:r>
       <w:proofErr w:type="spellStart"/>
       <w:r>
         <w:rPr>
-          <w:rFonts w:ascii="Tenorite" w:eastAsia="Times New Roman" w:hAnsi="Tenorite" w:cstheme="minorHAnsi"/>
-          <w:color w:val="000000" w:themeColor="text1"/>
-          <w:sz w:val="18"/>
-          <w:szCs w:val="18"/>
-        </w:rPr>
-        <w:t>Qube</w:t>
-      </w:r>
-      <w:proofErr w:type="spellEnd"/>
-      <w:r>
-        <w:rPr>
-          <w:rFonts w:ascii="Tenorite" w:eastAsia="Times New Roman" w:hAnsi="Tenorite" w:cstheme="minorHAnsi"/>
-          <w:color w:val="000000" w:themeColor="text1"/>
-          <w:sz w:val="18"/>
-          <w:szCs w:val="18"/>
-        </w:rPr>
-        <w:t>, Bugzilla, Shell and Perl Scripts, Ansible, PowerShell, Nexus, RHEL 5.x/6.x.</w:t>
-      </w:r>
-    </w:p>
-    <w:p>
-      <w:pPr>
-        <w:spacing w:line="276" w:lineRule="auto"/>
-        <w:rPr>
-          <w:rFonts w:ascii="Tenorite" w:eastAsia="Times New Roman" w:hAnsi="Tenorite" w:cstheme="minorHAnsi"/>
-          <w:color w:val="000000" w:themeColor="text1"/>
-          <w:sz w:val="18"/>
-          <w:szCs w:val="18"/>
-        </w:rPr>
-      </w:pPr>
-    </w:p>
-    <w:p>
-      <w:pPr>
-        <w:spacing w:line="276" w:lineRule="auto"/>
-        <w:rPr>
-          <w:rFonts w:ascii="Tenorite" w:eastAsia="Times New Roman" w:hAnsi="Tenorite" w:cstheme="minorHAnsi"/>
-          <w:b/>
-          <w:sz w:val="18"/>
-          <w:szCs w:val="18"/>
-        </w:rPr>
-      </w:pPr>
-      <w:r>
-        <w:rPr>
-          <w:rFonts w:ascii="Tenorite" w:hAnsi="Tenorite" w:cstheme="minorHAnsi"/>
-          <w:b/>
-          <w:sz w:val="18"/>
-          <w:szCs w:val="18"/>
-        </w:rPr>
-        <w:t xml:space="preserve">Client: </w:t>
-      </w:r>
-      <w:proofErr w:type="spellStart"/>
-      <w:r>
-        <w:rPr>
-          <w:rFonts w:ascii="Tenorite" w:hAnsi="Tenorite" w:cstheme="minorHAnsi"/>
-          <w:b/>
-          <w:sz w:val="18"/>
-          <w:szCs w:val="18"/>
-        </w:rPr>
-        <w:t>AT&amp;T,Dalls,TX</w:t>
+          <w:rFonts w:ascii="Tenorite" w:hAnsi="Tenorite" w:cstheme="minorHAnsi"/>
+          <w:b/>
+          <w:sz w:val="18"/>
+          <w:szCs w:val="18"/>
+        </w:rPr>
+        <w:t>AT&amp;</w:t>
+      </w:r>
+      <w:proofErr w:type="gramStart"/>
+      <w:r>
+        <w:rPr>
+          <w:rFonts w:ascii="Tenorite" w:hAnsi="Tenorite" w:cstheme="minorHAnsi"/>
+          <w:b/>
+          <w:sz w:val="18"/>
+          <w:szCs w:val="18"/>
+        </w:rPr>
+        <w:t>T,Dalls</w:t>
+      </w:r>
+      <w:proofErr w:type="gramEnd"/>
+      <w:r>
+        <w:rPr>
+          <w:rFonts w:ascii="Tenorite" w:hAnsi="Tenorite" w:cstheme="minorHAnsi"/>
+          <w:b/>
+          <w:sz w:val="18"/>
+          <w:szCs w:val="18"/>
+        </w:rPr>
+        <w:t>,TX</w:t>
       </w:r>
       <w:proofErr w:type="spellEnd"/>
       <w:r>
@@ -6196,30 +8235,64 @@
           <w:sz w:val="18"/>
           <w:szCs w:val="18"/>
         </w:rPr>
-        <w:t>Worked on cloud stack such as AWS &amp; its services such as EC2, S3, IAM, VPC, CFT, CloudWatch, Security Groups and on VMWARE stack.</w:t>
-      </w:r>
-    </w:p>
-    <w:p>
-      <w:pPr>
-        <w:pStyle w:val="ListParagraph"/>
-        <w:numPr>
-          <w:ilvl w:val="0"/>
-          <w:numId w:val="7"/>
-        </w:numPr>
-        <w:spacing w:line="276" w:lineRule="auto"/>
-        <w:rPr>
-          <w:rFonts w:ascii="Tenorite" w:hAnsi="Tenorite" w:cstheme="minorHAnsi"/>
-          <w:sz w:val="18"/>
-          <w:szCs w:val="18"/>
-        </w:rPr>
-      </w:pPr>
-      <w:r>
-        <w:rPr>
-          <w:rFonts w:ascii="Tenorite" w:hAnsi="Tenorite" w:cstheme="minorHAnsi"/>
-          <w:sz w:val="18"/>
-          <w:szCs w:val="18"/>
-        </w:rPr>
-        <w:t>Performed branching, tagging, and maintaining the version across the environments using Software Configuration Management (SCM) tools like GIT.</w:t>
+        <w:t xml:space="preserve">Worked on cloud stack such as </w:t>
+      </w:r>
+      <w:r>
+        <w:rPr>
+          <w:rFonts w:ascii="Tenorite" w:hAnsi="Tenorite" w:cstheme="minorHAnsi"/>
+          <w:sz w:val="18"/>
+          <w:szCs w:val="18"/>
+        </w:rPr>
+        <w:t>GCP</w:t>
+      </w:r>
+      <w:r>
+        <w:rPr>
+          <w:rFonts w:ascii="Tenorite" w:hAnsi="Tenorite" w:cstheme="minorHAnsi"/>
+          <w:sz w:val="18"/>
+          <w:szCs w:val="18"/>
+        </w:rPr>
+        <w:t xml:space="preserve"> &amp; its services such as EC2, S3, IAM, VPC, CFT, CloudWatch, Security Groups and on VMWARE stack.</w:t>
+      </w:r>
+    </w:p>
+    <w:p>
+      <w:pPr>
+        <w:pStyle w:val="ListParagraph"/>
+        <w:numPr>
+          <w:ilvl w:val="0"/>
+          <w:numId w:val="7"/>
+        </w:numPr>
+        <w:spacing w:line="276" w:lineRule="auto"/>
+        <w:rPr>
+          <w:rFonts w:ascii="Tenorite" w:hAnsi="Tenorite" w:cstheme="minorHAnsi"/>
+          <w:sz w:val="18"/>
+          <w:szCs w:val="18"/>
+        </w:rPr>
+      </w:pPr>
+      <w:r>
+        <w:rPr>
+          <w:rFonts w:ascii="Tenorite" w:hAnsi="Tenorite" w:cstheme="minorHAnsi"/>
+          <w:sz w:val="18"/>
+          <w:szCs w:val="18"/>
+        </w:rPr>
+        <w:t xml:space="preserve">Performed branching, tagging, and maintaining the version across the </w:t>
+      </w:r>
+      <w:proofErr w:type="gramStart"/>
+      <w:r>
+        <w:rPr>
+          <w:rFonts w:ascii="Tenorite" w:hAnsi="Tenorite" w:cstheme="minorHAnsi"/>
+          <w:sz w:val="18"/>
+          <w:szCs w:val="18"/>
+        </w:rPr>
+        <w:t>environments</w:t>
+      </w:r>
+      <w:proofErr w:type="gramEnd"/>
+      <w:r>
+        <w:rPr>
+          <w:rFonts w:ascii="Tenorite" w:hAnsi="Tenorite" w:cstheme="minorHAnsi"/>
+          <w:sz w:val="18"/>
+          <w:szCs w:val="18"/>
+        </w:rPr>
+        <w:t xml:space="preserve"> using Software Configuration Management (SCM) tools like GIT.</w:t>
       </w:r>
     </w:p>
     <w:p>
@@ -6306,30 +8379,64 @@
           <w:sz w:val="18"/>
           <w:szCs w:val="18"/>
         </w:rPr>
-        <w:t xml:space="preserve">Worked with the AWS S3 services in creating the buckets and configuring </w:t>
-      </w:r>
-    </w:p>
-    <w:p>
-      <w:pPr>
-        <w:pStyle w:val="ListParagraph"/>
-        <w:numPr>
-          <w:ilvl w:val="0"/>
-          <w:numId w:val="7"/>
-        </w:numPr>
-        <w:spacing w:line="276" w:lineRule="auto"/>
-        <w:rPr>
-          <w:rFonts w:ascii="Tenorite" w:hAnsi="Tenorite" w:cstheme="minorHAnsi"/>
-          <w:sz w:val="18"/>
-          <w:szCs w:val="18"/>
-        </w:rPr>
-      </w:pPr>
-      <w:r>
-        <w:rPr>
-          <w:rFonts w:ascii="Tenorite" w:hAnsi="Tenorite" w:cstheme="minorHAnsi"/>
-          <w:sz w:val="18"/>
-          <w:szCs w:val="18"/>
-        </w:rPr>
-        <w:t>Worked on to setup for the various Jenkins CICD pipeline configurations for all the micro services.</w:t>
+        <w:t xml:space="preserve">Worked with the </w:t>
+      </w:r>
+      <w:r>
+        <w:rPr>
+          <w:rFonts w:ascii="Tenorite" w:hAnsi="Tenorite" w:cstheme="minorHAnsi"/>
+          <w:sz w:val="18"/>
+          <w:szCs w:val="18"/>
+        </w:rPr>
+        <w:t>GCP</w:t>
+      </w:r>
+      <w:r>
+        <w:rPr>
+          <w:rFonts w:ascii="Tenorite" w:hAnsi="Tenorite" w:cstheme="minorHAnsi"/>
+          <w:sz w:val="18"/>
+          <w:szCs w:val="18"/>
+        </w:rPr>
+        <w:t xml:space="preserve"> S3 services in creating the buckets and configuring </w:t>
+      </w:r>
+    </w:p>
+    <w:p>
+      <w:pPr>
+        <w:pStyle w:val="ListParagraph"/>
+        <w:numPr>
+          <w:ilvl w:val="0"/>
+          <w:numId w:val="7"/>
+        </w:numPr>
+        <w:spacing w:line="276" w:lineRule="auto"/>
+        <w:rPr>
+          <w:rFonts w:ascii="Tenorite" w:hAnsi="Tenorite" w:cstheme="minorHAnsi"/>
+          <w:sz w:val="18"/>
+          <w:szCs w:val="18"/>
+        </w:rPr>
+      </w:pPr>
+      <w:r>
+        <w:rPr>
+          <w:rFonts w:ascii="Tenorite" w:hAnsi="Tenorite" w:cstheme="minorHAnsi"/>
+          <w:sz w:val="18"/>
+          <w:szCs w:val="18"/>
+        </w:rPr>
+        <w:t xml:space="preserve">Worked </w:t>
+      </w:r>
+      <w:proofErr w:type="gramStart"/>
+      <w:r>
+        <w:rPr>
+          <w:rFonts w:ascii="Tenorite" w:hAnsi="Tenorite" w:cstheme="minorHAnsi"/>
+          <w:sz w:val="18"/>
+          <w:szCs w:val="18"/>
+        </w:rPr>
+        <w:t>on to setup for</w:t>
+      </w:r>
+      <w:proofErr w:type="gramEnd"/>
+      <w:r>
+        <w:rPr>
+          <w:rFonts w:ascii="Tenorite" w:hAnsi="Tenorite" w:cstheme="minorHAnsi"/>
+          <w:sz w:val="18"/>
+          <w:szCs w:val="18"/>
+        </w:rPr>
+        <w:t xml:space="preserve"> the various Jenkins CICD pipeline configurations for all the micro services.</w:t>
       </w:r>
       <w:bookmarkStart w:id="4" w:name="_Hlk13310904"/>
     </w:p>
@@ -6353,7 +8460,25 @@
           <w:sz w:val="18"/>
           <w:szCs w:val="18"/>
         </w:rPr>
-        <w:t>Integrated Maven with GIT to manage and deploying project related tags and managed Nexus Maven repositories to download the artifacts during the build.</w:t>
+        <w:t xml:space="preserve">Integrated Maven with GIT to manage and </w:t>
+      </w:r>
+      <w:proofErr w:type="gramStart"/>
+      <w:r>
+        <w:rPr>
+          <w:rFonts w:ascii="Tenorite" w:hAnsi="Tenorite" w:cstheme="minorHAnsi"/>
+          <w:sz w:val="18"/>
+          <w:szCs w:val="18"/>
+        </w:rPr>
+        <w:t>deploying</w:t>
+      </w:r>
+      <w:proofErr w:type="gramEnd"/>
+      <w:r>
+        <w:rPr>
+          <w:rFonts w:ascii="Tenorite" w:hAnsi="Tenorite" w:cstheme="minorHAnsi"/>
+          <w:sz w:val="18"/>
+          <w:szCs w:val="18"/>
+        </w:rPr>
+        <w:t xml:space="preserve"> project related tags and managed Nexus Maven repositories to download the artifacts during the build.</w:t>
       </w:r>
     </w:p>
     <w:p>
@@ -6515,6 +8640,7 @@
           <w:sz w:val="18"/>
           <w:szCs w:val="18"/>
         </w:rPr>
+        <w:lastRenderedPageBreak/>
         <w:t>Automated build and deployment using Jenkins to reduce human error and speed up production processes</w:t>
       </w:r>
     </w:p>
@@ -6568,7 +8694,25 @@
           <w:sz w:val="18"/>
           <w:szCs w:val="18"/>
         </w:rPr>
-        <w:t>: Linux, Bash, Python, AWS, Git, Jira, Jenkins, Maven.</w:t>
+        <w:t xml:space="preserve">: Linux, Bash, Python, </w:t>
+      </w:r>
+      <w:r>
+        <w:rPr>
+          <w:rFonts w:ascii="Tenorite" w:hAnsi="Tenorite" w:cstheme="minorHAnsi"/>
+          <w:color w:val="000000" w:themeColor="text1"/>
+          <w:sz w:val="18"/>
+          <w:szCs w:val="18"/>
+        </w:rPr>
+        <w:t>GCP</w:t>
+      </w:r>
+      <w:r>
+        <w:rPr>
+          <w:rFonts w:ascii="Tenorite" w:hAnsi="Tenorite" w:cstheme="minorHAnsi"/>
+          <w:color w:val="000000" w:themeColor="text1"/>
+          <w:sz w:val="18"/>
+          <w:szCs w:val="18"/>
+        </w:rPr>
+        <w:t>, Git, Jira, Jenkins, Maven.</w:t>
       </w:r>
     </w:p>
     <w:p>
@@ -7317,6 +9461,155 @@
 <file path=word/numbering.xml><?xml version="1.0" encoding="utf-8"?>
 <w:numbering xmlns:wpc="http://schemas.microsoft.com/office/word/2010/wordprocessingCanvas" xmlns:cx="http://schemas.microsoft.com/office/drawing/2014/chartex" xmlns:cx1="http://schemas.microsoft.com/office/drawing/2015/9/8/chartex" xmlns:cx2="http://schemas.microsoft.com/office/drawing/2015/10/21/chartex" xmlns:cx3="http://schemas.microsoft.com/office/drawing/2016/5/9/chartex" xmlns:cx4="http://schemas.microsoft.com/office/drawing/2016/5/10/chartex" xmlns:cx5="http://schemas.microsoft.com/office/drawing/2016/5/11/chartex" xmlns:cx6="http://schemas.microsoft.com/office/drawing/2016/5/12/chartex" xmlns:cx7="http://schemas.microsoft.com/office/drawing/2016/5/13/chartex" xmlns:cx8="http://schemas.microsoft.com/office/drawing/2016/5/14/chartex" xmlns:mc="http://schemas.openxmlformats.org/markup-compatibility/2006" xmlns:aink="http://schemas.microsoft.com/office/drawing/2016/ink" xmlns:am3d="http://schemas.microsoft.com/office/drawing/2017/model3d" xmlns:o="urn:schemas-microsoft-com:office:office" xmlns:oel="http://schemas.microsoft.com/office/2019/extlst" xmlns:r="http://schemas.openxmlformats.org/officeDocument/2006/relationships" xmlns:m="http://schemas.openxmlformats.org/officeDocument/2006/math" xmlns:v="urn:schemas-microsoft-com:vml" xmlns:wp14="http://schemas.microsoft.com/office/word/2010/wordprocessingDrawing" xmlns:wp="http://schemas.openxmlformats.org/drawingml/2006/wordprocessingDrawing" xmlns:w10="urn:schemas-microsoft-com:office:word" xmlns:w="http://schemas.openxmlformats.org/wordprocessingml/2006/main" xmlns:w14="http://schemas.microsoft.com/office/word/2010/wordml" xmlns:w15="http://schemas.microsoft.com/office/word/2012/wordml" xmlns:w16cex="http://schemas.microsoft.com/office/word/2018/wordml/cex" xmlns:w16cid="http://schemas.microsoft.com/office/word/2016/wordml/cid" xmlns:w16="http://schemas.microsoft.com/office/word/2018/wordml" xmlns:w16du="http://schemas.microsoft.com/office/word/2023/wordml/word16du" xmlns:w16sdtdh="http://schemas.microsoft.com/office/word/2020/wordml/sdtdatahash" xmlns:w16sdtfl="http://schemas.microsoft.com/office/word/2024/wordml/sdtformatlock" xmlns:w16se="http://schemas.microsoft.com/office/word/2015/wordml/symex" xmlns:wpg="http://schemas.microsoft.com/office/word/2010/wordprocessingGroup" xmlns:wpi="http://schemas.microsoft.com/office/word/2010/wordprocessingInk" xmlns:wne="http://schemas.microsoft.com/office/word/2006/wordml" xmlns:wps="http://schemas.microsoft.com/office/word/2010/wordprocessingShape" mc:Ignorable="w14 w15 w16se w16cid w16 w16cex w16sdtdh w16sdtfl w16du wp14">
   <w:abstractNum w:abstractNumId="0" w15:restartNumberingAfterBreak="0">
+    <w:nsid w:val="09E42366"/>
+    <w:multiLevelType w:val="multilevel"/>
+    <w:tmpl w:val="7C6847F8"/>
+    <w:lvl w:ilvl="0">
+      <w:start w:val="1"/>
+      <w:numFmt w:val="bullet"/>
+      <w:lvlText w:val=""/>
+      <w:lvlJc w:val="left"/>
+      <w:pPr>
+        <w:tabs>
+          <w:tab w:val="num" w:pos="720"/>
+        </w:tabs>
+        <w:ind w:left="720" w:hanging="360"/>
+      </w:pPr>
+      <w:rPr>
+        <w:rFonts w:ascii="Symbol" w:hAnsi="Symbol" w:hint="default"/>
+        <w:sz w:val="20"/>
+      </w:rPr>
+    </w:lvl>
+    <w:lvl w:ilvl="1" w:tentative="1">
+      <w:start w:val="1"/>
+      <w:numFmt w:val="bullet"/>
+      <w:lvlText w:val="o"/>
+      <w:lvlJc w:val="left"/>
+      <w:pPr>
+        <w:tabs>
+          <w:tab w:val="num" w:pos="1440"/>
+        </w:tabs>
+        <w:ind w:left="1440" w:hanging="360"/>
+      </w:pPr>
+      <w:rPr>
+        <w:rFonts w:ascii="Courier New" w:hAnsi="Courier New" w:hint="default"/>
+        <w:sz w:val="20"/>
+      </w:rPr>
+    </w:lvl>
+    <w:lvl w:ilvl="2" w:tentative="1">
+      <w:start w:val="1"/>
+      <w:numFmt w:val="bullet"/>
+      <w:lvlText w:val=""/>
+      <w:lvlJc w:val="left"/>
+      <w:pPr>
+        <w:tabs>
+          <w:tab w:val="num" w:pos="2160"/>
+        </w:tabs>
+        <w:ind w:left="2160" w:hanging="360"/>
+      </w:pPr>
+      <w:rPr>
+        <w:rFonts w:ascii="Wingdings" w:hAnsi="Wingdings" w:hint="default"/>
+        <w:sz w:val="20"/>
+      </w:rPr>
+    </w:lvl>
+    <w:lvl w:ilvl="3" w:tentative="1">
+      <w:start w:val="1"/>
+      <w:numFmt w:val="bullet"/>
+      <w:lvlText w:val=""/>
+      <w:lvlJc w:val="left"/>
+      <w:pPr>
+        <w:tabs>
+          <w:tab w:val="num" w:pos="2880"/>
+        </w:tabs>
+        <w:ind w:left="2880" w:hanging="360"/>
+      </w:pPr>
+      <w:rPr>
+        <w:rFonts w:ascii="Wingdings" w:hAnsi="Wingdings" w:hint="default"/>
+        <w:sz w:val="20"/>
+      </w:rPr>
+    </w:lvl>
+    <w:lvl w:ilvl="4" w:tentative="1">
+      <w:start w:val="1"/>
+      <w:numFmt w:val="bullet"/>
+      <w:lvlText w:val=""/>
+      <w:lvlJc w:val="left"/>
+      <w:pPr>
+        <w:tabs>
+          <w:tab w:val="num" w:pos="3600"/>
+        </w:tabs>
+        <w:ind w:left="3600" w:hanging="360"/>
+      </w:pPr>
+      <w:rPr>
+        <w:rFonts w:ascii="Wingdings" w:hAnsi="Wingdings" w:hint="default"/>
+        <w:sz w:val="20"/>
+      </w:rPr>
+    </w:lvl>
+    <w:lvl w:ilvl="5" w:tentative="1">
+      <w:start w:val="1"/>
+      <w:numFmt w:val="bullet"/>
+      <w:lvlText w:val=""/>
+      <w:lvlJc w:val="left"/>
+      <w:pPr>
+        <w:tabs>
+          <w:tab w:val="num" w:pos="4320"/>
+        </w:tabs>
+        <w:ind w:left="4320" w:hanging="360"/>
+      </w:pPr>
+      <w:rPr>
+        <w:rFonts w:ascii="Wingdings" w:hAnsi="Wingdings" w:hint="default"/>
+        <w:sz w:val="20"/>
+      </w:rPr>
+    </w:lvl>
+    <w:lvl w:ilvl="6" w:tentative="1">
+      <w:start w:val="1"/>
+      <w:numFmt w:val="bullet"/>
+      <w:lvlText w:val=""/>
+      <w:lvlJc w:val="left"/>
+      <w:pPr>
+        <w:tabs>
+          <w:tab w:val="num" w:pos="5040"/>
+        </w:tabs>
+        <w:ind w:left="5040" w:hanging="360"/>
+      </w:pPr>
+      <w:rPr>
+        <w:rFonts w:ascii="Wingdings" w:hAnsi="Wingdings" w:hint="default"/>
+        <w:sz w:val="20"/>
+      </w:rPr>
+    </w:lvl>
+    <w:lvl w:ilvl="7" w:tentative="1">
+      <w:start w:val="1"/>
+      <w:numFmt w:val="bullet"/>
+      <w:lvlText w:val=""/>
+      <w:lvlJc w:val="left"/>
+      <w:pPr>
+        <w:tabs>
+          <w:tab w:val="num" w:pos="5760"/>
+        </w:tabs>
+        <w:ind w:left="5760" w:hanging="360"/>
+      </w:pPr>
+      <w:rPr>
+        <w:rFonts w:ascii="Wingdings" w:hAnsi="Wingdings" w:hint="default"/>
+        <w:sz w:val="20"/>
+      </w:rPr>
+    </w:lvl>
+    <w:lvl w:ilvl="8" w:tentative="1">
+      <w:start w:val="1"/>
+      <w:numFmt w:val="bullet"/>
+      <w:lvlText w:val=""/>
+      <w:lvlJc w:val="left"/>
+      <w:pPr>
+        <w:tabs>
+          <w:tab w:val="num" w:pos="6480"/>
+        </w:tabs>
+        <w:ind w:left="6480" w:hanging="360"/>
+      </w:pPr>
+      <w:rPr>
+        <w:rFonts w:ascii="Wingdings" w:hAnsi="Wingdings" w:hint="default"/>
+        <w:sz w:val="20"/>
+      </w:rPr>
+    </w:lvl>
+  </w:abstractNum>
+  <w:abstractNum w:abstractNumId="1" w15:restartNumberingAfterBreak="0">
     <w:nsid w:val="158C453C"/>
     <w:multiLevelType w:val="hybridMultilevel"/>
     <w:tmpl w:val="BDB0959E"/>
@@ -7429,7 +9722,7 @@
       </w:rPr>
     </w:lvl>
   </w:abstractNum>
-  <w:abstractNum w:abstractNumId="1" w15:restartNumberingAfterBreak="0">
+  <w:abstractNum w:abstractNumId="2" w15:restartNumberingAfterBreak="0">
     <w:nsid w:val="1F2F1273"/>
     <w:multiLevelType w:val="hybridMultilevel"/>
     <w:tmpl w:val="D84C6BC6"/>
@@ -7542,7 +9835,7 @@
       </w:rPr>
     </w:lvl>
   </w:abstractNum>
-  <w:abstractNum w:abstractNumId="2" w15:restartNumberingAfterBreak="0">
+  <w:abstractNum w:abstractNumId="3" w15:restartNumberingAfterBreak="0">
     <w:nsid w:val="20BB698D"/>
     <w:multiLevelType w:val="hybridMultilevel"/>
     <w:tmpl w:val="279A920E"/>
@@ -7655,7 +9948,7 @@
       </w:rPr>
     </w:lvl>
   </w:abstractNum>
-  <w:abstractNum w:abstractNumId="3" w15:restartNumberingAfterBreak="0">
+  <w:abstractNum w:abstractNumId="4" w15:restartNumberingAfterBreak="0">
     <w:nsid w:val="310138A3"/>
     <w:multiLevelType w:val="hybridMultilevel"/>
     <w:tmpl w:val="079E802C"/>
@@ -7768,7 +10061,7 @@
       </w:rPr>
     </w:lvl>
   </w:abstractNum>
-  <w:abstractNum w:abstractNumId="4" w15:restartNumberingAfterBreak="0">
+  <w:abstractNum w:abstractNumId="5" w15:restartNumberingAfterBreak="0">
     <w:nsid w:val="469D3EBB"/>
     <w:multiLevelType w:val="hybridMultilevel"/>
     <w:tmpl w:val="8DBC0088"/>
@@ -7881,7 +10174,7 @@
       </w:rPr>
     </w:lvl>
   </w:abstractNum>
-  <w:abstractNum w:abstractNumId="5" w15:restartNumberingAfterBreak="0">
+  <w:abstractNum w:abstractNumId="6" w15:restartNumberingAfterBreak="0">
     <w:nsid w:val="5DF13ED3"/>
     <w:multiLevelType w:val="hybridMultilevel"/>
     <w:tmpl w:val="E73EFBA4"/>
@@ -7994,7 +10287,7 @@
       </w:rPr>
     </w:lvl>
   </w:abstractNum>
-  <w:abstractNum w:abstractNumId="6" w15:restartNumberingAfterBreak="0">
+  <w:abstractNum w:abstractNumId="7" w15:restartNumberingAfterBreak="0">
     <w:nsid w:val="604C04AD"/>
     <w:multiLevelType w:val="hybridMultilevel"/>
     <w:tmpl w:val="2B60802C"/>
@@ -8107,7 +10400,7 @@
       </w:rPr>
     </w:lvl>
   </w:abstractNum>
-  <w:abstractNum w:abstractNumId="7" w15:restartNumberingAfterBreak="0">
+  <w:abstractNum w:abstractNumId="8" w15:restartNumberingAfterBreak="0">
     <w:nsid w:val="6259294D"/>
     <w:multiLevelType w:val="hybridMultilevel"/>
     <w:tmpl w:val="51186930"/>
@@ -8221,27 +10514,30 @@
     </w:lvl>
   </w:abstractNum>
   <w:num w:numId="1" w16cid:durableId="1264000468">
+    <w:abstractNumId w:val="4"/>
+  </w:num>
+  <w:num w:numId="2" w16cid:durableId="861750739">
+    <w:abstractNumId w:val="6"/>
+  </w:num>
+  <w:num w:numId="3" w16cid:durableId="454755639">
+    <w:abstractNumId w:val="2"/>
+  </w:num>
+  <w:num w:numId="4" w16cid:durableId="1045956502">
     <w:abstractNumId w:val="3"/>
   </w:num>
-  <w:num w:numId="2" w16cid:durableId="861750739">
+  <w:num w:numId="5" w16cid:durableId="1883665332">
     <w:abstractNumId w:val="5"/>
   </w:num>
-  <w:num w:numId="3" w16cid:durableId="454755639">
+  <w:num w:numId="6" w16cid:durableId="847058009">
+    <w:abstractNumId w:val="8"/>
+  </w:num>
+  <w:num w:numId="7" w16cid:durableId="86196790">
+    <w:abstractNumId w:val="7"/>
+  </w:num>
+  <w:num w:numId="8" w16cid:durableId="1008604675">
     <w:abstractNumId w:val="1"/>
   </w:num>
-  <w:num w:numId="4" w16cid:durableId="1045956502">
-    <w:abstractNumId w:val="2"/>
-  </w:num>
-  <w:num w:numId="5" w16cid:durableId="1883665332">
-    <w:abstractNumId w:val="4"/>
-  </w:num>
-  <w:num w:numId="6" w16cid:durableId="847058009">
-    <w:abstractNumId w:val="7"/>
-  </w:num>
-  <w:num w:numId="7" w16cid:durableId="86196790">
-    <w:abstractNumId w:val="6"/>
-  </w:num>
-  <w:num w:numId="8" w16cid:durableId="1008604675">
+  <w:num w:numId="9" w16cid:durableId="1101414327">
     <w:abstractNumId w:val="0"/>
   </w:num>
 </w:numbering>
@@ -8857,7 +11153,6 @@
   <w:style w:type="character" w:default="1" w:styleId="DefaultParagraphFont">
     <w:name w:val="Default Paragraph Font"/>
     <w:uiPriority w:val="1"/>
-    <w:semiHidden/>
     <w:unhideWhenUsed/>
   </w:style>
   <w:style w:type="table" w:default="1" w:styleId="TableNormal">
@@ -9344,6 +11639,30 @@
       <w:shd w:val="clear" w:color="auto" w:fill="E1DFDD"/>
     </w:rPr>
   </w:style>
+  <w:style w:type="paragraph" w:styleId="NormalWeb">
+    <w:name w:val="Normal (Web)"/>
+    <w:basedOn w:val="Normal"/>
+    <w:uiPriority w:val="99"/>
+    <w:unhideWhenUsed/>
+    <w:rsid w:val="00A55FD9"/>
+    <w:pPr>
+      <w:spacing w:before="100" w:beforeAutospacing="1" w:after="100" w:afterAutospacing="1"/>
+    </w:pPr>
+    <w:rPr>
+      <w:rFonts w:eastAsia="Times New Roman"/>
+    </w:rPr>
+  </w:style>
+  <w:style w:type="character" w:styleId="Strong">
+    <w:name w:val="Strong"/>
+    <w:basedOn w:val="DefaultParagraphFont"/>
+    <w:uiPriority w:val="22"/>
+    <w:qFormat/>
+    <w:rsid w:val="00A55FD9"/>
+    <w:rPr>
+      <w:b/>
+      <w:bCs/>
+    </w:rPr>
+  </w:style>
 </w:styles>
 </file>
 
